--- a/Command_Desk_Rubrics_and_Guardrails.docx
+++ b/Command_Desk_Rubrics_and_Guardrails.docx
@@ -1789,7 +1789,549 @@
           <w:sz w:val="32"/>
           <w:szCs w:val="32"/>
         </w:rPr>
-        <w:t xml:space="preserve">Part Two — The Models</w:t>
+        <w:t xml:space="preserve">Part Two — The Map</w:t>
+      </w:r>
+    </w:p>
+    <w:p>
+      <w:pPr>
+        <w:spacing w:after="200" w:before="0"/>
+      </w:pPr>
+      <w:r>
+        <w:rPr>
+          <w:color w:val="5C6670"/>
+          <w:sz w:val="21"/>
+          <w:szCs w:val="21"/>
+        </w:rPr>
+        <w:t xml:space="preserve">How a request moves through the system, and who is connected to whom.</w:t>
+      </w:r>
+    </w:p>
+    <w:p>
+      <w:pPr>
+        <w:pStyle w:val="Heading2"/>
+        <w:spacing w:after="120" w:before="300"/>
+      </w:pPr>
+      <w:r>
+        <w:rPr>
+          <w:b/>
+          <w:bCs/>
+          <w:color w:val="1A1D21"/>
+          <w:sz w:val="26"/>
+          <w:szCs w:val="26"/>
+        </w:rPr>
+        <w:t xml:space="preserve">The chain</w:t>
+      </w:r>
+    </w:p>
+    <w:p>
+      <w:pPr>
+        <w:spacing w:after="140"/>
+      </w:pPr>
+      <w:r>
+        <w:drawing>
+          <wp:inline distT="0" distB="0" distL="0" distR="0">
+            <wp:extent cx="6000750" cy="6772275"/>
+            <wp:effectExtent t="0" r="0" b="0" l="0"/>
+            <wp:docPr id="1" name="" descr="" title=""/>
+            <wp:cNvGraphicFramePr>
+              <a:graphicFrameLocks xmlns:a="http://schemas.openxmlformats.org/drawingml/2006/main" noChangeAspect="1"/>
+            </wp:cNvGraphicFramePr>
+            <a:graphic xmlns:a="http://schemas.openxmlformats.org/drawingml/2006/main">
+              <a:graphicData uri="http://schemas.openxmlformats.org/drawingml/2006/picture">
+                <pic:pic xmlns:pic="http://schemas.openxmlformats.org/drawingml/2006/picture">
+                  <pic:nvPicPr>
+                    <pic:cNvPr id="0" name="" descr=""/>
+                    <pic:cNvPicPr>
+                      <a:picLocks noChangeAspect="1" noChangeArrowheads="1"/>
+                    </pic:cNvPicPr>
+                  </pic:nvPicPr>
+                  <pic:blipFill>
+                    <a:blip r:embed="rId7" cstate="none"/>
+                    <a:srcRect/>
+                    <a:stretch>
+                      <a:fillRect/>
+                    </a:stretch>
+                  </pic:blipFill>
+                  <pic:spPr bwMode="auto">
+                    <a:xfrm>
+                      <a:off x="0" y="0"/>
+                      <a:ext cx="6000750" cy="6772275"/>
+                    </a:xfrm>
+                    <a:prstGeom prst="rect">
+                      <a:avLst/>
+                    </a:prstGeom>
+                  </pic:spPr>
+                </pic:pic>
+              </a:graphicData>
+            </a:graphic>
+          </wp:inline>
+        </w:drawing>
+      </w:r>
+    </w:p>
+    <w:p>
+      <w:pPr>
+        <w:spacing w:after="200" w:before="0"/>
+      </w:pPr>
+      <w:r>
+        <w:rPr>
+          <w:color w:val="5C6670"/>
+          <w:sz w:val="19"/>
+          <w:szCs w:val="19"/>
+        </w:rPr>
+        <w:t xml:space="preserve">Task goes down, result comes up, and every loop ends at Hub. There is no sideways link between workers.</w:t>
+      </w:r>
+    </w:p>
+    <w:p>
+      <w:r>
+        <w:br w:type="page"/>
+      </w:r>
+    </w:p>
+    <w:p>
+      <w:pPr>
+        <w:pStyle w:val="Heading2"/>
+        <w:spacing w:after="120" w:before="300"/>
+      </w:pPr>
+      <w:r>
+        <w:rPr>
+          <w:b/>
+          <w:bCs/>
+          <w:color w:val="1A1D21"/>
+          <w:sz w:val="26"/>
+          <w:szCs w:val="26"/>
+        </w:rPr>
+        <w:t xml:space="preserve">Who can see whom</w:t>
+      </w:r>
+    </w:p>
+    <w:p>
+      <w:pPr>
+        <w:spacing w:after="140"/>
+      </w:pPr>
+      <w:r>
+        <w:drawing>
+          <wp:inline distT="0" distB="0" distL="0" distR="0">
+            <wp:extent cx="6000750" cy="3209925"/>
+            <wp:effectExtent t="0" r="0" b="0" l="0"/>
+            <wp:docPr id="1" name="" descr="" title=""/>
+            <wp:cNvGraphicFramePr>
+              <a:graphicFrameLocks xmlns:a="http://schemas.openxmlformats.org/drawingml/2006/main" noChangeAspect="1"/>
+            </wp:cNvGraphicFramePr>
+            <a:graphic xmlns:a="http://schemas.openxmlformats.org/drawingml/2006/main">
+              <a:graphicData uri="http://schemas.openxmlformats.org/drawingml/2006/picture">
+                <pic:pic xmlns:pic="http://schemas.openxmlformats.org/drawingml/2006/picture">
+                  <pic:nvPicPr>
+                    <pic:cNvPr id="0" name="" descr=""/>
+                    <pic:cNvPicPr>
+                      <a:picLocks noChangeAspect="1" noChangeArrowheads="1"/>
+                    </pic:cNvPicPr>
+                  </pic:nvPicPr>
+                  <pic:blipFill>
+                    <a:blip r:embed="rId8" cstate="none"/>
+                    <a:srcRect/>
+                    <a:stretch>
+                      <a:fillRect/>
+                    </a:stretch>
+                  </pic:blipFill>
+                  <pic:spPr bwMode="auto">
+                    <a:xfrm>
+                      <a:off x="0" y="0"/>
+                      <a:ext cx="6000750" cy="3209925"/>
+                    </a:xfrm>
+                    <a:prstGeom prst="rect">
+                      <a:avLst/>
+                    </a:prstGeom>
+                  </pic:spPr>
+                </pic:pic>
+              </a:graphicData>
+            </a:graphic>
+          </wp:inline>
+        </w:drawing>
+      </w:r>
+    </w:p>
+    <w:p>
+      <w:pPr>
+        <w:spacing w:after="200" w:before="0"/>
+      </w:pPr>
+      <w:r>
+        <w:rPr>
+          <w:color w:val="5C6670"/>
+          <w:sz w:val="19"/>
+          <w:szCs w:val="19"/>
+        </w:rPr>
+        <w:t xml:space="preserve">Four separate memory pools. Each wall is a branch in the orchestrator, not an instruction in a prompt — which is why they hold.</w:t>
+      </w:r>
+    </w:p>
+    <w:p>
+      <w:pPr>
+        <w:pStyle w:val="Heading2"/>
+        <w:spacing w:after="120" w:before="300"/>
+      </w:pPr>
+      <w:r>
+        <w:rPr>
+          <w:b/>
+          <w:bCs/>
+          <w:color w:val="1A1D21"/>
+          <w:sz w:val="26"/>
+          <w:szCs w:val="26"/>
+        </w:rPr>
+        <w:t xml:space="preserve">Reading the map</w:t>
+      </w:r>
+    </w:p>
+    <w:tbl>
+      <w:tblPr>
+        <w:tblW w:type="dxa" w:w="9000"/>
+        <w:tblBorders>
+          <w:top w:val="single" w:color="C8CDD4" w:sz="4"/>
+          <w:left w:val="none"/>
+          <w:bottom w:val="single" w:color="C8CDD4" w:sz="4"/>
+          <w:right w:val="none"/>
+          <w:insideH w:val="single" w:color="DCE0E6" w:sz="2"/>
+          <w:insideV w:val="none"/>
+        </w:tblBorders>
+      </w:tblPr>
+      <w:tblGrid>
+        <w:gridCol w:w="2200"/>
+        <w:gridCol w:w="6800"/>
+      </w:tblGrid>
+      <w:tr>
+        <w:trPr>
+          <w:tblHeader/>
+        </w:trPr>
+        <w:tc>
+          <w:tcPr>
+            <w:tcW w:type="dxa" w:w="2200"/>
+            <w:shd w:fill="EDEFF2" w:color="auto" w:val="clear"/>
+            <w:tcMar>
+              <w:top w:type="dxa" w:w="90"/>
+              <w:left w:type="dxa" w:w="120"/>
+              <w:bottom w:type="dxa" w:w="90"/>
+              <w:right w:type="dxa" w:w="120"/>
+            </w:tcMar>
+          </w:tcPr>
+          <w:p>
+            <w:pPr>
+              <w:spacing w:after="0"/>
+            </w:pPr>
+            <w:r>
+              <w:rPr>
+                <w:b/>
+                <w:bCs/>
+                <w:color w:val="5C6670"/>
+                <w:sz w:val="17"/>
+                <w:szCs w:val="17"/>
+              </w:rPr>
+              <w:t xml:space="preserve">On the map</w:t>
+            </w:r>
+          </w:p>
+        </w:tc>
+        <w:tc>
+          <w:tcPr>
+            <w:tcW w:type="dxa" w:w="6800"/>
+            <w:shd w:fill="EDEFF2" w:color="auto" w:val="clear"/>
+            <w:tcMar>
+              <w:top w:type="dxa" w:w="90"/>
+              <w:left w:type="dxa" w:w="120"/>
+              <w:bottom w:type="dxa" w:w="90"/>
+              <w:right w:type="dxa" w:w="120"/>
+            </w:tcMar>
+          </w:tcPr>
+          <w:p>
+            <w:pPr>
+              <w:spacing w:after="0"/>
+            </w:pPr>
+            <w:r>
+              <w:rPr>
+                <w:b/>
+                <w:bCs/>
+                <w:color w:val="5C6670"/>
+                <w:sz w:val="17"/>
+                <w:szCs w:val="17"/>
+              </w:rPr>
+              <w:t xml:space="preserve">What it means</w:t>
+            </w:r>
+          </w:p>
+        </w:tc>
+      </w:tr>
+      <w:tr>
+        <w:tc>
+          <w:tcPr>
+            <w:tcW w:type="dxa" w:w="2200"/>
+            <w:tcMar>
+              <w:top w:type="dxa" w:w="90"/>
+              <w:left w:type="dxa" w:w="120"/>
+              <w:bottom w:type="dxa" w:w="90"/>
+              <w:right w:type="dxa" w:w="120"/>
+            </w:tcMar>
+          </w:tcPr>
+          <w:p>
+            <w:pPr>
+              <w:spacing w:after="0"/>
+            </w:pPr>
+            <w:r>
+              <w:rPr>
+                <w:color w:val="1A1D21"/>
+                <w:sz w:val="20"/>
+                <w:szCs w:val="20"/>
+              </w:rPr>
+              <w:t xml:space="preserve">Solid arrow</w:t>
+            </w:r>
+          </w:p>
+        </w:tc>
+        <w:tc>
+          <w:tcPr>
+            <w:tcW w:type="dxa" w:w="6800"/>
+            <w:tcMar>
+              <w:top w:type="dxa" w:w="90"/>
+              <w:left w:type="dxa" w:w="120"/>
+              <w:bottom w:type="dxa" w:w="90"/>
+              <w:right w:type="dxa" w:w="120"/>
+            </w:tcMar>
+          </w:tcPr>
+          <w:p>
+            <w:pPr>
+              <w:spacing w:after="0"/>
+            </w:pPr>
+            <w:r>
+              <w:rPr>
+                <w:color w:val="1A1D21"/>
+                <w:sz w:val="20"/>
+                <w:szCs w:val="20"/>
+              </w:rPr>
+              <w:t xml:space="preserve">Task passed down, result returned up. The only path work travels.</w:t>
+            </w:r>
+          </w:p>
+        </w:tc>
+      </w:tr>
+      <w:tr>
+        <w:tc>
+          <w:tcPr>
+            <w:tcW w:type="dxa" w:w="2200"/>
+            <w:tcMar>
+              <w:top w:type="dxa" w:w="90"/>
+              <w:left w:type="dxa" w:w="120"/>
+              <w:bottom w:type="dxa" w:w="90"/>
+              <w:right w:type="dxa" w:w="120"/>
+            </w:tcMar>
+          </w:tcPr>
+          <w:p>
+            <w:pPr>
+              <w:spacing w:after="0"/>
+            </w:pPr>
+            <w:r>
+              <w:rPr>
+                <w:color w:val="1A1D21"/>
+                <w:sz w:val="20"/>
+                <w:szCs w:val="20"/>
+              </w:rPr>
+              <w:t xml:space="preserve">Dashed line</w:t>
+            </w:r>
+          </w:p>
+        </w:tc>
+        <w:tc>
+          <w:tcPr>
+            <w:tcW w:type="dxa" w:w="6800"/>
+            <w:tcMar>
+              <w:top w:type="dxa" w:w="90"/>
+              <w:left w:type="dxa" w:w="120"/>
+              <w:bottom w:type="dxa" w:w="90"/>
+              <w:right w:type="dxa" w:w="120"/>
+            </w:tcMar>
+          </w:tcPr>
+          <w:p>
+            <w:pPr>
+              <w:spacing w:after="0"/>
+            </w:pPr>
+            <w:r>
+              <w:rPr>
+                <w:color w:val="1A1D21"/>
+                <w:sz w:val="20"/>
+                <w:szCs w:val="20"/>
+              </w:rPr>
+              <w:t xml:space="preserve">Reads or records. No authority to act on what it sees.</w:t>
+            </w:r>
+          </w:p>
+        </w:tc>
+      </w:tr>
+      <w:tr>
+        <w:tc>
+          <w:tcPr>
+            <w:tcW w:type="dxa" w:w="2200"/>
+            <w:tcMar>
+              <w:top w:type="dxa" w:w="90"/>
+              <w:left w:type="dxa" w:w="120"/>
+              <w:bottom w:type="dxa" w:w="90"/>
+              <w:right w:type="dxa" w:w="120"/>
+            </w:tcMar>
+          </w:tcPr>
+          <w:p>
+            <w:pPr>
+              <w:spacing w:after="0"/>
+            </w:pPr>
+            <w:r>
+              <w:rPr>
+                <w:color w:val="1A1D21"/>
+                <w:sz w:val="20"/>
+                <w:szCs w:val="20"/>
+              </w:rPr>
+              <w:t xml:space="preserve">Dashed gold box</w:t>
+            </w:r>
+          </w:p>
+        </w:tc>
+        <w:tc>
+          <w:tcPr>
+            <w:tcW w:type="dxa" w:w="6800"/>
+            <w:tcMar>
+              <w:top w:type="dxa" w:w="90"/>
+              <w:left w:type="dxa" w:w="120"/>
+              <w:bottom w:type="dxa" w:w="90"/>
+              <w:right w:type="dxa" w:w="120"/>
+            </w:tcMar>
+          </w:tcPr>
+          <w:p>
+            <w:pPr>
+              <w:spacing w:after="0"/>
+            </w:pPr>
+            <w:r>
+              <w:rPr>
+                <w:color w:val="1A1D21"/>
+                <w:sz w:val="20"/>
+                <w:szCs w:val="20"/>
+              </w:rPr>
+              <w:t xml:space="preserve">A sealed pair. They see each other and nothing else, and nothing they say leaves.</w:t>
+            </w:r>
+          </w:p>
+        </w:tc>
+      </w:tr>
+      <w:tr>
+        <w:tc>
+          <w:tcPr>
+            <w:tcW w:type="dxa" w:w="2200"/>
+            <w:tcMar>
+              <w:top w:type="dxa" w:w="90"/>
+              <w:left w:type="dxa" w:w="120"/>
+              <w:bottom w:type="dxa" w:w="90"/>
+              <w:right w:type="dxa" w:w="120"/>
+            </w:tcMar>
+          </w:tcPr>
+          <w:p>
+            <w:pPr>
+              <w:spacing w:after="0"/>
+            </w:pPr>
+            <w:r>
+              <w:rPr>
+                <w:color w:val="1A1D21"/>
+                <w:sz w:val="20"/>
+                <w:szCs w:val="20"/>
+              </w:rPr>
+              <w:t xml:space="preserve">Red box</w:t>
+            </w:r>
+          </w:p>
+        </w:tc>
+        <w:tc>
+          <w:tcPr>
+            <w:tcW w:type="dxa" w:w="6800"/>
+            <w:tcMar>
+              <w:top w:type="dxa" w:w="90"/>
+              <w:left w:type="dxa" w:w="120"/>
+              <w:bottom w:type="dxa" w:w="90"/>
+              <w:right w:type="dxa" w:w="120"/>
+            </w:tcMar>
+          </w:tcPr>
+          <w:p>
+            <w:pPr>
+              <w:spacing w:after="0"/>
+            </w:pPr>
+            <w:r>
+              <w:rPr>
+                <w:color w:val="1A1D21"/>
+                <w:sz w:val="20"/>
+                <w:szCs w:val="20"/>
+              </w:rPr>
+              <w:t xml:space="preserve">The gate. Everything reaching a real service passes through it.</w:t>
+            </w:r>
+          </w:p>
+        </w:tc>
+      </w:tr>
+      <w:tr>
+        <w:tc>
+          <w:tcPr>
+            <w:tcW w:type="dxa" w:w="2200"/>
+            <w:tcMar>
+              <w:top w:type="dxa" w:w="90"/>
+              <w:left w:type="dxa" w:w="120"/>
+              <w:bottom w:type="dxa" w:w="90"/>
+              <w:right w:type="dxa" w:w="120"/>
+            </w:tcMar>
+          </w:tcPr>
+          <w:p>
+            <w:pPr>
+              <w:spacing w:after="0"/>
+            </w:pPr>
+            <w:r>
+              <w:rPr>
+                <w:color w:val="1A1D21"/>
+                <w:sz w:val="20"/>
+                <w:szCs w:val="20"/>
+              </w:rPr>
+              <w:t xml:space="preserve">Black box</w:t>
+            </w:r>
+          </w:p>
+        </w:tc>
+        <w:tc>
+          <w:tcPr>
+            <w:tcW w:type="dxa" w:w="6800"/>
+            <w:tcMar>
+              <w:top w:type="dxa" w:w="90"/>
+              <w:left w:type="dxa" w:w="120"/>
+              <w:bottom w:type="dxa" w:w="90"/>
+              <w:right w:type="dxa" w:w="120"/>
+            </w:tcMar>
+          </w:tcPr>
+          <w:p>
+            <w:pPr>
+              <w:spacing w:after="0"/>
+            </w:pPr>
+            <w:r>
+              <w:rPr>
+                <w:color w:val="1A1D21"/>
+                <w:sz w:val="20"/>
+                <w:szCs w:val="20"/>
+              </w:rPr>
+              <w:t xml:space="preserve">Sam, Hub and the outside service — the three points that decide or receive.</w:t>
+            </w:r>
+          </w:p>
+        </w:tc>
+      </w:tr>
+    </w:tbl>
+    <w:p>
+      <w:pPr>
+        <w:spacing w:after="120" w:before="0"/>
+      </w:pPr>
+      <w:r>
+        <w:rPr>
+          <w:color w:val="1A1D21"/>
+          <w:sz w:val="21"/>
+          <w:szCs w:val="21"/>
+        </w:rPr>
+        <w:t xml:space="preserve">Three things are worth reading off the map directly. Nova sits at the top but decides nothing — she is the mouth, not the brain. The permission layer sits between every worker and Gmail, so no worker holds a tool. And oversight sits underneath everything, running after the fact with no ability to act on what it finds.</w:t>
+      </w:r>
+    </w:p>
+    <w:p>
+      <w:r>
+        <w:br w:type="page"/>
+      </w:r>
+    </w:p>
+    <w:p>
+      <w:pPr>
+        <w:pStyle w:val="Heading1"/>
+        <w:spacing w:after="160" w:before="360"/>
+      </w:pPr>
+      <w:r>
+        <w:rPr>
+          <w:b/>
+          <w:bCs/>
+          <w:color w:val="1A1D21"/>
+          <w:sz w:val="32"/>
+          <w:szCs w:val="32"/>
+        </w:rPr>
+        <w:t xml:space="preserve">Part Three — The Models</w:t>
       </w:r>
     </w:p>
     <w:p>

--- a/Command_Desk_Rubrics_and_Guardrails.docx
+++ b/Command_Desk_Rubrics_and_Guardrails.docx
@@ -83,7 +83,809 @@
           <w:sz w:val="32"/>
           <w:szCs w:val="32"/>
         </w:rPr>
-        <w:t xml:space="preserve">Part One — The Guardrails</w:t>
+        <w:t xml:space="preserve">Contents</w:t>
+      </w:r>
+    </w:p>
+    <w:tbl>
+      <w:tblPr>
+        <w:tblW w:type="dxa" w:w="9000"/>
+        <w:tblBorders>
+          <w:top w:val="single" w:color="C8CDD4" w:sz="4"/>
+          <w:left w:val="none"/>
+          <w:bottom w:val="single" w:color="C8CDD4" w:sz="4"/>
+          <w:right w:val="none"/>
+          <w:insideH w:val="single" w:color="DCE0E6" w:sz="2"/>
+          <w:insideV w:val="none"/>
+        </w:tblBorders>
+      </w:tblPr>
+      <w:tblGrid>
+        <w:gridCol w:w="2400"/>
+        <w:gridCol w:w="6600"/>
+      </w:tblGrid>
+      <w:tr>
+        <w:trPr>
+          <w:tblHeader/>
+        </w:trPr>
+        <w:tc>
+          <w:tcPr>
+            <w:tcW w:type="dxa" w:w="2400"/>
+            <w:shd w:fill="EDEFF2" w:color="auto" w:val="clear"/>
+            <w:tcMar>
+              <w:top w:type="dxa" w:w="90"/>
+              <w:left w:type="dxa" w:w="120"/>
+              <w:bottom w:type="dxa" w:w="90"/>
+              <w:right w:type="dxa" w:w="120"/>
+            </w:tcMar>
+          </w:tcPr>
+          <w:p>
+            <w:pPr>
+              <w:spacing w:after="0"/>
+            </w:pPr>
+            <w:r>
+              <w:rPr>
+                <w:b/>
+                <w:bCs/>
+                <w:color w:val="5C6670"/>
+                <w:sz w:val="17"/>
+                <w:szCs w:val="17"/>
+              </w:rPr>
+              <w:t xml:space="preserve">Part</w:t>
+            </w:r>
+          </w:p>
+        </w:tc>
+        <w:tc>
+          <w:tcPr>
+            <w:tcW w:type="dxa" w:w="6600"/>
+            <w:shd w:fill="EDEFF2" w:color="auto" w:val="clear"/>
+            <w:tcMar>
+              <w:top w:type="dxa" w:w="90"/>
+              <w:left w:type="dxa" w:w="120"/>
+              <w:bottom w:type="dxa" w:w="90"/>
+              <w:right w:type="dxa" w:w="120"/>
+            </w:tcMar>
+          </w:tcPr>
+          <w:p>
+            <w:pPr>
+              <w:spacing w:after="0"/>
+            </w:pPr>
+            <w:r>
+              <w:rPr>
+                <w:b/>
+                <w:bCs/>
+                <w:color w:val="5C6670"/>
+                <w:sz w:val="17"/>
+                <w:szCs w:val="17"/>
+              </w:rPr>
+              <w:t xml:space="preserve">What is in it</w:t>
+            </w:r>
+          </w:p>
+        </w:tc>
+      </w:tr>
+      <w:tr>
+        <w:tc>
+          <w:tcPr>
+            <w:tcW w:type="dxa" w:w="2400"/>
+            <w:tcMar>
+              <w:top w:type="dxa" w:w="90"/>
+              <w:left w:type="dxa" w:w="120"/>
+              <w:bottom w:type="dxa" w:w="90"/>
+              <w:right w:type="dxa" w:w="120"/>
+            </w:tcMar>
+          </w:tcPr>
+          <w:p>
+            <w:pPr>
+              <w:spacing w:after="0"/>
+            </w:pPr>
+            <w:r>
+              <w:rPr>
+                <w:color w:val="1A1D21"/>
+                <w:sz w:val="20"/>
+                <w:szCs w:val="20"/>
+              </w:rPr>
+              <w:t xml:space="preserve">One — The Map</w:t>
+            </w:r>
+          </w:p>
+        </w:tc>
+        <w:tc>
+          <w:tcPr>
+            <w:tcW w:type="dxa" w:w="6600"/>
+            <w:tcMar>
+              <w:top w:type="dxa" w:w="90"/>
+              <w:left w:type="dxa" w:w="120"/>
+              <w:bottom w:type="dxa" w:w="90"/>
+              <w:right w:type="dxa" w:w="120"/>
+            </w:tcMar>
+          </w:tcPr>
+          <w:p>
+            <w:pPr>
+              <w:spacing w:after="0"/>
+            </w:pPr>
+            <w:r>
+              <w:rPr>
+                <w:color w:val="1A1D21"/>
+                <w:sz w:val="20"/>
+                <w:szCs w:val="20"/>
+              </w:rPr>
+              <w:t xml:space="preserve">Two diagrams. How a request moves through the system, and which models can see which.</w:t>
+            </w:r>
+          </w:p>
+        </w:tc>
+      </w:tr>
+      <w:tr>
+        <w:tc>
+          <w:tcPr>
+            <w:tcW w:type="dxa" w:w="2400"/>
+            <w:tcMar>
+              <w:top w:type="dxa" w:w="90"/>
+              <w:left w:type="dxa" w:w="120"/>
+              <w:bottom w:type="dxa" w:w="90"/>
+              <w:right w:type="dxa" w:w="120"/>
+            </w:tcMar>
+          </w:tcPr>
+          <w:p>
+            <w:pPr>
+              <w:spacing w:after="0"/>
+            </w:pPr>
+            <w:r>
+              <w:rPr>
+                <w:color w:val="1A1D21"/>
+                <w:sz w:val="20"/>
+                <w:szCs w:val="20"/>
+              </w:rPr>
+              <w:t xml:space="preserve">Two — The Guardrails</w:t>
+            </w:r>
+          </w:p>
+        </w:tc>
+        <w:tc>
+          <w:tcPr>
+            <w:tcW w:type="dxa" w:w="6600"/>
+            <w:tcMar>
+              <w:top w:type="dxa" w:w="90"/>
+              <w:left w:type="dxa" w:w="120"/>
+              <w:bottom w:type="dxa" w:w="90"/>
+              <w:right w:type="dxa" w:w="120"/>
+            </w:tcMar>
+          </w:tcPr>
+          <w:p>
+            <w:pPr>
+              <w:spacing w:after="0"/>
+            </w:pPr>
+            <w:r>
+              <w:rPr>
+                <w:color w:val="1A1D21"/>
+                <w:sz w:val="20"/>
+                <w:szCs w:val="20"/>
+              </w:rPr>
+              <w:t xml:space="preserve">The universal contract every model inherits, the execution order, the output contract, and the ten system guardrails with what each one holds.</w:t>
+            </w:r>
+          </w:p>
+        </w:tc>
+      </w:tr>
+      <w:tr>
+        <w:tc>
+          <w:tcPr>
+            <w:tcW w:type="dxa" w:w="2400"/>
+            <w:tcMar>
+              <w:top w:type="dxa" w:w="90"/>
+              <w:left w:type="dxa" w:w="120"/>
+              <w:bottom w:type="dxa" w:w="90"/>
+              <w:right w:type="dxa" w:w="120"/>
+            </w:tcMar>
+          </w:tcPr>
+          <w:p>
+            <w:pPr>
+              <w:spacing w:after="0"/>
+            </w:pPr>
+            <w:r>
+              <w:rPr>
+                <w:color w:val="1A1D21"/>
+                <w:sz w:val="20"/>
+                <w:szCs w:val="20"/>
+              </w:rPr>
+              <w:t xml:space="preserve">Three — The Rubrics</w:t>
+            </w:r>
+          </w:p>
+        </w:tc>
+        <w:tc>
+          <w:tcPr>
+            <w:tcW w:type="dxa" w:w="6600"/>
+            <w:tcMar>
+              <w:top w:type="dxa" w:w="90"/>
+              <w:left w:type="dxa" w:w="120"/>
+              <w:bottom w:type="dxa" w:w="90"/>
+              <w:right w:type="dxa" w:w="120"/>
+            </w:tcMar>
+          </w:tcPr>
+          <w:p>
+            <w:pPr>
+              <w:spacing w:after="0"/>
+            </w:pPr>
+            <w:r>
+              <w:rPr>
+                <w:color w:val="1A1D21"/>
+                <w:sz w:val="20"/>
+                <w:szCs w:val="20"/>
+              </w:rPr>
+              <w:t xml:space="preserve">Thirteen models. Each with purpose, measurable requirements, verification method, auto-fail conditions, output contract, and the guards holding it.</w:t>
+            </w:r>
+          </w:p>
+        </w:tc>
+      </w:tr>
+    </w:tbl>
+    <w:p>
+      <w:pPr>
+        <w:spacing w:after="120" w:before="120"/>
+      </w:pPr>
+      <w:r>
+        <w:rPr>
+          <w:color w:val="5C6670"/>
+          <w:sz w:val="19"/>
+          <w:szCs w:val="19"/>
+        </w:rPr>
+        <w:t xml:space="preserve">Eleven models are live today. Two are new: forge, and mind, which already exists on the box with the correct prompt but is not yet in the config.</w:t>
+      </w:r>
+    </w:p>
+    <w:p>
+      <w:r>
+        <w:br w:type="page"/>
+      </w:r>
+    </w:p>
+    <w:p>
+      <w:pPr>
+        <w:pStyle w:val="Heading1"/>
+        <w:spacing w:after="160" w:before="360"/>
+      </w:pPr>
+      <w:r>
+        <w:rPr>
+          <w:b/>
+          <w:bCs/>
+          <w:color w:val="1A1D21"/>
+          <w:sz w:val="32"/>
+          <w:szCs w:val="32"/>
+        </w:rPr>
+        <w:t xml:space="preserve">Part One — The Map</w:t>
+      </w:r>
+    </w:p>
+    <w:p>
+      <w:pPr>
+        <w:spacing w:after="200" w:before="0"/>
+      </w:pPr>
+      <w:r>
+        <w:rPr>
+          <w:color w:val="5C6670"/>
+          <w:sz w:val="21"/>
+          <w:szCs w:val="21"/>
+        </w:rPr>
+        <w:t xml:space="preserve">How a request moves through the system, and who is connected to whom.</w:t>
+      </w:r>
+    </w:p>
+    <w:p>
+      <w:pPr>
+        <w:pStyle w:val="Heading2"/>
+        <w:spacing w:after="120" w:before="300"/>
+      </w:pPr>
+      <w:r>
+        <w:rPr>
+          <w:b/>
+          <w:bCs/>
+          <w:color w:val="1A1D21"/>
+          <w:sz w:val="26"/>
+          <w:szCs w:val="26"/>
+        </w:rPr>
+        <w:t xml:space="preserve">The chain</w:t>
+      </w:r>
+    </w:p>
+    <w:p>
+      <w:pPr>
+        <w:spacing w:after="140"/>
+      </w:pPr>
+      <w:r>
+        <w:drawing>
+          <wp:inline distT="0" distB="0" distL="0" distR="0">
+            <wp:extent cx="6000750" cy="6772275"/>
+            <wp:effectExtent t="0" r="0" b="0" l="0"/>
+            <wp:docPr id="1" name="" descr="" title=""/>
+            <wp:cNvGraphicFramePr>
+              <a:graphicFrameLocks xmlns:a="http://schemas.openxmlformats.org/drawingml/2006/main" noChangeAspect="1"/>
+            </wp:cNvGraphicFramePr>
+            <a:graphic xmlns:a="http://schemas.openxmlformats.org/drawingml/2006/main">
+              <a:graphicData uri="http://schemas.openxmlformats.org/drawingml/2006/picture">
+                <pic:pic xmlns:pic="http://schemas.openxmlformats.org/drawingml/2006/picture">
+                  <pic:nvPicPr>
+                    <pic:cNvPr id="0" name="" descr=""/>
+                    <pic:cNvPicPr>
+                      <a:picLocks noChangeAspect="1" noChangeArrowheads="1"/>
+                    </pic:cNvPicPr>
+                  </pic:nvPicPr>
+                  <pic:blipFill>
+                    <a:blip r:embed="rId7" cstate="none"/>
+                    <a:srcRect/>
+                    <a:stretch>
+                      <a:fillRect/>
+                    </a:stretch>
+                  </pic:blipFill>
+                  <pic:spPr bwMode="auto">
+                    <a:xfrm>
+                      <a:off x="0" y="0"/>
+                      <a:ext cx="6000750" cy="6772275"/>
+                    </a:xfrm>
+                    <a:prstGeom prst="rect">
+                      <a:avLst/>
+                    </a:prstGeom>
+                  </pic:spPr>
+                </pic:pic>
+              </a:graphicData>
+            </a:graphic>
+          </wp:inline>
+        </w:drawing>
+      </w:r>
+    </w:p>
+    <w:p>
+      <w:pPr>
+        <w:spacing w:after="200" w:before="0"/>
+      </w:pPr>
+      <w:r>
+        <w:rPr>
+          <w:color w:val="5C6670"/>
+          <w:sz w:val="19"/>
+          <w:szCs w:val="19"/>
+        </w:rPr>
+        <w:t xml:space="preserve">Task goes down, result comes up, and every loop ends at Hub. There is no sideways link between workers.</w:t>
+      </w:r>
+    </w:p>
+    <w:p>
+      <w:r>
+        <w:br w:type="page"/>
+      </w:r>
+    </w:p>
+    <w:p>
+      <w:pPr>
+        <w:pStyle w:val="Heading2"/>
+        <w:spacing w:after="120" w:before="300"/>
+      </w:pPr>
+      <w:r>
+        <w:rPr>
+          <w:b/>
+          <w:bCs/>
+          <w:color w:val="1A1D21"/>
+          <w:sz w:val="26"/>
+          <w:szCs w:val="26"/>
+        </w:rPr>
+        <w:t xml:space="preserve">Who can see whom</w:t>
+      </w:r>
+    </w:p>
+    <w:p>
+      <w:pPr>
+        <w:spacing w:after="140"/>
+      </w:pPr>
+      <w:r>
+        <w:drawing>
+          <wp:inline distT="0" distB="0" distL="0" distR="0">
+            <wp:extent cx="6000750" cy="3209925"/>
+            <wp:effectExtent t="0" r="0" b="0" l="0"/>
+            <wp:docPr id="1" name="" descr="" title=""/>
+            <wp:cNvGraphicFramePr>
+              <a:graphicFrameLocks xmlns:a="http://schemas.openxmlformats.org/drawingml/2006/main" noChangeAspect="1"/>
+            </wp:cNvGraphicFramePr>
+            <a:graphic xmlns:a="http://schemas.openxmlformats.org/drawingml/2006/main">
+              <a:graphicData uri="http://schemas.openxmlformats.org/drawingml/2006/picture">
+                <pic:pic xmlns:pic="http://schemas.openxmlformats.org/drawingml/2006/picture">
+                  <pic:nvPicPr>
+                    <pic:cNvPr id="0" name="" descr=""/>
+                    <pic:cNvPicPr>
+                      <a:picLocks noChangeAspect="1" noChangeArrowheads="1"/>
+                    </pic:cNvPicPr>
+                  </pic:nvPicPr>
+                  <pic:blipFill>
+                    <a:blip r:embed="rId8" cstate="none"/>
+                    <a:srcRect/>
+                    <a:stretch>
+                      <a:fillRect/>
+                    </a:stretch>
+                  </pic:blipFill>
+                  <pic:spPr bwMode="auto">
+                    <a:xfrm>
+                      <a:off x="0" y="0"/>
+                      <a:ext cx="6000750" cy="3209925"/>
+                    </a:xfrm>
+                    <a:prstGeom prst="rect">
+                      <a:avLst/>
+                    </a:prstGeom>
+                  </pic:spPr>
+                </pic:pic>
+              </a:graphicData>
+            </a:graphic>
+          </wp:inline>
+        </w:drawing>
+      </w:r>
+    </w:p>
+    <w:p>
+      <w:pPr>
+        <w:spacing w:after="200" w:before="0"/>
+      </w:pPr>
+      <w:r>
+        <w:rPr>
+          <w:color w:val="5C6670"/>
+          <w:sz w:val="19"/>
+          <w:szCs w:val="19"/>
+        </w:rPr>
+        <w:t xml:space="preserve">Four separate memory pools. Each wall is a branch in the orchestrator, not an instruction in a prompt — which is why they hold.</w:t>
+      </w:r>
+    </w:p>
+    <w:p>
+      <w:pPr>
+        <w:pStyle w:val="Heading2"/>
+        <w:spacing w:after="120" w:before="300"/>
+      </w:pPr>
+      <w:r>
+        <w:rPr>
+          <w:b/>
+          <w:bCs/>
+          <w:color w:val="1A1D21"/>
+          <w:sz w:val="26"/>
+          <w:szCs w:val="26"/>
+        </w:rPr>
+        <w:t xml:space="preserve">Reading the map</w:t>
+      </w:r>
+    </w:p>
+    <w:tbl>
+      <w:tblPr>
+        <w:tblW w:type="dxa" w:w="9000"/>
+        <w:tblBorders>
+          <w:top w:val="single" w:color="C8CDD4" w:sz="4"/>
+          <w:left w:val="none"/>
+          <w:bottom w:val="single" w:color="C8CDD4" w:sz="4"/>
+          <w:right w:val="none"/>
+          <w:insideH w:val="single" w:color="DCE0E6" w:sz="2"/>
+          <w:insideV w:val="none"/>
+        </w:tblBorders>
+      </w:tblPr>
+      <w:tblGrid>
+        <w:gridCol w:w="2200"/>
+        <w:gridCol w:w="6800"/>
+      </w:tblGrid>
+      <w:tr>
+        <w:trPr>
+          <w:tblHeader/>
+        </w:trPr>
+        <w:tc>
+          <w:tcPr>
+            <w:tcW w:type="dxa" w:w="2200"/>
+            <w:shd w:fill="EDEFF2" w:color="auto" w:val="clear"/>
+            <w:tcMar>
+              <w:top w:type="dxa" w:w="90"/>
+              <w:left w:type="dxa" w:w="120"/>
+              <w:bottom w:type="dxa" w:w="90"/>
+              <w:right w:type="dxa" w:w="120"/>
+            </w:tcMar>
+          </w:tcPr>
+          <w:p>
+            <w:pPr>
+              <w:spacing w:after="0"/>
+            </w:pPr>
+            <w:r>
+              <w:rPr>
+                <w:b/>
+                <w:bCs/>
+                <w:color w:val="5C6670"/>
+                <w:sz w:val="17"/>
+                <w:szCs w:val="17"/>
+              </w:rPr>
+              <w:t xml:space="preserve">On the map</w:t>
+            </w:r>
+          </w:p>
+        </w:tc>
+        <w:tc>
+          <w:tcPr>
+            <w:tcW w:type="dxa" w:w="6800"/>
+            <w:shd w:fill="EDEFF2" w:color="auto" w:val="clear"/>
+            <w:tcMar>
+              <w:top w:type="dxa" w:w="90"/>
+              <w:left w:type="dxa" w:w="120"/>
+              <w:bottom w:type="dxa" w:w="90"/>
+              <w:right w:type="dxa" w:w="120"/>
+            </w:tcMar>
+          </w:tcPr>
+          <w:p>
+            <w:pPr>
+              <w:spacing w:after="0"/>
+            </w:pPr>
+            <w:r>
+              <w:rPr>
+                <w:b/>
+                <w:bCs/>
+                <w:color w:val="5C6670"/>
+                <w:sz w:val="17"/>
+                <w:szCs w:val="17"/>
+              </w:rPr>
+              <w:t xml:space="preserve">What it means</w:t>
+            </w:r>
+          </w:p>
+        </w:tc>
+      </w:tr>
+      <w:tr>
+        <w:tc>
+          <w:tcPr>
+            <w:tcW w:type="dxa" w:w="2200"/>
+            <w:tcMar>
+              <w:top w:type="dxa" w:w="90"/>
+              <w:left w:type="dxa" w:w="120"/>
+              <w:bottom w:type="dxa" w:w="90"/>
+              <w:right w:type="dxa" w:w="120"/>
+            </w:tcMar>
+          </w:tcPr>
+          <w:p>
+            <w:pPr>
+              <w:spacing w:after="0"/>
+            </w:pPr>
+            <w:r>
+              <w:rPr>
+                <w:color w:val="1A1D21"/>
+                <w:sz w:val="20"/>
+                <w:szCs w:val="20"/>
+              </w:rPr>
+              <w:t xml:space="preserve">Solid arrow</w:t>
+            </w:r>
+          </w:p>
+        </w:tc>
+        <w:tc>
+          <w:tcPr>
+            <w:tcW w:type="dxa" w:w="6800"/>
+            <w:tcMar>
+              <w:top w:type="dxa" w:w="90"/>
+              <w:left w:type="dxa" w:w="120"/>
+              <w:bottom w:type="dxa" w:w="90"/>
+              <w:right w:type="dxa" w:w="120"/>
+            </w:tcMar>
+          </w:tcPr>
+          <w:p>
+            <w:pPr>
+              <w:spacing w:after="0"/>
+            </w:pPr>
+            <w:r>
+              <w:rPr>
+                <w:color w:val="1A1D21"/>
+                <w:sz w:val="20"/>
+                <w:szCs w:val="20"/>
+              </w:rPr>
+              <w:t xml:space="preserve">Task passed down, result returned up. The only path work travels.</w:t>
+            </w:r>
+          </w:p>
+        </w:tc>
+      </w:tr>
+      <w:tr>
+        <w:tc>
+          <w:tcPr>
+            <w:tcW w:type="dxa" w:w="2200"/>
+            <w:tcMar>
+              <w:top w:type="dxa" w:w="90"/>
+              <w:left w:type="dxa" w:w="120"/>
+              <w:bottom w:type="dxa" w:w="90"/>
+              <w:right w:type="dxa" w:w="120"/>
+            </w:tcMar>
+          </w:tcPr>
+          <w:p>
+            <w:pPr>
+              <w:spacing w:after="0"/>
+            </w:pPr>
+            <w:r>
+              <w:rPr>
+                <w:color w:val="1A1D21"/>
+                <w:sz w:val="20"/>
+                <w:szCs w:val="20"/>
+              </w:rPr>
+              <w:t xml:space="preserve">Dashed line</w:t>
+            </w:r>
+          </w:p>
+        </w:tc>
+        <w:tc>
+          <w:tcPr>
+            <w:tcW w:type="dxa" w:w="6800"/>
+            <w:tcMar>
+              <w:top w:type="dxa" w:w="90"/>
+              <w:left w:type="dxa" w:w="120"/>
+              <w:bottom w:type="dxa" w:w="90"/>
+              <w:right w:type="dxa" w:w="120"/>
+            </w:tcMar>
+          </w:tcPr>
+          <w:p>
+            <w:pPr>
+              <w:spacing w:after="0"/>
+            </w:pPr>
+            <w:r>
+              <w:rPr>
+                <w:color w:val="1A1D21"/>
+                <w:sz w:val="20"/>
+                <w:szCs w:val="20"/>
+              </w:rPr>
+              <w:t xml:space="preserve">Reads or records. No authority to act on what it sees.</w:t>
+            </w:r>
+          </w:p>
+        </w:tc>
+      </w:tr>
+      <w:tr>
+        <w:tc>
+          <w:tcPr>
+            <w:tcW w:type="dxa" w:w="2200"/>
+            <w:tcMar>
+              <w:top w:type="dxa" w:w="90"/>
+              <w:left w:type="dxa" w:w="120"/>
+              <w:bottom w:type="dxa" w:w="90"/>
+              <w:right w:type="dxa" w:w="120"/>
+            </w:tcMar>
+          </w:tcPr>
+          <w:p>
+            <w:pPr>
+              <w:spacing w:after="0"/>
+            </w:pPr>
+            <w:r>
+              <w:rPr>
+                <w:color w:val="1A1D21"/>
+                <w:sz w:val="20"/>
+                <w:szCs w:val="20"/>
+              </w:rPr>
+              <w:t xml:space="preserve">Dashed gold box</w:t>
+            </w:r>
+          </w:p>
+        </w:tc>
+        <w:tc>
+          <w:tcPr>
+            <w:tcW w:type="dxa" w:w="6800"/>
+            <w:tcMar>
+              <w:top w:type="dxa" w:w="90"/>
+              <w:left w:type="dxa" w:w="120"/>
+              <w:bottom w:type="dxa" w:w="90"/>
+              <w:right w:type="dxa" w:w="120"/>
+            </w:tcMar>
+          </w:tcPr>
+          <w:p>
+            <w:pPr>
+              <w:spacing w:after="0"/>
+            </w:pPr>
+            <w:r>
+              <w:rPr>
+                <w:color w:val="1A1D21"/>
+                <w:sz w:val="20"/>
+                <w:szCs w:val="20"/>
+              </w:rPr>
+              <w:t xml:space="preserve">A sealed pair. They see each other and nothing else, and nothing they say leaves.</w:t>
+            </w:r>
+          </w:p>
+        </w:tc>
+      </w:tr>
+      <w:tr>
+        <w:tc>
+          <w:tcPr>
+            <w:tcW w:type="dxa" w:w="2200"/>
+            <w:tcMar>
+              <w:top w:type="dxa" w:w="90"/>
+              <w:left w:type="dxa" w:w="120"/>
+              <w:bottom w:type="dxa" w:w="90"/>
+              <w:right w:type="dxa" w:w="120"/>
+            </w:tcMar>
+          </w:tcPr>
+          <w:p>
+            <w:pPr>
+              <w:spacing w:after="0"/>
+            </w:pPr>
+            <w:r>
+              <w:rPr>
+                <w:color w:val="1A1D21"/>
+                <w:sz w:val="20"/>
+                <w:szCs w:val="20"/>
+              </w:rPr>
+              <w:t xml:space="preserve">Red box</w:t>
+            </w:r>
+          </w:p>
+        </w:tc>
+        <w:tc>
+          <w:tcPr>
+            <w:tcW w:type="dxa" w:w="6800"/>
+            <w:tcMar>
+              <w:top w:type="dxa" w:w="90"/>
+              <w:left w:type="dxa" w:w="120"/>
+              <w:bottom w:type="dxa" w:w="90"/>
+              <w:right w:type="dxa" w:w="120"/>
+            </w:tcMar>
+          </w:tcPr>
+          <w:p>
+            <w:pPr>
+              <w:spacing w:after="0"/>
+            </w:pPr>
+            <w:r>
+              <w:rPr>
+                <w:color w:val="1A1D21"/>
+                <w:sz w:val="20"/>
+                <w:szCs w:val="20"/>
+              </w:rPr>
+              <w:t xml:space="preserve">The gate. Everything reaching a real service passes through it.</w:t>
+            </w:r>
+          </w:p>
+        </w:tc>
+      </w:tr>
+      <w:tr>
+        <w:tc>
+          <w:tcPr>
+            <w:tcW w:type="dxa" w:w="2200"/>
+            <w:tcMar>
+              <w:top w:type="dxa" w:w="90"/>
+              <w:left w:type="dxa" w:w="120"/>
+              <w:bottom w:type="dxa" w:w="90"/>
+              <w:right w:type="dxa" w:w="120"/>
+            </w:tcMar>
+          </w:tcPr>
+          <w:p>
+            <w:pPr>
+              <w:spacing w:after="0"/>
+            </w:pPr>
+            <w:r>
+              <w:rPr>
+                <w:color w:val="1A1D21"/>
+                <w:sz w:val="20"/>
+                <w:szCs w:val="20"/>
+              </w:rPr>
+              <w:t xml:space="preserve">Black box</w:t>
+            </w:r>
+          </w:p>
+        </w:tc>
+        <w:tc>
+          <w:tcPr>
+            <w:tcW w:type="dxa" w:w="6800"/>
+            <w:tcMar>
+              <w:top w:type="dxa" w:w="90"/>
+              <w:left w:type="dxa" w:w="120"/>
+              <w:bottom w:type="dxa" w:w="90"/>
+              <w:right w:type="dxa" w:w="120"/>
+            </w:tcMar>
+          </w:tcPr>
+          <w:p>
+            <w:pPr>
+              <w:spacing w:after="0"/>
+            </w:pPr>
+            <w:r>
+              <w:rPr>
+                <w:color w:val="1A1D21"/>
+                <w:sz w:val="20"/>
+                <w:szCs w:val="20"/>
+              </w:rPr>
+              <w:t xml:space="preserve">Sam, Hub and the outside service — the three points that decide or receive.</w:t>
+            </w:r>
+          </w:p>
+        </w:tc>
+      </w:tr>
+    </w:tbl>
+    <w:p>
+      <w:pPr>
+        <w:spacing w:after="120" w:before="0"/>
+      </w:pPr>
+      <w:r>
+        <w:rPr>
+          <w:color w:val="1A1D21"/>
+          <w:sz w:val="21"/>
+          <w:szCs w:val="21"/>
+        </w:rPr>
+        <w:t xml:space="preserve">Three things are worth reading off the map directly. Nova sits at the top but decides nothing — she is the mouth, not the brain. The permission layer sits between every worker and Gmail, so no worker holds a tool. And oversight sits underneath everything, running after the fact with no ability to act on what it finds.</w:t>
+      </w:r>
+    </w:p>
+    <w:p>
+      <w:r>
+        <w:br w:type="page"/>
+      </w:r>
+    </w:p>
+    <w:p>
+      <w:pPr>
+        <w:pStyle w:val="Heading1"/>
+        <w:spacing w:after="160" w:before="360"/>
+      </w:pPr>
+      <w:r>
+        <w:rPr>
+          <w:b/>
+          <w:bCs/>
+          <w:color w:val="1A1D21"/>
+          <w:sz w:val="32"/>
+          <w:szCs w:val="32"/>
+        </w:rPr>
+        <w:t xml:space="preserve">Part Two — The Guardrails</w:t>
       </w:r>
     </w:p>
     <w:p>
@@ -1777,6 +2579,11 @@
       </w:r>
     </w:p>
     <w:p>
+      <w:r>
+        <w:br w:type="page"/>
+      </w:r>
+    </w:p>
+    <w:p>
       <w:pPr>
         <w:pStyle w:val="Heading1"/>
         <w:spacing w:after="160" w:before="360"/>
@@ -1789,549 +2596,7 @@
           <w:sz w:val="32"/>
           <w:szCs w:val="32"/>
         </w:rPr>
-        <w:t xml:space="preserve">Part Two — The Map</w:t>
-      </w:r>
-    </w:p>
-    <w:p>
-      <w:pPr>
-        <w:spacing w:after="200" w:before="0"/>
-      </w:pPr>
-      <w:r>
-        <w:rPr>
-          <w:color w:val="5C6670"/>
-          <w:sz w:val="21"/>
-          <w:szCs w:val="21"/>
-        </w:rPr>
-        <w:t xml:space="preserve">How a request moves through the system, and who is connected to whom.</w:t>
-      </w:r>
-    </w:p>
-    <w:p>
-      <w:pPr>
-        <w:pStyle w:val="Heading2"/>
-        <w:spacing w:after="120" w:before="300"/>
-      </w:pPr>
-      <w:r>
-        <w:rPr>
-          <w:b/>
-          <w:bCs/>
-          <w:color w:val="1A1D21"/>
-          <w:sz w:val="26"/>
-          <w:szCs w:val="26"/>
-        </w:rPr>
-        <w:t xml:space="preserve">The chain</w:t>
-      </w:r>
-    </w:p>
-    <w:p>
-      <w:pPr>
-        <w:spacing w:after="140"/>
-      </w:pPr>
-      <w:r>
-        <w:drawing>
-          <wp:inline distT="0" distB="0" distL="0" distR="0">
-            <wp:extent cx="6000750" cy="6772275"/>
-            <wp:effectExtent t="0" r="0" b="0" l="0"/>
-            <wp:docPr id="1" name="" descr="" title=""/>
-            <wp:cNvGraphicFramePr>
-              <a:graphicFrameLocks xmlns:a="http://schemas.openxmlformats.org/drawingml/2006/main" noChangeAspect="1"/>
-            </wp:cNvGraphicFramePr>
-            <a:graphic xmlns:a="http://schemas.openxmlformats.org/drawingml/2006/main">
-              <a:graphicData uri="http://schemas.openxmlformats.org/drawingml/2006/picture">
-                <pic:pic xmlns:pic="http://schemas.openxmlformats.org/drawingml/2006/picture">
-                  <pic:nvPicPr>
-                    <pic:cNvPr id="0" name="" descr=""/>
-                    <pic:cNvPicPr>
-                      <a:picLocks noChangeAspect="1" noChangeArrowheads="1"/>
-                    </pic:cNvPicPr>
-                  </pic:nvPicPr>
-                  <pic:blipFill>
-                    <a:blip r:embed="rId7" cstate="none"/>
-                    <a:srcRect/>
-                    <a:stretch>
-                      <a:fillRect/>
-                    </a:stretch>
-                  </pic:blipFill>
-                  <pic:spPr bwMode="auto">
-                    <a:xfrm>
-                      <a:off x="0" y="0"/>
-                      <a:ext cx="6000750" cy="6772275"/>
-                    </a:xfrm>
-                    <a:prstGeom prst="rect">
-                      <a:avLst/>
-                    </a:prstGeom>
-                  </pic:spPr>
-                </pic:pic>
-              </a:graphicData>
-            </a:graphic>
-          </wp:inline>
-        </w:drawing>
-      </w:r>
-    </w:p>
-    <w:p>
-      <w:pPr>
-        <w:spacing w:after="200" w:before="0"/>
-      </w:pPr>
-      <w:r>
-        <w:rPr>
-          <w:color w:val="5C6670"/>
-          <w:sz w:val="19"/>
-          <w:szCs w:val="19"/>
-        </w:rPr>
-        <w:t xml:space="preserve">Task goes down, result comes up, and every loop ends at Hub. There is no sideways link between workers.</w:t>
-      </w:r>
-    </w:p>
-    <w:p>
-      <w:r>
-        <w:br w:type="page"/>
-      </w:r>
-    </w:p>
-    <w:p>
-      <w:pPr>
-        <w:pStyle w:val="Heading2"/>
-        <w:spacing w:after="120" w:before="300"/>
-      </w:pPr>
-      <w:r>
-        <w:rPr>
-          <w:b/>
-          <w:bCs/>
-          <w:color w:val="1A1D21"/>
-          <w:sz w:val="26"/>
-          <w:szCs w:val="26"/>
-        </w:rPr>
-        <w:t xml:space="preserve">Who can see whom</w:t>
-      </w:r>
-    </w:p>
-    <w:p>
-      <w:pPr>
-        <w:spacing w:after="140"/>
-      </w:pPr>
-      <w:r>
-        <w:drawing>
-          <wp:inline distT="0" distB="0" distL="0" distR="0">
-            <wp:extent cx="6000750" cy="3209925"/>
-            <wp:effectExtent t="0" r="0" b="0" l="0"/>
-            <wp:docPr id="1" name="" descr="" title=""/>
-            <wp:cNvGraphicFramePr>
-              <a:graphicFrameLocks xmlns:a="http://schemas.openxmlformats.org/drawingml/2006/main" noChangeAspect="1"/>
-            </wp:cNvGraphicFramePr>
-            <a:graphic xmlns:a="http://schemas.openxmlformats.org/drawingml/2006/main">
-              <a:graphicData uri="http://schemas.openxmlformats.org/drawingml/2006/picture">
-                <pic:pic xmlns:pic="http://schemas.openxmlformats.org/drawingml/2006/picture">
-                  <pic:nvPicPr>
-                    <pic:cNvPr id="0" name="" descr=""/>
-                    <pic:cNvPicPr>
-                      <a:picLocks noChangeAspect="1" noChangeArrowheads="1"/>
-                    </pic:cNvPicPr>
-                  </pic:nvPicPr>
-                  <pic:blipFill>
-                    <a:blip r:embed="rId8" cstate="none"/>
-                    <a:srcRect/>
-                    <a:stretch>
-                      <a:fillRect/>
-                    </a:stretch>
-                  </pic:blipFill>
-                  <pic:spPr bwMode="auto">
-                    <a:xfrm>
-                      <a:off x="0" y="0"/>
-                      <a:ext cx="6000750" cy="3209925"/>
-                    </a:xfrm>
-                    <a:prstGeom prst="rect">
-                      <a:avLst/>
-                    </a:prstGeom>
-                  </pic:spPr>
-                </pic:pic>
-              </a:graphicData>
-            </a:graphic>
-          </wp:inline>
-        </w:drawing>
-      </w:r>
-    </w:p>
-    <w:p>
-      <w:pPr>
-        <w:spacing w:after="200" w:before="0"/>
-      </w:pPr>
-      <w:r>
-        <w:rPr>
-          <w:color w:val="5C6670"/>
-          <w:sz w:val="19"/>
-          <w:szCs w:val="19"/>
-        </w:rPr>
-        <w:t xml:space="preserve">Four separate memory pools. Each wall is a branch in the orchestrator, not an instruction in a prompt — which is why they hold.</w:t>
-      </w:r>
-    </w:p>
-    <w:p>
-      <w:pPr>
-        <w:pStyle w:val="Heading2"/>
-        <w:spacing w:after="120" w:before="300"/>
-      </w:pPr>
-      <w:r>
-        <w:rPr>
-          <w:b/>
-          <w:bCs/>
-          <w:color w:val="1A1D21"/>
-          <w:sz w:val="26"/>
-          <w:szCs w:val="26"/>
-        </w:rPr>
-        <w:t xml:space="preserve">Reading the map</w:t>
-      </w:r>
-    </w:p>
-    <w:tbl>
-      <w:tblPr>
-        <w:tblW w:type="dxa" w:w="9000"/>
-        <w:tblBorders>
-          <w:top w:val="single" w:color="C8CDD4" w:sz="4"/>
-          <w:left w:val="none"/>
-          <w:bottom w:val="single" w:color="C8CDD4" w:sz="4"/>
-          <w:right w:val="none"/>
-          <w:insideH w:val="single" w:color="DCE0E6" w:sz="2"/>
-          <w:insideV w:val="none"/>
-        </w:tblBorders>
-      </w:tblPr>
-      <w:tblGrid>
-        <w:gridCol w:w="2200"/>
-        <w:gridCol w:w="6800"/>
-      </w:tblGrid>
-      <w:tr>
-        <w:trPr>
-          <w:tblHeader/>
-        </w:trPr>
-        <w:tc>
-          <w:tcPr>
-            <w:tcW w:type="dxa" w:w="2200"/>
-            <w:shd w:fill="EDEFF2" w:color="auto" w:val="clear"/>
-            <w:tcMar>
-              <w:top w:type="dxa" w:w="90"/>
-              <w:left w:type="dxa" w:w="120"/>
-              <w:bottom w:type="dxa" w:w="90"/>
-              <w:right w:type="dxa" w:w="120"/>
-            </w:tcMar>
-          </w:tcPr>
-          <w:p>
-            <w:pPr>
-              <w:spacing w:after="0"/>
-            </w:pPr>
-            <w:r>
-              <w:rPr>
-                <w:b/>
-                <w:bCs/>
-                <w:color w:val="5C6670"/>
-                <w:sz w:val="17"/>
-                <w:szCs w:val="17"/>
-              </w:rPr>
-              <w:t xml:space="preserve">On the map</w:t>
-            </w:r>
-          </w:p>
-        </w:tc>
-        <w:tc>
-          <w:tcPr>
-            <w:tcW w:type="dxa" w:w="6800"/>
-            <w:shd w:fill="EDEFF2" w:color="auto" w:val="clear"/>
-            <w:tcMar>
-              <w:top w:type="dxa" w:w="90"/>
-              <w:left w:type="dxa" w:w="120"/>
-              <w:bottom w:type="dxa" w:w="90"/>
-              <w:right w:type="dxa" w:w="120"/>
-            </w:tcMar>
-          </w:tcPr>
-          <w:p>
-            <w:pPr>
-              <w:spacing w:after="0"/>
-            </w:pPr>
-            <w:r>
-              <w:rPr>
-                <w:b/>
-                <w:bCs/>
-                <w:color w:val="5C6670"/>
-                <w:sz w:val="17"/>
-                <w:szCs w:val="17"/>
-              </w:rPr>
-              <w:t xml:space="preserve">What it means</w:t>
-            </w:r>
-          </w:p>
-        </w:tc>
-      </w:tr>
-      <w:tr>
-        <w:tc>
-          <w:tcPr>
-            <w:tcW w:type="dxa" w:w="2200"/>
-            <w:tcMar>
-              <w:top w:type="dxa" w:w="90"/>
-              <w:left w:type="dxa" w:w="120"/>
-              <w:bottom w:type="dxa" w:w="90"/>
-              <w:right w:type="dxa" w:w="120"/>
-            </w:tcMar>
-          </w:tcPr>
-          <w:p>
-            <w:pPr>
-              <w:spacing w:after="0"/>
-            </w:pPr>
-            <w:r>
-              <w:rPr>
-                <w:color w:val="1A1D21"/>
-                <w:sz w:val="20"/>
-                <w:szCs w:val="20"/>
-              </w:rPr>
-              <w:t xml:space="preserve">Solid arrow</w:t>
-            </w:r>
-          </w:p>
-        </w:tc>
-        <w:tc>
-          <w:tcPr>
-            <w:tcW w:type="dxa" w:w="6800"/>
-            <w:tcMar>
-              <w:top w:type="dxa" w:w="90"/>
-              <w:left w:type="dxa" w:w="120"/>
-              <w:bottom w:type="dxa" w:w="90"/>
-              <w:right w:type="dxa" w:w="120"/>
-            </w:tcMar>
-          </w:tcPr>
-          <w:p>
-            <w:pPr>
-              <w:spacing w:after="0"/>
-            </w:pPr>
-            <w:r>
-              <w:rPr>
-                <w:color w:val="1A1D21"/>
-                <w:sz w:val="20"/>
-                <w:szCs w:val="20"/>
-              </w:rPr>
-              <w:t xml:space="preserve">Task passed down, result returned up. The only path work travels.</w:t>
-            </w:r>
-          </w:p>
-        </w:tc>
-      </w:tr>
-      <w:tr>
-        <w:tc>
-          <w:tcPr>
-            <w:tcW w:type="dxa" w:w="2200"/>
-            <w:tcMar>
-              <w:top w:type="dxa" w:w="90"/>
-              <w:left w:type="dxa" w:w="120"/>
-              <w:bottom w:type="dxa" w:w="90"/>
-              <w:right w:type="dxa" w:w="120"/>
-            </w:tcMar>
-          </w:tcPr>
-          <w:p>
-            <w:pPr>
-              <w:spacing w:after="0"/>
-            </w:pPr>
-            <w:r>
-              <w:rPr>
-                <w:color w:val="1A1D21"/>
-                <w:sz w:val="20"/>
-                <w:szCs w:val="20"/>
-              </w:rPr>
-              <w:t xml:space="preserve">Dashed line</w:t>
-            </w:r>
-          </w:p>
-        </w:tc>
-        <w:tc>
-          <w:tcPr>
-            <w:tcW w:type="dxa" w:w="6800"/>
-            <w:tcMar>
-              <w:top w:type="dxa" w:w="90"/>
-              <w:left w:type="dxa" w:w="120"/>
-              <w:bottom w:type="dxa" w:w="90"/>
-              <w:right w:type="dxa" w:w="120"/>
-            </w:tcMar>
-          </w:tcPr>
-          <w:p>
-            <w:pPr>
-              <w:spacing w:after="0"/>
-            </w:pPr>
-            <w:r>
-              <w:rPr>
-                <w:color w:val="1A1D21"/>
-                <w:sz w:val="20"/>
-                <w:szCs w:val="20"/>
-              </w:rPr>
-              <w:t xml:space="preserve">Reads or records. No authority to act on what it sees.</w:t>
-            </w:r>
-          </w:p>
-        </w:tc>
-      </w:tr>
-      <w:tr>
-        <w:tc>
-          <w:tcPr>
-            <w:tcW w:type="dxa" w:w="2200"/>
-            <w:tcMar>
-              <w:top w:type="dxa" w:w="90"/>
-              <w:left w:type="dxa" w:w="120"/>
-              <w:bottom w:type="dxa" w:w="90"/>
-              <w:right w:type="dxa" w:w="120"/>
-            </w:tcMar>
-          </w:tcPr>
-          <w:p>
-            <w:pPr>
-              <w:spacing w:after="0"/>
-            </w:pPr>
-            <w:r>
-              <w:rPr>
-                <w:color w:val="1A1D21"/>
-                <w:sz w:val="20"/>
-                <w:szCs w:val="20"/>
-              </w:rPr>
-              <w:t xml:space="preserve">Dashed gold box</w:t>
-            </w:r>
-          </w:p>
-        </w:tc>
-        <w:tc>
-          <w:tcPr>
-            <w:tcW w:type="dxa" w:w="6800"/>
-            <w:tcMar>
-              <w:top w:type="dxa" w:w="90"/>
-              <w:left w:type="dxa" w:w="120"/>
-              <w:bottom w:type="dxa" w:w="90"/>
-              <w:right w:type="dxa" w:w="120"/>
-            </w:tcMar>
-          </w:tcPr>
-          <w:p>
-            <w:pPr>
-              <w:spacing w:after="0"/>
-            </w:pPr>
-            <w:r>
-              <w:rPr>
-                <w:color w:val="1A1D21"/>
-                <w:sz w:val="20"/>
-                <w:szCs w:val="20"/>
-              </w:rPr>
-              <w:t xml:space="preserve">A sealed pair. They see each other and nothing else, and nothing they say leaves.</w:t>
-            </w:r>
-          </w:p>
-        </w:tc>
-      </w:tr>
-      <w:tr>
-        <w:tc>
-          <w:tcPr>
-            <w:tcW w:type="dxa" w:w="2200"/>
-            <w:tcMar>
-              <w:top w:type="dxa" w:w="90"/>
-              <w:left w:type="dxa" w:w="120"/>
-              <w:bottom w:type="dxa" w:w="90"/>
-              <w:right w:type="dxa" w:w="120"/>
-            </w:tcMar>
-          </w:tcPr>
-          <w:p>
-            <w:pPr>
-              <w:spacing w:after="0"/>
-            </w:pPr>
-            <w:r>
-              <w:rPr>
-                <w:color w:val="1A1D21"/>
-                <w:sz w:val="20"/>
-                <w:szCs w:val="20"/>
-              </w:rPr>
-              <w:t xml:space="preserve">Red box</w:t>
-            </w:r>
-          </w:p>
-        </w:tc>
-        <w:tc>
-          <w:tcPr>
-            <w:tcW w:type="dxa" w:w="6800"/>
-            <w:tcMar>
-              <w:top w:type="dxa" w:w="90"/>
-              <w:left w:type="dxa" w:w="120"/>
-              <w:bottom w:type="dxa" w:w="90"/>
-              <w:right w:type="dxa" w:w="120"/>
-            </w:tcMar>
-          </w:tcPr>
-          <w:p>
-            <w:pPr>
-              <w:spacing w:after="0"/>
-            </w:pPr>
-            <w:r>
-              <w:rPr>
-                <w:color w:val="1A1D21"/>
-                <w:sz w:val="20"/>
-                <w:szCs w:val="20"/>
-              </w:rPr>
-              <w:t xml:space="preserve">The gate. Everything reaching a real service passes through it.</w:t>
-            </w:r>
-          </w:p>
-        </w:tc>
-      </w:tr>
-      <w:tr>
-        <w:tc>
-          <w:tcPr>
-            <w:tcW w:type="dxa" w:w="2200"/>
-            <w:tcMar>
-              <w:top w:type="dxa" w:w="90"/>
-              <w:left w:type="dxa" w:w="120"/>
-              <w:bottom w:type="dxa" w:w="90"/>
-              <w:right w:type="dxa" w:w="120"/>
-            </w:tcMar>
-          </w:tcPr>
-          <w:p>
-            <w:pPr>
-              <w:spacing w:after="0"/>
-            </w:pPr>
-            <w:r>
-              <w:rPr>
-                <w:color w:val="1A1D21"/>
-                <w:sz w:val="20"/>
-                <w:szCs w:val="20"/>
-              </w:rPr>
-              <w:t xml:space="preserve">Black box</w:t>
-            </w:r>
-          </w:p>
-        </w:tc>
-        <w:tc>
-          <w:tcPr>
-            <w:tcW w:type="dxa" w:w="6800"/>
-            <w:tcMar>
-              <w:top w:type="dxa" w:w="90"/>
-              <w:left w:type="dxa" w:w="120"/>
-              <w:bottom w:type="dxa" w:w="90"/>
-              <w:right w:type="dxa" w:w="120"/>
-            </w:tcMar>
-          </w:tcPr>
-          <w:p>
-            <w:pPr>
-              <w:spacing w:after="0"/>
-            </w:pPr>
-            <w:r>
-              <w:rPr>
-                <w:color w:val="1A1D21"/>
-                <w:sz w:val="20"/>
-                <w:szCs w:val="20"/>
-              </w:rPr>
-              <w:t xml:space="preserve">Sam, Hub and the outside service — the three points that decide or receive.</w:t>
-            </w:r>
-          </w:p>
-        </w:tc>
-      </w:tr>
-    </w:tbl>
-    <w:p>
-      <w:pPr>
-        <w:spacing w:after="120" w:before="0"/>
-      </w:pPr>
-      <w:r>
-        <w:rPr>
-          <w:color w:val="1A1D21"/>
-          <w:sz w:val="21"/>
-          <w:szCs w:val="21"/>
-        </w:rPr>
-        <w:t xml:space="preserve">Three things are worth reading off the map directly. Nova sits at the top but decides nothing — she is the mouth, not the brain. The permission layer sits between every worker and Gmail, so no worker holds a tool. And oversight sits underneath everything, running after the fact with no ability to act on what it finds.</w:t>
-      </w:r>
-    </w:p>
-    <w:p>
-      <w:r>
-        <w:br w:type="page"/>
-      </w:r>
-    </w:p>
-    <w:p>
-      <w:pPr>
-        <w:pStyle w:val="Heading1"/>
-        <w:spacing w:after="160" w:before="360"/>
-      </w:pPr>
-      <w:r>
-        <w:rPr>
-          <w:b/>
-          <w:bCs/>
-          <w:color w:val="1A1D21"/>
-          <w:sz w:val="32"/>
-          <w:szCs w:val="32"/>
-        </w:rPr>
-        <w:t xml:space="preserve">Part Three — The Models</w:t>
+        <w:t xml:space="preserve">Part Three — The Rubrics</w:t>
       </w:r>
     </w:p>
     <w:p>

--- a/Command_Desk_Rubrics_and_Guardrails.docx
+++ b/Command_Desk_Rubrics_and_Guardrails.docx
@@ -306,7 +306,7 @@
                 <w:sz w:val="20"/>
                 <w:szCs w:val="20"/>
               </w:rPr>
-              <w:t xml:space="preserve">Thirteen models. Each with purpose, measurable requirements, verification method, auto-fail conditions, output contract, and the guards holding it.</w:t>
+              <w:t xml:space="preserve">Twenty-two agents in four groups. Each with purpose, measurable requirements, verification method, auto-fail conditions, output contract, and the guards holding it.</w:t>
             </w:r>
           </w:p>
         </w:tc>
@@ -322,7 +322,7 @@
           <w:sz w:val="19"/>
           <w:szCs w:val="19"/>
         </w:rPr>
-        <w:t xml:space="preserve">Eleven models are live today. Two are new: forge, and mind, which already exists on the box with the correct prompt but is not yet in the config.</w:t>
+        <w:t xml:space="preserve">Eleven are live. Two sit on the box with prompts written and are not in the config. Four are designed and specified. Five are named in the documents with no scope yet — their rubrics are containment rules, because an undefined slot needs guardrails more than a defined one, not fewer.</w:t>
       </w:r>
     </w:p>
     <w:p>
@@ -2614,6 +2614,25 @@
     </w:p>
     <w:p>
       <w:pPr>
+        <w:pBdr>
+          <w:bottom w:val="single" w:color="1A1D21" w:sz="12"/>
+        </w:pBdr>
+        <w:spacing w:after="60" w:before="420"/>
+      </w:pPr>
+      <w:r>
+        <w:rPr>
+          <w:b/>
+          <w:bCs/>
+          <w:color w:val="8A5A0B"/>
+          <w:spacing w:val="30"/>
+          <w:sz w:val="19"/>
+          <w:szCs w:val="19"/>
+        </w:rPr>
+        <w:t xml:space="preserve">A — LIVE NOW</w:t>
+      </w:r>
+    </w:p>
+    <w:p>
+      <w:pPr>
         <w:pStyle w:val="Heading2"/>
         <w:spacing w:after="40" w:before="320"/>
       </w:pPr>
@@ -6705,6 +6724,25 @@
     </w:p>
     <w:p>
       <w:pPr>
+        <w:pBdr>
+          <w:bottom w:val="single" w:color="1A1D21" w:sz="12"/>
+        </w:pBdr>
+        <w:spacing w:after="60" w:before="420"/>
+      </w:pPr>
+      <w:r>
+        <w:rPr>
+          <w:b/>
+          <w:bCs/>
+          <w:color w:val="8A5A0B"/>
+          <w:spacing w:val="30"/>
+          <w:sz w:val="19"/>
+          <w:szCs w:val="19"/>
+        </w:rPr>
+        <w:t xml:space="preserve">B — WRITTEN AND ON THE BOX, NOT CONNECTED</w:t>
+      </w:r>
+    </w:p>
+    <w:p>
+      <w:pPr>
         <w:pStyle w:val="Heading2"/>
         <w:spacing w:after="40" w:before="320"/>
       </w:pPr>
@@ -6717,7 +6755,7 @@
           <w:sz w:val="26"/>
           <w:szCs w:val="26"/>
         </w:rPr>
-        <w:t xml:space="preserve">forge</w:t>
+        <w:t xml:space="preserve">memory</w:t>
       </w:r>
       <w:r>
         <w:rPr>
@@ -6726,7 +6764,7 @@
           <w:sz w:val="18"/>
           <w:szCs w:val="18"/>
         </w:rPr>
-        <w:t xml:space="preserve">   claude-sonnet-5  |  isolated, ideas  |  NEW</w:t>
+        <w:t xml:space="preserve">   unassigned  |  prompt on the box, not in config</w:t>
       </w:r>
     </w:p>
     <w:p>
@@ -6741,7 +6779,7 @@
           <w:sz w:val="21"/>
           <w:szCs w:val="21"/>
         </w:rPr>
-        <w:t xml:space="preserve">Proposes options, defends them under attack, and delivers one recommendation.</w:t>
+        <w:t xml:space="preserve">The knowledge base and the decision log. Recalls what was decided, and why.</w:t>
       </w:r>
     </w:p>
     <w:p>
@@ -6770,7 +6808,7 @@
           <w:sz w:val="21"/>
           <w:szCs w:val="21"/>
         </w:rPr>
-        <w:t xml:space="preserve">Generate real options and decide between them. Deciding is the job.</w:t>
+        <w:t xml:space="preserve">Hold what Sam knows and what he has decided, and raise an active decision before a settled topic is reopened.</w:t>
       </w:r>
     </w:p>
     <w:p>
@@ -6804,61 +6842,61 @@
           <w:sz w:val="21"/>
           <w:szCs w:val="21"/>
         </w:rPr>
-        <w:t xml:space="preserve">Three options that differ in how they would be built, what they cost, and how they fail.</w:t>
-      </w:r>
-    </w:p>
-    <w:p>
-      <w:pPr>
-        <w:pStyle w:val="ListParagraph"/>
-        <w:numPr>
-          <w:ilvl w:val="0"/>
-          <w:numId w:val="3"/>
-        </w:numPr>
-        <w:spacing w:after="70"/>
-      </w:pPr>
-      <w:r>
-        <w:rPr>
-          <w:color w:val="1A1D21"/>
-          <w:sz w:val="21"/>
-          <w:szCs w:val="21"/>
-        </w:rPr>
-        <w:t xml:space="preserve">Each option carries its cost and what has to be true for it to work.</w:t>
-      </w:r>
-    </w:p>
-    <w:p>
-      <w:pPr>
-        <w:pStyle w:val="ListParagraph"/>
-        <w:numPr>
-          <w:ilvl w:val="0"/>
-          <w:numId w:val="3"/>
-        </w:numPr>
-        <w:spacing w:after="70"/>
-      </w:pPr>
-      <w:r>
-        <w:rPr>
-          <w:color w:val="1A1D21"/>
-          <w:sz w:val="21"/>
-          <w:szCs w:val="21"/>
-        </w:rPr>
-        <w:t xml:space="preserve">Under attack it either concedes or holds, says which, and never both.</w:t>
-      </w:r>
-    </w:p>
-    <w:p>
-      <w:pPr>
-        <w:pStyle w:val="ListParagraph"/>
-        <w:numPr>
-          <w:ilvl w:val="0"/>
-          <w:numId w:val="3"/>
-        </w:numPr>
-        <w:spacing w:after="70"/>
-      </w:pPr>
-      <w:r>
-        <w:rPr>
-          <w:color w:val="1A1D21"/>
-          <w:sz w:val="21"/>
-          <w:szCs w:val="21"/>
-        </w:rPr>
-        <w:t xml:space="preserve">It ends with one recommendation and names why each runner-up lost.</w:t>
+        <w:t xml:space="preserve">Every recall names the decision, the reason, and when it was made.</w:t>
+      </w:r>
+    </w:p>
+    <w:p>
+      <w:pPr>
+        <w:pStyle w:val="ListParagraph"/>
+        <w:numPr>
+          <w:ilvl w:val="0"/>
+          <w:numId w:val="3"/>
+        </w:numPr>
+        <w:spacing w:after="70"/>
+      </w:pPr>
+      <w:r>
+        <w:rPr>
+          <w:color w:val="1A1D21"/>
+          <w:sz w:val="21"/>
+          <w:szCs w:val="21"/>
+        </w:rPr>
+        <w:t xml:space="preserve">An active decision is surfaced before a settled topic is reopened, unattended.</w:t>
+      </w:r>
+    </w:p>
+    <w:p>
+      <w:pPr>
+        <w:pStyle w:val="ListParagraph"/>
+        <w:numPr>
+          <w:ilvl w:val="0"/>
+          <w:numId w:val="3"/>
+        </w:numPr>
+        <w:spacing w:after="70"/>
+      </w:pPr>
+      <w:r>
+        <w:rPr>
+          <w:color w:val="1A1D21"/>
+          <w:sz w:val="21"/>
+          <w:szCs w:val="21"/>
+        </w:rPr>
+        <w:t xml:space="preserve">A decision with no recorded evidence is reported as unevidenced, not as fact.</w:t>
+      </w:r>
+    </w:p>
+    <w:p>
+      <w:pPr>
+        <w:pStyle w:val="ListParagraph"/>
+        <w:numPr>
+          <w:ilvl w:val="0"/>
+          <w:numId w:val="3"/>
+        </w:numPr>
+        <w:spacing w:after="70"/>
+      </w:pPr>
+      <w:r>
+        <w:rPr>
+          <w:color w:val="1A1D21"/>
+          <w:sz w:val="21"/>
+          <w:szCs w:val="21"/>
+        </w:rPr>
+        <w:t xml:space="preserve">It reports what was decided. It never re-decides.</w:t>
       </w:r>
     </w:p>
     <w:p>
@@ -6887,7 +6925,7 @@
           <w:sz w:val="21"/>
           <w:szCs w:val="21"/>
         </w:rPr>
-        <w:t xml:space="preserve">Mind per round. Hub against the locked question at handback.</w:t>
+        <w:t xml:space="preserve">Against the decisions table. log_decision already writes on capture; this reads the same rows back.</w:t>
       </w:r>
     </w:p>
     <w:p>
@@ -6921,7 +6959,7 @@
           <w:sz w:val="21"/>
           <w:szCs w:val="21"/>
         </w:rPr>
-        <w:t xml:space="preserve">Three options that are one idea in three costumes.</w:t>
+        <w:t xml:space="preserve">Recalling a decision that has no row behind it.</w:t>
       </w:r>
     </w:p>
     <w:p>
@@ -6939,7 +6977,7 @@
           <w:sz w:val="21"/>
           <w:szCs w:val="21"/>
         </w:rPr>
-        <w:t xml:space="preserve">Handing Sam a choice instead of a recommendation.</w:t>
+        <w:t xml:space="preserve">Offering a view on whether a past decision was right.</w:t>
       </w:r>
     </w:p>
     <w:p>
@@ -6957,25 +6995,7 @@
           <w:sz w:val="21"/>
           <w:szCs w:val="21"/>
         </w:rPr>
-        <w:t xml:space="preserve">A revision that is the same idea reworded.</w:t>
-      </w:r>
-    </w:p>
-    <w:p>
-      <w:pPr>
-        <w:pStyle w:val="ListParagraph"/>
-        <w:numPr>
-          <w:ilvl w:val="0"/>
-          <w:numId w:val="4"/>
-        </w:numPr>
-        <w:spacing w:after="70"/>
-      </w:pPr>
-      <w:r>
-        <w:rPr>
-          <w:color w:val="9D3A2E"/>
-          <w:sz w:val="21"/>
-          <w:szCs w:val="21"/>
-        </w:rPr>
-        <w:t xml:space="preserve">Conceding and defending the same objection at once.</w:t>
+        <w:t xml:space="preserve">Silence when a settled topic is reopened and an active decision exists.</w:t>
       </w:r>
     </w:p>
     <w:p>
@@ -7004,7 +7024,7 @@
           <w:sz w:val="21"/>
           <w:szCs w:val="21"/>
         </w:rPr>
-        <w:t xml:space="preserve">Standard contract, plus recommendation and runners_up with why each lost.</w:t>
+        <w:t xml:space="preserve">Decision, reason, evidence reference, date. Or a clean "nothing on record".</w:t>
       </w:r>
     </w:p>
     <w:p>
@@ -7038,61 +7058,43 @@
           <w:sz w:val="21"/>
           <w:szCs w:val="21"/>
         </w:rPr>
-        <w:t xml:space="preserve">CODE — sealed in the ideas group with Mind. Their argument never floods the shared pool.</w:t>
-      </w:r>
-    </w:p>
-    <w:p>
-      <w:pPr>
-        <w:pStyle w:val="ListParagraph"/>
-        <w:numPr>
-          <w:ilvl w:val="0"/>
-          <w:numId w:val="3"/>
-        </w:numPr>
-        <w:spacing w:after="70"/>
-      </w:pPr>
-      <w:r>
-        <w:rPr>
-          <w:color w:val="1A1D21"/>
-          <w:sz w:val="21"/>
-          <w:szCs w:val="21"/>
-        </w:rPr>
-        <w:t xml:space="preserve">CODE — round counter fixed at three. A fourth round is polish, not progress.</w:t>
-      </w:r>
-    </w:p>
-    <w:p>
-      <w:pPr>
-        <w:pStyle w:val="ListParagraph"/>
-        <w:numPr>
-          <w:ilvl w:val="0"/>
-          <w:numId w:val="3"/>
-        </w:numPr>
-        <w:spacing w:after="70"/>
-      </w:pPr>
-      <w:r>
-        <w:rPr>
-          <w:color w:val="1A1D21"/>
-          <w:sz w:val="21"/>
-          <w:szCs w:val="21"/>
-        </w:rPr>
-        <w:t xml:space="preserve">CODE — the output shape is checked at handback, so a menu cannot get through.</w:t>
-      </w:r>
-    </w:p>
-    <w:p>
-      <w:pPr>
-        <w:pStyle w:val="ListParagraph"/>
-        <w:numPr>
-          <w:ilvl w:val="0"/>
-          <w:numId w:val="3"/>
-        </w:numPr>
-        <w:spacing w:after="70"/>
-      </w:pPr>
-      <w:r>
-        <w:rPr>
-          <w:color w:val="1A1D21"/>
-          <w:sz w:val="21"/>
-          <w:szCs w:val="21"/>
-        </w:rPr>
-        <w:t xml:space="preserve">CODE — returns through Hub, which checks it answers the question that was locked.</w:t>
+        <w:t xml:space="preserve">CODE — reads the decisions table only. It cannot write one.</w:t>
+      </w:r>
+    </w:p>
+    <w:p>
+      <w:pPr>
+        <w:pStyle w:val="ListParagraph"/>
+        <w:numPr>
+          <w:ilvl w:val="0"/>
+          <w:numId w:val="3"/>
+        </w:numPr>
+        <w:spacing w:after="70"/>
+      </w:pPr>
+      <w:r>
+        <w:rPr>
+          <w:color w:val="1A1D21"/>
+          <w:sz w:val="21"/>
+          <w:szCs w:val="21"/>
+        </w:rPr>
+        <w:t xml:space="preserve">CODE — overlaps consolidator, so ownership of recall must be settled in config before it is switched on.</w:t>
+      </w:r>
+    </w:p>
+    <w:p>
+      <w:pPr>
+        <w:pStyle w:val="ListParagraph"/>
+        <w:numPr>
+          <w:ilvl w:val="0"/>
+          <w:numId w:val="3"/>
+        </w:numPr>
+        <w:spacing w:after="70"/>
+      </w:pPr>
+      <w:r>
+        <w:rPr>
+          <w:color w:val="1A1D21"/>
+          <w:sz w:val="21"/>
+          <w:szCs w:val="21"/>
+        </w:rPr>
+        <w:t xml:space="preserve">PROMPT — reports, never re-decides.</w:t>
       </w:r>
     </w:p>
     <w:p>
@@ -7120,7 +7122,7 @@
           <w:sz w:val="26"/>
           <w:szCs w:val="26"/>
         </w:rPr>
-        <w:t xml:space="preserve">mind</w:t>
+        <w:t xml:space="preserve">writing</w:t>
       </w:r>
       <w:r>
         <w:rPr>
@@ -7129,7 +7131,7 @@
           <w:sz w:val="18"/>
           <w:szCs w:val="18"/>
         </w:rPr>
-        <w:t xml:space="preserve">   claude-sonnet-5  |  isolated, ideas  |  REVIVE</w:t>
+        <w:t xml:space="preserve">   unassigned  |  prompt on the box, not in config</w:t>
       </w:r>
     </w:p>
     <w:p>
@@ -7144,6 +7146,777 @@
           <w:sz w:val="21"/>
           <w:szCs w:val="21"/>
         </w:rPr>
+        <w:t xml:space="preserve">Drafts, edits and polishes in Sam's voice. Superseded for mail by style_profile.py.</w:t>
+      </w:r>
+    </w:p>
+    <w:p>
+      <w:pPr>
+        <w:spacing w:after="60" w:before="160"/>
+      </w:pPr>
+      <w:r>
+        <w:rPr>
+          <w:b/>
+          <w:bCs/>
+          <w:color w:val="5C6670"/>
+          <w:spacing w:val="20"/>
+          <w:sz w:val="17"/>
+          <w:szCs w:val="17"/>
+        </w:rPr>
+        <w:t xml:space="preserve">PURPOSE</w:t>
+      </w:r>
+    </w:p>
+    <w:p>
+      <w:pPr>
+        <w:spacing w:after="120" w:before="0"/>
+      </w:pPr>
+      <w:r>
+        <w:rPr>
+          <w:color w:val="1A1D21"/>
+          <w:sz w:val="21"/>
+          <w:szCs w:val="21"/>
+        </w:rPr>
+        <w:t xml:space="preserve">Produce clean, ready-to-use text in Sam’s voice for anything that is not email.</w:t>
+      </w:r>
+    </w:p>
+    <w:p>
+      <w:pPr>
+        <w:spacing w:after="60" w:before="160"/>
+      </w:pPr>
+      <w:r>
+        <w:rPr>
+          <w:b/>
+          <w:bCs/>
+          <w:color w:val="5C6670"/>
+          <w:spacing w:val="20"/>
+          <w:sz w:val="17"/>
+          <w:szCs w:val="17"/>
+        </w:rPr>
+        <w:t xml:space="preserve">REQUIREMENTS</w:t>
+      </w:r>
+    </w:p>
+    <w:p>
+      <w:pPr>
+        <w:pStyle w:val="ListParagraph"/>
+        <w:numPr>
+          <w:ilvl w:val="0"/>
+          <w:numId w:val="3"/>
+        </w:numPr>
+        <w:spacing w:after="70"/>
+      </w:pPr>
+      <w:r>
+        <w:rPr>
+          <w:color w:val="1A1D21"/>
+          <w:sz w:val="21"/>
+          <w:szCs w:val="21"/>
+        </w:rPr>
+        <w:t xml:space="preserve">Returns finished text, not notes about text.</w:t>
+      </w:r>
+    </w:p>
+    <w:p>
+      <w:pPr>
+        <w:pStyle w:val="ListParagraph"/>
+        <w:numPr>
+          <w:ilvl w:val="0"/>
+          <w:numId w:val="3"/>
+        </w:numPr>
+        <w:spacing w:after="70"/>
+      </w:pPr>
+      <w:r>
+        <w:rPr>
+          <w:color w:val="1A1D21"/>
+          <w:sz w:val="21"/>
+          <w:szCs w:val="21"/>
+        </w:rPr>
+        <w:t xml:space="preserve">Direct and usable — no preamble, no options menu.</w:t>
+      </w:r>
+    </w:p>
+    <w:p>
+      <w:pPr>
+        <w:pStyle w:val="ListParagraph"/>
+        <w:numPr>
+          <w:ilvl w:val="0"/>
+          <w:numId w:val="3"/>
+        </w:numPr>
+        <w:spacing w:after="70"/>
+      </w:pPr>
+      <w:r>
+        <w:rPr>
+          <w:color w:val="1A1D21"/>
+          <w:sz w:val="21"/>
+          <w:szCs w:val="21"/>
+        </w:rPr>
+        <w:t xml:space="preserve">Uses the stored style profile where one exists for the context.</w:t>
+      </w:r>
+    </w:p>
+    <w:p>
+      <w:pPr>
+        <w:pStyle w:val="ListParagraph"/>
+        <w:numPr>
+          <w:ilvl w:val="0"/>
+          <w:numId w:val="3"/>
+        </w:numPr>
+        <w:spacing w:after="70"/>
+      </w:pPr>
+      <w:r>
+        <w:rPr>
+          <w:color w:val="1A1D21"/>
+          <w:sz w:val="21"/>
+          <w:szCs w:val="21"/>
+        </w:rPr>
+        <w:t xml:space="preserve">Invents no facts, names, figures or dates that were not supplied.</w:t>
+      </w:r>
+    </w:p>
+    <w:p>
+      <w:pPr>
+        <w:spacing w:after="60" w:before="160"/>
+      </w:pPr>
+      <w:r>
+        <w:rPr>
+          <w:b/>
+          <w:bCs/>
+          <w:color w:val="5C6670"/>
+          <w:spacing w:val="20"/>
+          <w:sz w:val="17"/>
+          <w:szCs w:val="17"/>
+        </w:rPr>
+        <w:t xml:space="preserve">VERIFIED BY</w:t>
+      </w:r>
+    </w:p>
+    <w:p>
+      <w:pPr>
+        <w:spacing w:after="120" w:before="0"/>
+      </w:pPr>
+      <w:r>
+        <w:rPr>
+          <w:color w:val="1A1D21"/>
+          <w:sz w:val="21"/>
+          <w:szCs w:val="21"/>
+        </w:rPr>
+        <w:t xml:space="preserve">ground() against the brief. The style profile where one applies.</w:t>
+      </w:r>
+    </w:p>
+    <w:p>
+      <w:pPr>
+        <w:spacing w:after="60" w:before="160"/>
+      </w:pPr>
+      <w:r>
+        <w:rPr>
+          <w:b/>
+          <w:bCs/>
+          <w:color w:val="5C6670"/>
+          <w:spacing w:val="20"/>
+          <w:sz w:val="17"/>
+          <w:szCs w:val="17"/>
+        </w:rPr>
+        <w:t xml:space="preserve">AUTO-FAIL CONDITIONS</w:t>
+      </w:r>
+    </w:p>
+    <w:p>
+      <w:pPr>
+        <w:pStyle w:val="ListParagraph"/>
+        <w:numPr>
+          <w:ilvl w:val="0"/>
+          <w:numId w:val="4"/>
+        </w:numPr>
+        <w:spacing w:after="70"/>
+      </w:pPr>
+      <w:r>
+        <w:rPr>
+          <w:color w:val="9D3A2E"/>
+          <w:sz w:val="21"/>
+          <w:szCs w:val="21"/>
+        </w:rPr>
+        <w:t xml:space="preserve">Inventing a fact, name or figure to make the copy read better.</w:t>
+      </w:r>
+    </w:p>
+    <w:p>
+      <w:pPr>
+        <w:pStyle w:val="ListParagraph"/>
+        <w:numPr>
+          <w:ilvl w:val="0"/>
+          <w:numId w:val="4"/>
+        </w:numPr>
+        <w:spacing w:after="70"/>
+      </w:pPr>
+      <w:r>
+        <w:rPr>
+          <w:color w:val="9D3A2E"/>
+          <w:sz w:val="21"/>
+          <w:szCs w:val="21"/>
+        </w:rPr>
+        <w:t xml:space="preserve">Inferring a voice when a stored profile exists for that context.</w:t>
+      </w:r>
+    </w:p>
+    <w:p>
+      <w:pPr>
+        <w:pStyle w:val="ListParagraph"/>
+        <w:numPr>
+          <w:ilvl w:val="0"/>
+          <w:numId w:val="4"/>
+        </w:numPr>
+        <w:spacing w:after="70"/>
+      </w:pPr>
+      <w:r>
+        <w:rPr>
+          <w:color w:val="9D3A2E"/>
+          <w:sz w:val="21"/>
+          <w:szCs w:val="21"/>
+        </w:rPr>
+        <w:t xml:space="preserve">Returning options instead of a finished draft.</w:t>
+      </w:r>
+    </w:p>
+    <w:p>
+      <w:pPr>
+        <w:spacing w:after="60" w:before="160"/>
+      </w:pPr>
+      <w:r>
+        <w:rPr>
+          <w:b/>
+          <w:bCs/>
+          <w:color w:val="5C6670"/>
+          <w:spacing w:val="20"/>
+          <w:sz w:val="17"/>
+          <w:szCs w:val="17"/>
+        </w:rPr>
+        <w:t xml:space="preserve">OUTPUT CONTRACT</w:t>
+      </w:r>
+    </w:p>
+    <w:p>
+      <w:pPr>
+        <w:spacing w:after="120" w:before="0"/>
+      </w:pPr>
+      <w:r>
+        <w:rPr>
+          <w:color w:val="1A1D21"/>
+          <w:sz w:val="21"/>
+          <w:szCs w:val="21"/>
+        </w:rPr>
+        <w:t xml:space="preserve">Finished text. Nothing else.</w:t>
+      </w:r>
+    </w:p>
+    <w:p>
+      <w:pPr>
+        <w:spacing w:after="60" w:before="160"/>
+      </w:pPr>
+      <w:r>
+        <w:rPr>
+          <w:b/>
+          <w:bCs/>
+          <w:color w:val="5C6670"/>
+          <w:spacing w:val="20"/>
+          <w:sz w:val="17"/>
+          <w:szCs w:val="17"/>
+        </w:rPr>
+        <w:t xml:space="preserve">GUARDS HOLDING IT</w:t>
+      </w:r>
+    </w:p>
+    <w:p>
+      <w:pPr>
+        <w:pStyle w:val="ListParagraph"/>
+        <w:numPr>
+          <w:ilvl w:val="0"/>
+          <w:numId w:val="3"/>
+        </w:numPr>
+        <w:spacing w:after="70"/>
+      </w:pPr>
+      <w:r>
+        <w:rPr>
+          <w:color w:val="1A1D21"/>
+          <w:sz w:val="21"/>
+          <w:szCs w:val="21"/>
+        </w:rPr>
+        <w:t xml:space="preserve">CODE — no tools. It cannot send, publish or file anything it writes.</w:t>
+      </w:r>
+    </w:p>
+    <w:p>
+      <w:pPr>
+        <w:pStyle w:val="ListParagraph"/>
+        <w:numPr>
+          <w:ilvl w:val="0"/>
+          <w:numId w:val="3"/>
+        </w:numPr>
+        <w:spacing w:after="70"/>
+      </w:pPr>
+      <w:r>
+        <w:rPr>
+          <w:color w:val="1A1D21"/>
+          <w:sz w:val="21"/>
+          <w:szCs w:val="21"/>
+        </w:rPr>
+        <w:t xml:space="preserve">PROMPT — deferred to style_profile.py for anything email-shaped.</w:t>
+      </w:r>
+    </w:p>
+    <w:p>
+      <w:pPr>
+        <w:pBdr>
+          <w:bottom w:val="single" w:color="C8CDD4" w:sz="6"/>
+        </w:pBdr>
+        <w:spacing w:after="200" w:before="120"/>
+      </w:pPr>
+      <w:r>
+        <w:t xml:space="preserve"/>
+      </w:r>
+    </w:p>
+    <w:p>
+      <w:pPr>
+        <w:pBdr>
+          <w:bottom w:val="single" w:color="1A1D21" w:sz="12"/>
+        </w:pBdr>
+        <w:spacing w:after="60" w:before="420"/>
+      </w:pPr>
+      <w:r>
+        <w:rPr>
+          <w:b/>
+          <w:bCs/>
+          <w:color w:val="8A5A0B"/>
+          <w:spacing w:val="30"/>
+          <w:sz w:val="19"/>
+          <w:szCs w:val="19"/>
+        </w:rPr>
+        <w:t xml:space="preserve">C — DESIGNED AND SPECIFIED, TO BUILD</w:t>
+      </w:r>
+    </w:p>
+    <w:p>
+      <w:pPr>
+        <w:pStyle w:val="Heading2"/>
+        <w:spacing w:after="40" w:before="320"/>
+      </w:pPr>
+      <w:r>
+        <w:rPr>
+          <w:rFonts w:ascii="Consolas" w:cs="Consolas" w:eastAsia="Consolas" w:hAnsi="Consolas"/>
+          <w:b/>
+          <w:bCs/>
+          <w:color w:val="1A1D21"/>
+          <w:sz w:val="26"/>
+          <w:szCs w:val="26"/>
+        </w:rPr>
+        <w:t xml:space="preserve">forge</w:t>
+      </w:r>
+      <w:r>
+        <w:rPr>
+          <w:rFonts w:ascii="Consolas" w:cs="Consolas" w:eastAsia="Consolas" w:hAnsi="Consolas"/>
+          <w:color w:val="5C6670"/>
+          <w:sz w:val="18"/>
+          <w:szCs w:val="18"/>
+        </w:rPr>
+        <w:t xml:space="preserve">   claude-sonnet-5  |  isolated, ideas  |  NEW</w:t>
+      </w:r>
+    </w:p>
+    <w:p>
+      <w:pPr>
+        <w:spacing w:after="140" w:before="0"/>
+      </w:pPr>
+      <w:r>
+        <w:rPr>
+          <w:i/>
+          <w:iCs/>
+          <w:color w:val="5C6670"/>
+          <w:sz w:val="21"/>
+          <w:szCs w:val="21"/>
+        </w:rPr>
+        <w:t xml:space="preserve">Proposes options, defends them under attack, and delivers one recommendation.</w:t>
+      </w:r>
+    </w:p>
+    <w:p>
+      <w:pPr>
+        <w:spacing w:after="60" w:before="160"/>
+      </w:pPr>
+      <w:r>
+        <w:rPr>
+          <w:b/>
+          <w:bCs/>
+          <w:color w:val="5C6670"/>
+          <w:spacing w:val="20"/>
+          <w:sz w:val="17"/>
+          <w:szCs w:val="17"/>
+        </w:rPr>
+        <w:t xml:space="preserve">PURPOSE</w:t>
+      </w:r>
+    </w:p>
+    <w:p>
+      <w:pPr>
+        <w:spacing w:after="120" w:before="0"/>
+      </w:pPr>
+      <w:r>
+        <w:rPr>
+          <w:color w:val="1A1D21"/>
+          <w:sz w:val="21"/>
+          <w:szCs w:val="21"/>
+        </w:rPr>
+        <w:t xml:space="preserve">Generate real options and decide between them. Deciding is the job.</w:t>
+      </w:r>
+    </w:p>
+    <w:p>
+      <w:pPr>
+        <w:spacing w:after="60" w:before="160"/>
+      </w:pPr>
+      <w:r>
+        <w:rPr>
+          <w:b/>
+          <w:bCs/>
+          <w:color w:val="5C6670"/>
+          <w:spacing w:val="20"/>
+          <w:sz w:val="17"/>
+          <w:szCs w:val="17"/>
+        </w:rPr>
+        <w:t xml:space="preserve">REQUIREMENTS</w:t>
+      </w:r>
+    </w:p>
+    <w:p>
+      <w:pPr>
+        <w:pStyle w:val="ListParagraph"/>
+        <w:numPr>
+          <w:ilvl w:val="0"/>
+          <w:numId w:val="3"/>
+        </w:numPr>
+        <w:spacing w:after="70"/>
+      </w:pPr>
+      <w:r>
+        <w:rPr>
+          <w:color w:val="1A1D21"/>
+          <w:sz w:val="21"/>
+          <w:szCs w:val="21"/>
+        </w:rPr>
+        <w:t xml:space="preserve">Three options that differ in how they would be built, what they cost, and how they fail.</w:t>
+      </w:r>
+    </w:p>
+    <w:p>
+      <w:pPr>
+        <w:pStyle w:val="ListParagraph"/>
+        <w:numPr>
+          <w:ilvl w:val="0"/>
+          <w:numId w:val="3"/>
+        </w:numPr>
+        <w:spacing w:after="70"/>
+      </w:pPr>
+      <w:r>
+        <w:rPr>
+          <w:color w:val="1A1D21"/>
+          <w:sz w:val="21"/>
+          <w:szCs w:val="21"/>
+        </w:rPr>
+        <w:t xml:space="preserve">Each option carries its cost and what has to be true for it to work.</w:t>
+      </w:r>
+    </w:p>
+    <w:p>
+      <w:pPr>
+        <w:pStyle w:val="ListParagraph"/>
+        <w:numPr>
+          <w:ilvl w:val="0"/>
+          <w:numId w:val="3"/>
+        </w:numPr>
+        <w:spacing w:after="70"/>
+      </w:pPr>
+      <w:r>
+        <w:rPr>
+          <w:color w:val="1A1D21"/>
+          <w:sz w:val="21"/>
+          <w:szCs w:val="21"/>
+        </w:rPr>
+        <w:t xml:space="preserve">Under attack it either concedes or holds, says which, and never both.</w:t>
+      </w:r>
+    </w:p>
+    <w:p>
+      <w:pPr>
+        <w:pStyle w:val="ListParagraph"/>
+        <w:numPr>
+          <w:ilvl w:val="0"/>
+          <w:numId w:val="3"/>
+        </w:numPr>
+        <w:spacing w:after="70"/>
+      </w:pPr>
+      <w:r>
+        <w:rPr>
+          <w:color w:val="1A1D21"/>
+          <w:sz w:val="21"/>
+          <w:szCs w:val="21"/>
+        </w:rPr>
+        <w:t xml:space="preserve">It ends with one recommendation and names why each runner-up lost.</w:t>
+      </w:r>
+    </w:p>
+    <w:p>
+      <w:pPr>
+        <w:spacing w:after="60" w:before="160"/>
+      </w:pPr>
+      <w:r>
+        <w:rPr>
+          <w:b/>
+          <w:bCs/>
+          <w:color w:val="5C6670"/>
+          <w:spacing w:val="20"/>
+          <w:sz w:val="17"/>
+          <w:szCs w:val="17"/>
+        </w:rPr>
+        <w:t xml:space="preserve">VERIFIED BY</w:t>
+      </w:r>
+    </w:p>
+    <w:p>
+      <w:pPr>
+        <w:spacing w:after="120" w:before="0"/>
+      </w:pPr>
+      <w:r>
+        <w:rPr>
+          <w:color w:val="1A1D21"/>
+          <w:sz w:val="21"/>
+          <w:szCs w:val="21"/>
+        </w:rPr>
+        <w:t xml:space="preserve">Mind per round. Hub against the locked question at handback.</w:t>
+      </w:r>
+    </w:p>
+    <w:p>
+      <w:pPr>
+        <w:spacing w:after="60" w:before="160"/>
+      </w:pPr>
+      <w:r>
+        <w:rPr>
+          <w:b/>
+          <w:bCs/>
+          <w:color w:val="5C6670"/>
+          <w:spacing w:val="20"/>
+          <w:sz w:val="17"/>
+          <w:szCs w:val="17"/>
+        </w:rPr>
+        <w:t xml:space="preserve">AUTO-FAIL CONDITIONS</w:t>
+      </w:r>
+    </w:p>
+    <w:p>
+      <w:pPr>
+        <w:pStyle w:val="ListParagraph"/>
+        <w:numPr>
+          <w:ilvl w:val="0"/>
+          <w:numId w:val="4"/>
+        </w:numPr>
+        <w:spacing w:after="70"/>
+      </w:pPr>
+      <w:r>
+        <w:rPr>
+          <w:color w:val="9D3A2E"/>
+          <w:sz w:val="21"/>
+          <w:szCs w:val="21"/>
+        </w:rPr>
+        <w:t xml:space="preserve">Three options that are one idea in three costumes.</w:t>
+      </w:r>
+    </w:p>
+    <w:p>
+      <w:pPr>
+        <w:pStyle w:val="ListParagraph"/>
+        <w:numPr>
+          <w:ilvl w:val="0"/>
+          <w:numId w:val="4"/>
+        </w:numPr>
+        <w:spacing w:after="70"/>
+      </w:pPr>
+      <w:r>
+        <w:rPr>
+          <w:color w:val="9D3A2E"/>
+          <w:sz w:val="21"/>
+          <w:szCs w:val="21"/>
+        </w:rPr>
+        <w:t xml:space="preserve">Handing Sam a choice instead of a recommendation.</w:t>
+      </w:r>
+    </w:p>
+    <w:p>
+      <w:pPr>
+        <w:pStyle w:val="ListParagraph"/>
+        <w:numPr>
+          <w:ilvl w:val="0"/>
+          <w:numId w:val="4"/>
+        </w:numPr>
+        <w:spacing w:after="70"/>
+      </w:pPr>
+      <w:r>
+        <w:rPr>
+          <w:color w:val="9D3A2E"/>
+          <w:sz w:val="21"/>
+          <w:szCs w:val="21"/>
+        </w:rPr>
+        <w:t xml:space="preserve">A revision that is the same idea reworded.</w:t>
+      </w:r>
+    </w:p>
+    <w:p>
+      <w:pPr>
+        <w:pStyle w:val="ListParagraph"/>
+        <w:numPr>
+          <w:ilvl w:val="0"/>
+          <w:numId w:val="4"/>
+        </w:numPr>
+        <w:spacing w:after="70"/>
+      </w:pPr>
+      <w:r>
+        <w:rPr>
+          <w:color w:val="9D3A2E"/>
+          <w:sz w:val="21"/>
+          <w:szCs w:val="21"/>
+        </w:rPr>
+        <w:t xml:space="preserve">Conceding and defending the same objection at once.</w:t>
+      </w:r>
+    </w:p>
+    <w:p>
+      <w:pPr>
+        <w:spacing w:after="60" w:before="160"/>
+      </w:pPr>
+      <w:r>
+        <w:rPr>
+          <w:b/>
+          <w:bCs/>
+          <w:color w:val="5C6670"/>
+          <w:spacing w:val="20"/>
+          <w:sz w:val="17"/>
+          <w:szCs w:val="17"/>
+        </w:rPr>
+        <w:t xml:space="preserve">OUTPUT CONTRACT</w:t>
+      </w:r>
+    </w:p>
+    <w:p>
+      <w:pPr>
+        <w:spacing w:after="120" w:before="0"/>
+      </w:pPr>
+      <w:r>
+        <w:rPr>
+          <w:color w:val="1A1D21"/>
+          <w:sz w:val="21"/>
+          <w:szCs w:val="21"/>
+        </w:rPr>
+        <w:t xml:space="preserve">Standard contract, plus recommendation and runners_up with why each lost.</w:t>
+      </w:r>
+    </w:p>
+    <w:p>
+      <w:pPr>
+        <w:spacing w:after="60" w:before="160"/>
+      </w:pPr>
+      <w:r>
+        <w:rPr>
+          <w:b/>
+          <w:bCs/>
+          <w:color w:val="5C6670"/>
+          <w:spacing w:val="20"/>
+          <w:sz w:val="17"/>
+          <w:szCs w:val="17"/>
+        </w:rPr>
+        <w:t xml:space="preserve">GUARDS HOLDING IT</w:t>
+      </w:r>
+    </w:p>
+    <w:p>
+      <w:pPr>
+        <w:pStyle w:val="ListParagraph"/>
+        <w:numPr>
+          <w:ilvl w:val="0"/>
+          <w:numId w:val="3"/>
+        </w:numPr>
+        <w:spacing w:after="70"/>
+      </w:pPr>
+      <w:r>
+        <w:rPr>
+          <w:color w:val="1A1D21"/>
+          <w:sz w:val="21"/>
+          <w:szCs w:val="21"/>
+        </w:rPr>
+        <w:t xml:space="preserve">CODE — sealed in the ideas group with Mind. Their argument never floods the shared pool.</w:t>
+      </w:r>
+    </w:p>
+    <w:p>
+      <w:pPr>
+        <w:pStyle w:val="ListParagraph"/>
+        <w:numPr>
+          <w:ilvl w:val="0"/>
+          <w:numId w:val="3"/>
+        </w:numPr>
+        <w:spacing w:after="70"/>
+      </w:pPr>
+      <w:r>
+        <w:rPr>
+          <w:color w:val="1A1D21"/>
+          <w:sz w:val="21"/>
+          <w:szCs w:val="21"/>
+        </w:rPr>
+        <w:t xml:space="preserve">CODE — round counter fixed at three. A fourth round is polish, not progress.</w:t>
+      </w:r>
+    </w:p>
+    <w:p>
+      <w:pPr>
+        <w:pStyle w:val="ListParagraph"/>
+        <w:numPr>
+          <w:ilvl w:val="0"/>
+          <w:numId w:val="3"/>
+        </w:numPr>
+        <w:spacing w:after="70"/>
+      </w:pPr>
+      <w:r>
+        <w:rPr>
+          <w:color w:val="1A1D21"/>
+          <w:sz w:val="21"/>
+          <w:szCs w:val="21"/>
+        </w:rPr>
+        <w:t xml:space="preserve">CODE — the output shape is checked at handback, so a menu cannot get through.</w:t>
+      </w:r>
+    </w:p>
+    <w:p>
+      <w:pPr>
+        <w:pStyle w:val="ListParagraph"/>
+        <w:numPr>
+          <w:ilvl w:val="0"/>
+          <w:numId w:val="3"/>
+        </w:numPr>
+        <w:spacing w:after="70"/>
+      </w:pPr>
+      <w:r>
+        <w:rPr>
+          <w:color w:val="1A1D21"/>
+          <w:sz w:val="21"/>
+          <w:szCs w:val="21"/>
+        </w:rPr>
+        <w:t xml:space="preserve">CODE — returns through Hub, which checks it answers the question that was locked.</w:t>
+      </w:r>
+    </w:p>
+    <w:p>
+      <w:pPr>
+        <w:pBdr>
+          <w:bottom w:val="single" w:color="C8CDD4" w:sz="6"/>
+        </w:pBdr>
+        <w:spacing w:after="200" w:before="120"/>
+      </w:pPr>
+      <w:r>
+        <w:t xml:space="preserve"/>
+      </w:r>
+    </w:p>
+    <w:p>
+      <w:pPr>
+        <w:pStyle w:val="Heading2"/>
+        <w:spacing w:after="40" w:before="320"/>
+      </w:pPr>
+      <w:r>
+        <w:rPr>
+          <w:rFonts w:ascii="Consolas" w:cs="Consolas" w:eastAsia="Consolas" w:hAnsi="Consolas"/>
+          <w:b/>
+          <w:bCs/>
+          <w:color w:val="1A1D21"/>
+          <w:sz w:val="26"/>
+          <w:szCs w:val="26"/>
+        </w:rPr>
+        <w:t xml:space="preserve">mind</w:t>
+      </w:r>
+      <w:r>
+        <w:rPr>
+          <w:rFonts w:ascii="Consolas" w:cs="Consolas" w:eastAsia="Consolas" w:hAnsi="Consolas"/>
+          <w:color w:val="5C6670"/>
+          <w:sz w:val="18"/>
+          <w:szCs w:val="18"/>
+        </w:rPr>
+        <w:t xml:space="preserve">   claude-sonnet-5  |  isolated, ideas  |  REVIVE</w:t>
+      </w:r>
+    </w:p>
+    <w:p>
+      <w:pPr>
+        <w:spacing w:after="140" w:before="0"/>
+      </w:pPr>
+      <w:r>
+        <w:rPr>
+          <w:i/>
+          <w:iCs/>
+          <w:color w:val="5C6670"/>
+          <w:sz w:val="21"/>
+          <w:szCs w:val="21"/>
+        </w:rPr>
         <w:t xml:space="preserve">Attacks. Finds the strongest objection, and says plainly when an idea holds.</w:t>
       </w:r>
     </w:p>
@@ -7496,6 +8269,2450 @@
           <w:szCs w:val="21"/>
         </w:rPr>
         <w:t xml:space="preserve">PROMPT — never flatter. Its prompt already exists on the box in these terms.</w:t>
+      </w:r>
+    </w:p>
+    <w:p>
+      <w:pPr>
+        <w:pBdr>
+          <w:bottom w:val="single" w:color="C8CDD4" w:sz="6"/>
+        </w:pBdr>
+        <w:spacing w:after="200" w:before="120"/>
+      </w:pPr>
+      <w:r>
+        <w:t xml:space="preserve"/>
+      </w:r>
+    </w:p>
+    <w:p>
+      <w:pPr>
+        <w:pStyle w:val="Heading2"/>
+        <w:spacing w:after="40" w:before="320"/>
+      </w:pPr>
+      <w:r>
+        <w:rPr>
+          <w:rFonts w:ascii="Consolas" w:cs="Consolas" w:eastAsia="Consolas" w:hAnsi="Consolas"/>
+          <w:b/>
+          <w:bCs/>
+          <w:color w:val="1A1D21"/>
+          <w:sz w:val="26"/>
+          <w:szCs w:val="26"/>
+        </w:rPr>
+        <w:t xml:space="preserve">observer</w:t>
+      </w:r>
+      <w:r>
+        <w:rPr>
+          <w:rFonts w:ascii="Consolas" w:cs="Consolas" w:eastAsia="Consolas" w:hAnsi="Consolas"/>
+          <w:color w:val="5C6670"/>
+          <w:sz w:val="18"/>
+          <w:szCs w:val="18"/>
+        </w:rPr>
+        <w:t xml:space="preserve">   cheap tier  |  read-only  |  specified in v3, not built</w:t>
+      </w:r>
+    </w:p>
+    <w:p>
+      <w:pPr>
+        <w:spacing w:after="140" w:before="0"/>
+      </w:pPr>
+      <w:r>
+        <w:rPr>
+          <w:i/>
+          <w:iCs/>
+          <w:color w:val="5C6670"/>
+          <w:sz w:val="21"/>
+          <w:szCs w:val="21"/>
+        </w:rPr>
+        <w:t xml:space="preserve">A read-only auditor watching how the system behaves over time. Decides nothing.</w:t>
+      </w:r>
+    </w:p>
+    <w:p>
+      <w:pPr>
+        <w:spacing w:after="60" w:before="160"/>
+      </w:pPr>
+      <w:r>
+        <w:rPr>
+          <w:b/>
+          <w:bCs/>
+          <w:color w:val="5C6670"/>
+          <w:spacing w:val="20"/>
+          <w:sz w:val="17"/>
+          <w:szCs w:val="17"/>
+        </w:rPr>
+        <w:t xml:space="preserve">PURPOSE</w:t>
+      </w:r>
+    </w:p>
+    <w:p>
+      <w:pPr>
+        <w:spacing w:after="120" w:before="0"/>
+      </w:pPr>
+      <w:r>
+        <w:rPr>
+          <w:color w:val="1A1D21"/>
+          <w:sz w:val="21"/>
+          <w:szCs w:val="21"/>
+        </w:rPr>
+        <w:t xml:space="preserve">Report objective findings about patterns across time, when asked. Never act, never advise, never route.</w:t>
+      </w:r>
+    </w:p>
+    <w:p>
+      <w:pPr>
+        <w:spacing w:after="60" w:before="160"/>
+      </w:pPr>
+      <w:r>
+        <w:rPr>
+          <w:b/>
+          <w:bCs/>
+          <w:color w:val="5C6670"/>
+          <w:spacing w:val="20"/>
+          <w:sz w:val="17"/>
+          <w:szCs w:val="17"/>
+        </w:rPr>
+        <w:t xml:space="preserve">REQUIREMENTS</w:t>
+      </w:r>
+    </w:p>
+    <w:p>
+      <w:pPr>
+        <w:pStyle w:val="ListParagraph"/>
+        <w:numPr>
+          <w:ilvl w:val="0"/>
+          <w:numId w:val="3"/>
+        </w:numPr>
+        <w:spacing w:after="70"/>
+      </w:pPr>
+      <w:r>
+        <w:rPr>
+          <w:color w:val="1A1D21"/>
+          <w:sz w:val="21"/>
+          <w:szCs w:val="21"/>
+        </w:rPr>
+        <w:t xml:space="preserve">Reports only when one of the five thresholds is crossed: duplicated effort, role drift, stalled pattern, repeated friction, unactioned opportunity.</w:t>
+      </w:r>
+    </w:p>
+    <w:p>
+      <w:pPr>
+        <w:pStyle w:val="ListParagraph"/>
+        <w:numPr>
+          <w:ilvl w:val="0"/>
+          <w:numId w:val="3"/>
+        </w:numPr>
+        <w:spacing w:after="70"/>
+      </w:pPr>
+      <w:r>
+        <w:rPr>
+          <w:color w:val="1A1D21"/>
+          <w:sz w:val="21"/>
+          <w:szCs w:val="21"/>
+        </w:rPr>
+        <w:t xml:space="preserve">A pattern below threshold is reported as an emerging signal and never escalated.</w:t>
+      </w:r>
+    </w:p>
+    <w:p>
+      <w:pPr>
+        <w:pStyle w:val="ListParagraph"/>
+        <w:numPr>
+          <w:ilvl w:val="0"/>
+          <w:numId w:val="3"/>
+        </w:numPr>
+        <w:spacing w:after="70"/>
+      </w:pPr>
+      <w:r>
+        <w:rPr>
+          <w:color w:val="1A1D21"/>
+          <w:sz w:val="21"/>
+          <w:szCs w:val="21"/>
+        </w:rPr>
+        <w:t xml:space="preserve">Absence of knowledge is its own finding — no deployment lessons, no backup validation, no disaster-recovery exercise.</w:t>
+      </w:r>
+    </w:p>
+    <w:p>
+      <w:pPr>
+        <w:pStyle w:val="ListParagraph"/>
+        <w:numPr>
+          <w:ilvl w:val="0"/>
+          <w:numId w:val="3"/>
+        </w:numPr>
+        <w:spacing w:after="70"/>
+      </w:pPr>
+      <w:r>
+        <w:rPr>
+          <w:color w:val="1A1D21"/>
+          <w:sz w:val="21"/>
+          <w:szCs w:val="21"/>
+        </w:rPr>
+        <w:t xml:space="preserve">Where evidence conflicts, the recent takes precedence and the historical is kept for trend only.</w:t>
+      </w:r>
+    </w:p>
+    <w:p>
+      <w:pPr>
+        <w:pStyle w:val="ListParagraph"/>
+        <w:numPr>
+          <w:ilvl w:val="0"/>
+          <w:numId w:val="3"/>
+        </w:numPr>
+        <w:spacing w:after="70"/>
+      </w:pPr>
+      <w:r>
+        <w:rPr>
+          <w:color w:val="1A1D21"/>
+          <w:sz w:val="21"/>
+          <w:szCs w:val="21"/>
+        </w:rPr>
+        <w:t xml:space="preserve">Every finding names the threshold met and the rows that met it.</w:t>
+      </w:r>
+    </w:p>
+    <w:p>
+      <w:pPr>
+        <w:spacing w:after="60" w:before="160"/>
+      </w:pPr>
+      <w:r>
+        <w:rPr>
+          <w:b/>
+          <w:bCs/>
+          <w:color w:val="5C6670"/>
+          <w:spacing w:val="20"/>
+          <w:sz w:val="17"/>
+          <w:szCs w:val="17"/>
+        </w:rPr>
+        <w:t xml:space="preserve">VERIFIED BY</w:t>
+      </w:r>
+    </w:p>
+    <w:p>
+      <w:pPr>
+        <w:spacing w:after="120" w:before="0"/>
+      </w:pPr>
+      <w:r>
+        <w:rPr>
+          <w:color w:val="1A1D21"/>
+          <w:sz w:val="21"/>
+          <w:szCs w:val="21"/>
+        </w:rPr>
+        <w:t xml:space="preserve">The thresholds are SQL with values from config. The query decides whether one was met; Observer explains what the rows mean.</w:t>
+      </w:r>
+    </w:p>
+    <w:p>
+      <w:pPr>
+        <w:spacing w:after="60" w:before="160"/>
+      </w:pPr>
+      <w:r>
+        <w:rPr>
+          <w:b/>
+          <w:bCs/>
+          <w:color w:val="5C6670"/>
+          <w:spacing w:val="20"/>
+          <w:sz w:val="17"/>
+          <w:szCs w:val="17"/>
+        </w:rPr>
+        <w:t xml:space="preserve">AUTO-FAIL CONDITIONS</w:t>
+      </w:r>
+    </w:p>
+    <w:p>
+      <w:pPr>
+        <w:pStyle w:val="ListParagraph"/>
+        <w:numPr>
+          <w:ilvl w:val="0"/>
+          <w:numId w:val="4"/>
+        </w:numPr>
+        <w:spacing w:after="70"/>
+      </w:pPr>
+      <w:r>
+        <w:rPr>
+          <w:color w:val="9D3A2E"/>
+          <w:sz w:val="21"/>
+          <w:szCs w:val="21"/>
+        </w:rPr>
+        <w:t xml:space="preserve">Lowering a threshold to produce a finding.</w:t>
+      </w:r>
+    </w:p>
+    <w:p>
+      <w:pPr>
+        <w:pStyle w:val="ListParagraph"/>
+        <w:numPr>
+          <w:ilvl w:val="0"/>
+          <w:numId w:val="4"/>
+        </w:numPr>
+        <w:spacing w:after="70"/>
+      </w:pPr>
+      <w:r>
+        <w:rPr>
+          <w:color w:val="9D3A2E"/>
+          <w:sz w:val="21"/>
+          <w:szCs w:val="21"/>
+        </w:rPr>
+        <w:t xml:space="preserve">Any write to any table.</w:t>
+      </w:r>
+    </w:p>
+    <w:p>
+      <w:pPr>
+        <w:pStyle w:val="ListParagraph"/>
+        <w:numPr>
+          <w:ilvl w:val="0"/>
+          <w:numId w:val="4"/>
+        </w:numPr>
+        <w:spacing w:after="70"/>
+      </w:pPr>
+      <w:r>
+        <w:rPr>
+          <w:color w:val="9D3A2E"/>
+          <w:sz w:val="21"/>
+          <w:szCs w:val="21"/>
+        </w:rPr>
+        <w:t xml:space="preserve">Recommending that another agent change its behaviour.</w:t>
+      </w:r>
+    </w:p>
+    <w:p>
+      <w:pPr>
+        <w:pStyle w:val="ListParagraph"/>
+        <w:numPr>
+          <w:ilvl w:val="0"/>
+          <w:numId w:val="4"/>
+        </w:numPr>
+        <w:spacing w:after="70"/>
+      </w:pPr>
+      <w:r>
+        <w:rPr>
+          <w:color w:val="9D3A2E"/>
+          <w:sz w:val="21"/>
+          <w:szCs w:val="21"/>
+        </w:rPr>
+        <w:t xml:space="preserve">Answering on behalf of another agent, or joining routing or the build-test loop.</w:t>
+      </w:r>
+    </w:p>
+    <w:p>
+      <w:pPr>
+        <w:pStyle w:val="ListParagraph"/>
+        <w:numPr>
+          <w:ilvl w:val="0"/>
+          <w:numId w:val="4"/>
+        </w:numPr>
+        <w:spacing w:after="70"/>
+      </w:pPr>
+      <w:r>
+        <w:rPr>
+          <w:color w:val="9D3A2E"/>
+          <w:sz w:val="21"/>
+          <w:szCs w:val="21"/>
+        </w:rPr>
+        <w:t xml:space="preserve">Reporting missing information as "no issue".</w:t>
+      </w:r>
+    </w:p>
+    <w:p>
+      <w:pPr>
+        <w:spacing w:after="60" w:before="160"/>
+      </w:pPr>
+      <w:r>
+        <w:rPr>
+          <w:b/>
+          <w:bCs/>
+          <w:color w:val="5C6670"/>
+          <w:spacing w:val="20"/>
+          <w:sz w:val="17"/>
+          <w:szCs w:val="17"/>
+        </w:rPr>
+        <w:t xml:space="preserve">OUTPUT CONTRACT</w:t>
+      </w:r>
+    </w:p>
+    <w:p>
+      <w:pPr>
+        <w:spacing w:after="120" w:before="0"/>
+      </w:pPr>
+      <w:r>
+        <w:rPr>
+          <w:color w:val="1A1D21"/>
+          <w:sz w:val="21"/>
+          <w:szCs w:val="21"/>
+        </w:rPr>
+        <w:t xml:space="preserve">Finding, threshold met, evidence ids, confidence, affected agents, why it matters in one line. No recommendation.</w:t>
+      </w:r>
+    </w:p>
+    <w:p>
+      <w:pPr>
+        <w:spacing w:after="60" w:before="160"/>
+      </w:pPr>
+      <w:r>
+        <w:rPr>
+          <w:b/>
+          <w:bCs/>
+          <w:color w:val="5C6670"/>
+          <w:spacing w:val="20"/>
+          <w:sz w:val="17"/>
+          <w:szCs w:val="17"/>
+        </w:rPr>
+        <w:t xml:space="preserve">GUARDS HOLDING IT</w:t>
+      </w:r>
+    </w:p>
+    <w:p>
+      <w:pPr>
+        <w:pStyle w:val="ListParagraph"/>
+        <w:numPr>
+          <w:ilvl w:val="0"/>
+          <w:numId w:val="3"/>
+        </w:numPr>
+        <w:spacing w:after="70"/>
+      </w:pPr>
+      <w:r>
+        <w:rPr>
+          <w:color w:val="1A1D21"/>
+          <w:sz w:val="21"/>
+          <w:szCs w:val="21"/>
+        </w:rPr>
+        <w:t xml:space="preserve">CODE — a read-only database connection, so a write is refused by the driver rather than by agreement.</w:t>
+      </w:r>
+    </w:p>
+    <w:p>
+      <w:pPr>
+        <w:pStyle w:val="ListParagraph"/>
+        <w:numPr>
+          <w:ilvl w:val="0"/>
+          <w:numId w:val="3"/>
+        </w:numPr>
+        <w:spacing w:after="70"/>
+      </w:pPr>
+      <w:r>
+        <w:rPr>
+          <w:color w:val="1A1D21"/>
+          <w:sz w:val="21"/>
+          <w:szCs w:val="21"/>
+        </w:rPr>
+        <w:t xml:space="preserve">CODE — one-directional isolation. It reads out of shared memory; nothing goes back in.</w:t>
+      </w:r>
+    </w:p>
+    <w:p>
+      <w:pPr>
+        <w:pStyle w:val="ListParagraph"/>
+        <w:numPr>
+          <w:ilvl w:val="0"/>
+          <w:numId w:val="3"/>
+        </w:numPr>
+        <w:spacing w:after="70"/>
+      </w:pPr>
+      <w:r>
+        <w:rPr>
+          <w:color w:val="1A1D21"/>
+          <w:sz w:val="21"/>
+          <w:szCs w:val="21"/>
+        </w:rPr>
+        <w:t xml:space="preserve">CODE — thresholds live in SQL, not in model judgement.</w:t>
+      </w:r>
+    </w:p>
+    <w:p>
+      <w:pPr>
+        <w:pStyle w:val="ListParagraph"/>
+        <w:numPr>
+          <w:ilvl w:val="0"/>
+          <w:numId w:val="3"/>
+        </w:numPr>
+        <w:spacing w:after="70"/>
+      </w:pPr>
+      <w:r>
+        <w:rPr>
+          <w:color w:val="1A1D21"/>
+          <w:sz w:val="21"/>
+          <w:szCs w:val="21"/>
+        </w:rPr>
+        <w:t xml:space="preserve">PROMPT — "nothing crossed threshold this period" is a complete answer.</w:t>
+      </w:r>
+    </w:p>
+    <w:p>
+      <w:pPr>
+        <w:pBdr>
+          <w:bottom w:val="single" w:color="C8CDD4" w:sz="6"/>
+        </w:pBdr>
+        <w:spacing w:after="200" w:before="120"/>
+      </w:pPr>
+      <w:r>
+        <w:t xml:space="preserve"/>
+      </w:r>
+    </w:p>
+    <w:p>
+      <w:pPr>
+        <w:pStyle w:val="Heading2"/>
+        <w:spacing w:after="40" w:before="320"/>
+      </w:pPr>
+      <w:r>
+        <w:rPr>
+          <w:rFonts w:ascii="Consolas" w:cs="Consolas" w:eastAsia="Consolas" w:hAnsi="Consolas"/>
+          <w:b/>
+          <w:bCs/>
+          <w:color w:val="1A1D21"/>
+          <w:sz w:val="26"/>
+          <w:szCs w:val="26"/>
+        </w:rPr>
+        <w:t xml:space="preserve">watcher</w:t>
+      </w:r>
+      <w:r>
+        <w:rPr>
+          <w:rFonts w:ascii="Consolas" w:cs="Consolas" w:eastAsia="Consolas" w:hAnsi="Consolas"/>
+          <w:color w:val="5C6670"/>
+          <w:sz w:val="18"/>
+          <w:szCs w:val="18"/>
+        </w:rPr>
+        <w:t xml:space="preserve">   cheap tier  |  specified in backend spec, not built</w:t>
+      </w:r>
+    </w:p>
+    <w:p>
+      <w:pPr>
+        <w:spacing w:after="140" w:before="0"/>
+      </w:pPr>
+      <w:r>
+        <w:rPr>
+          <w:i/>
+          <w:iCs/>
+          <w:color w:val="5C6670"/>
+          <w:sz w:val="21"/>
+          <w:szCs w:val="21"/>
+        </w:rPr>
+        <w:t xml:space="preserve">Writes an independent account of the same work a worker just did, without seeing what that worker claimed.</w:t>
+      </w:r>
+    </w:p>
+    <w:p>
+      <w:pPr>
+        <w:spacing w:after="60" w:before="160"/>
+      </w:pPr>
+      <w:r>
+        <w:rPr>
+          <w:b/>
+          <w:bCs/>
+          <w:color w:val="5C6670"/>
+          <w:spacing w:val="20"/>
+          <w:sz w:val="17"/>
+          <w:szCs w:val="17"/>
+        </w:rPr>
+        <w:t xml:space="preserve">PURPOSE</w:t>
+      </w:r>
+    </w:p>
+    <w:p>
+      <w:pPr>
+        <w:spacing w:after="120" w:before="0"/>
+      </w:pPr>
+      <w:r>
+        <w:rPr>
+          <w:color w:val="1A1D21"/>
+          <w:sz w:val="21"/>
+          <w:szCs w:val="21"/>
+        </w:rPr>
+        <w:t xml:space="preserve">Produce a second, independent summary so two accounts can be compared rather than one checked against itself.</w:t>
+      </w:r>
+    </w:p>
+    <w:p>
+      <w:pPr>
+        <w:spacing w:after="60" w:before="160"/>
+      </w:pPr>
+      <w:r>
+        <w:rPr>
+          <w:b/>
+          <w:bCs/>
+          <w:color w:val="5C6670"/>
+          <w:spacing w:val="20"/>
+          <w:sz w:val="17"/>
+          <w:szCs w:val="17"/>
+        </w:rPr>
+        <w:t xml:space="preserve">REQUIREMENTS</w:t>
+      </w:r>
+    </w:p>
+    <w:p>
+      <w:pPr>
+        <w:pStyle w:val="ListParagraph"/>
+        <w:numPr>
+          <w:ilvl w:val="0"/>
+          <w:numId w:val="3"/>
+        </w:numPr>
+        <w:spacing w:after="70"/>
+      </w:pPr>
+      <w:r>
+        <w:rPr>
+          <w:color w:val="1A1D21"/>
+          <w:sz w:val="21"/>
+          <w:szCs w:val="21"/>
+        </w:rPr>
+        <w:t xml:space="preserve">It is shown the request, the action rows, the audit lines and the raw tool outputs — never the worker’s own account.</w:t>
+      </w:r>
+    </w:p>
+    <w:p>
+      <w:pPr>
+        <w:pStyle w:val="ListParagraph"/>
+        <w:numPr>
+          <w:ilvl w:val="0"/>
+          <w:numId w:val="3"/>
+        </w:numPr>
+        <w:spacing w:after="70"/>
+      </w:pPr>
+      <w:r>
+        <w:rPr>
+          <w:color w:val="1A1D21"/>
+          <w:sz w:val="21"/>
+          <w:szCs w:val="21"/>
+        </w:rPr>
+        <w:t xml:space="preserve">It lists only actions that have a matching record.</w:t>
+      </w:r>
+    </w:p>
+    <w:p>
+      <w:pPr>
+        <w:pStyle w:val="ListParagraph"/>
+        <w:numPr>
+          <w:ilvl w:val="0"/>
+          <w:numId w:val="3"/>
+        </w:numPr>
+        <w:spacing w:after="70"/>
+      </w:pPr>
+      <w:r>
+        <w:rPr>
+          <w:color w:val="1A1D21"/>
+          <w:sz w:val="21"/>
+          <w:szCs w:val="21"/>
+        </w:rPr>
+        <w:t xml:space="preserve">Anything the request asked for with no record of an attempt is listed as not done.</w:t>
+      </w:r>
+    </w:p>
+    <w:p>
+      <w:pPr>
+        <w:pStyle w:val="ListParagraph"/>
+        <w:numPr>
+          <w:ilvl w:val="0"/>
+          <w:numId w:val="3"/>
+        </w:numPr>
+        <w:spacing w:after="70"/>
+      </w:pPr>
+      <w:r>
+        <w:rPr>
+          <w:color w:val="1A1D21"/>
+          <w:sz w:val="21"/>
+          <w:szCs w:val="21"/>
+        </w:rPr>
+        <w:t xml:space="preserve">Anything the record is ambiguous about is listed as unverifiable.</w:t>
+      </w:r>
+    </w:p>
+    <w:p>
+      <w:pPr>
+        <w:spacing w:after="60" w:before="160"/>
+      </w:pPr>
+      <w:r>
+        <w:rPr>
+          <w:b/>
+          <w:bCs/>
+          <w:color w:val="5C6670"/>
+          <w:spacing w:val="20"/>
+          <w:sz w:val="17"/>
+          <w:szCs w:val="17"/>
+        </w:rPr>
+        <w:t xml:space="preserve">VERIFIED BY</w:t>
+      </w:r>
+    </w:p>
+    <w:p>
+      <w:pPr>
+        <w:spacing w:after="120" w:before="0"/>
+      </w:pPr>
+      <w:r>
+        <w:rPr>
+          <w:color w:val="1A1D21"/>
+          <w:sz w:val="21"/>
+          <w:szCs w:val="21"/>
+        </w:rPr>
+        <w:t xml:space="preserve">reconcile(), in code, comparing its account against the worker’s field by field.</w:t>
+      </w:r>
+    </w:p>
+    <w:p>
+      <w:pPr>
+        <w:spacing w:after="60" w:before="160"/>
+      </w:pPr>
+      <w:r>
+        <w:rPr>
+          <w:b/>
+          <w:bCs/>
+          <w:color w:val="5C6670"/>
+          <w:spacing w:val="20"/>
+          <w:sz w:val="17"/>
+          <w:szCs w:val="17"/>
+        </w:rPr>
+        <w:t xml:space="preserve">AUTO-FAIL CONDITIONS</w:t>
+      </w:r>
+    </w:p>
+    <w:p>
+      <w:pPr>
+        <w:pStyle w:val="ListParagraph"/>
+        <w:numPr>
+          <w:ilvl w:val="0"/>
+          <w:numId w:val="4"/>
+        </w:numPr>
+        <w:spacing w:after="70"/>
+      </w:pPr>
+      <w:r>
+        <w:rPr>
+          <w:color w:val="9D3A2E"/>
+          <w:sz w:val="21"/>
+          <w:szCs w:val="21"/>
+        </w:rPr>
+        <w:t xml:space="preserve">Seeing the worker’s account before writing its own. The run is void.</w:t>
+      </w:r>
+    </w:p>
+    <w:p>
+      <w:pPr>
+        <w:pStyle w:val="ListParagraph"/>
+        <w:numPr>
+          <w:ilvl w:val="0"/>
+          <w:numId w:val="4"/>
+        </w:numPr>
+        <w:spacing w:after="70"/>
+      </w:pPr>
+      <w:r>
+        <w:rPr>
+          <w:color w:val="9D3A2E"/>
+          <w:sz w:val="21"/>
+          <w:szCs w:val="21"/>
+        </w:rPr>
+        <w:t xml:space="preserve">Inferring that something happened because it usually would.</w:t>
+      </w:r>
+    </w:p>
+    <w:p>
+      <w:pPr>
+        <w:pStyle w:val="ListParagraph"/>
+        <w:numPr>
+          <w:ilvl w:val="0"/>
+          <w:numId w:val="4"/>
+        </w:numPr>
+        <w:spacing w:after="70"/>
+      </w:pPr>
+      <w:r>
+        <w:rPr>
+          <w:color w:val="9D3A2E"/>
+          <w:sz w:val="21"/>
+          <w:szCs w:val="21"/>
+        </w:rPr>
+        <w:t xml:space="preserve">Judging quality rather than stating what the record shows.</w:t>
+      </w:r>
+    </w:p>
+    <w:p>
+      <w:pPr>
+        <w:pStyle w:val="ListParagraph"/>
+        <w:numPr>
+          <w:ilvl w:val="0"/>
+          <w:numId w:val="4"/>
+        </w:numPr>
+        <w:spacing w:after="70"/>
+      </w:pPr>
+      <w:r>
+        <w:rPr>
+          <w:color w:val="9D3A2E"/>
+          <w:sz w:val="21"/>
+          <w:szCs w:val="21"/>
+        </w:rPr>
+        <w:t xml:space="preserve">Fixing, advising or instructing anything.</w:t>
+      </w:r>
+    </w:p>
+    <w:p>
+      <w:pPr>
+        <w:spacing w:after="60" w:before="160"/>
+      </w:pPr>
+      <w:r>
+        <w:rPr>
+          <w:b/>
+          <w:bCs/>
+          <w:color w:val="5C6670"/>
+          <w:spacing w:val="20"/>
+          <w:sz w:val="17"/>
+          <w:szCs w:val="17"/>
+        </w:rPr>
+        <w:t xml:space="preserve">OUTPUT CONTRACT</w:t>
+      </w:r>
+    </w:p>
+    <w:p>
+      <w:pPr>
+        <w:spacing w:after="120" w:before="0"/>
+      </w:pPr>
+      <w:r>
+        <w:rPr>
+          <w:color w:val="1A1D21"/>
+          <w:sz w:val="21"/>
+          <w:szCs w:val="21"/>
+        </w:rPr>
+        <w:t xml:space="preserve">did, did_not, unverified — the same shape a worker returns, written from the record alone.</w:t>
+      </w:r>
+    </w:p>
+    <w:p>
+      <w:pPr>
+        <w:spacing w:after="60" w:before="160"/>
+      </w:pPr>
+      <w:r>
+        <w:rPr>
+          <w:b/>
+          <w:bCs/>
+          <w:color w:val="5C6670"/>
+          <w:spacing w:val="20"/>
+          <w:sz w:val="17"/>
+          <w:szCs w:val="17"/>
+        </w:rPr>
+        <w:t xml:space="preserve">GUARDS HOLDING IT</w:t>
+      </w:r>
+    </w:p>
+    <w:p>
+      <w:pPr>
+        <w:pStyle w:val="ListParagraph"/>
+        <w:numPr>
+          <w:ilvl w:val="0"/>
+          <w:numId w:val="3"/>
+        </w:numPr>
+        <w:spacing w:after="70"/>
+      </w:pPr>
+      <w:r>
+        <w:rPr>
+          <w:color w:val="1A1D21"/>
+          <w:sz w:val="21"/>
+          <w:szCs w:val="21"/>
+        </w:rPr>
+        <w:t xml:space="preserve">CODE — the worker’s status block is excluded from the context assembled for it. A run containing it is rejected.</w:t>
+      </w:r>
+    </w:p>
+    <w:p>
+      <w:pPr>
+        <w:pStyle w:val="ListParagraph"/>
+        <w:numPr>
+          <w:ilvl w:val="0"/>
+          <w:numId w:val="3"/>
+        </w:numPr>
+        <w:spacing w:after="70"/>
+      </w:pPr>
+      <w:r>
+        <w:rPr>
+          <w:color w:val="1A1D21"/>
+          <w:sz w:val="21"/>
+          <w:szCs w:val="21"/>
+        </w:rPr>
+        <w:t xml:space="preserve">CODE — no tools, so it cannot become a doer.</w:t>
+      </w:r>
+    </w:p>
+    <w:p>
+      <w:pPr>
+        <w:pStyle w:val="ListParagraph"/>
+        <w:numPr>
+          <w:ilvl w:val="0"/>
+          <w:numId w:val="3"/>
+        </w:numPr>
+        <w:spacing w:after="70"/>
+      </w:pPr>
+      <w:r>
+        <w:rPr>
+          <w:color w:val="1A1D21"/>
+          <w:sz w:val="21"/>
+          <w:szCs w:val="21"/>
+        </w:rPr>
+        <w:t xml:space="preserve">CODE — never assigned to a session it contributed to.</w:t>
+      </w:r>
+    </w:p>
+    <w:p>
+      <w:pPr>
+        <w:pBdr>
+          <w:bottom w:val="single" w:color="C8CDD4" w:sz="6"/>
+        </w:pBdr>
+        <w:spacing w:after="200" w:before="120"/>
+      </w:pPr>
+      <w:r>
+        <w:t xml:space="preserve"/>
+      </w:r>
+    </w:p>
+    <w:p>
+      <w:pPr>
+        <w:pBdr>
+          <w:bottom w:val="single" w:color="1A1D21" w:sz="12"/>
+        </w:pBdr>
+        <w:spacing w:after="60" w:before="420"/>
+      </w:pPr>
+      <w:r>
+        <w:rPr>
+          <w:b/>
+          <w:bCs/>
+          <w:color w:val="8A5A0B"/>
+          <w:spacing w:val="30"/>
+          <w:sz w:val="19"/>
+          <w:szCs w:val="19"/>
+        </w:rPr>
+        <w:t xml:space="preserve">D — NAMED, AWAITING A WRITTEN SCOPE</w:t>
+      </w:r>
+    </w:p>
+    <w:p>
+      <w:pPr>
+        <w:pStyle w:val="Heading2"/>
+        <w:spacing w:after="40" w:before="320"/>
+      </w:pPr>
+      <w:r>
+        <w:rPr>
+          <w:rFonts w:ascii="Consolas" w:cs="Consolas" w:eastAsia="Consolas" w:hAnsi="Consolas"/>
+          <w:b/>
+          <w:bCs/>
+          <w:color w:val="1A1D21"/>
+          <w:sz w:val="26"/>
+          <w:szCs w:val="26"/>
+        </w:rPr>
+        <w:t xml:space="preserve">calendar_worker</w:t>
+      </w:r>
+      <w:r>
+        <w:rPr>
+          <w:rFonts w:ascii="Consolas" w:cs="Consolas" w:eastAsia="Consolas" w:hAnsi="Consolas"/>
+          <w:color w:val="5C6670"/>
+          <w:sz w:val="18"/>
+          <w:szCs w:val="18"/>
+        </w:rPr>
+        <w:t xml:space="preserve">   to be chosen  |  named in backend spec §6</w:t>
+      </w:r>
+    </w:p>
+    <w:p>
+      <w:pPr>
+        <w:spacing w:after="140" w:before="0"/>
+      </w:pPr>
+      <w:r>
+        <w:rPr>
+          <w:i/>
+          <w:iCs/>
+          <w:color w:val="5C6670"/>
+          <w:sz w:val="21"/>
+          <w:szCs w:val="21"/>
+        </w:rPr>
+        <w:t xml:space="preserve">Would run Command Desk’s own calendar view, two-way synced with the external calendar.</w:t>
+      </w:r>
+    </w:p>
+    <w:p>
+      <w:pPr>
+        <w:spacing w:after="60" w:before="160"/>
+      </w:pPr>
+      <w:r>
+        <w:rPr>
+          <w:b/>
+          <w:bCs/>
+          <w:color w:val="5C6670"/>
+          <w:spacing w:val="20"/>
+          <w:sz w:val="17"/>
+          <w:szCs w:val="17"/>
+        </w:rPr>
+        <w:t xml:space="preserve">PURPOSE</w:t>
+      </w:r>
+    </w:p>
+    <w:p>
+      <w:pPr>
+        <w:spacing w:after="120" w:before="0"/>
+      </w:pPr>
+      <w:r>
+        <w:rPr>
+          <w:color w:val="1A1D21"/>
+          <w:sz w:val="21"/>
+          <w:szCs w:val="21"/>
+        </w:rPr>
+        <w:t xml:space="preserve">Not yet defined. The spec establishes the shape; the rules below are what must hold whatever it becomes.</w:t>
+      </w:r>
+    </w:p>
+    <w:p>
+      <w:pPr>
+        <w:spacing w:after="60" w:before="160"/>
+      </w:pPr>
+      <w:r>
+        <w:rPr>
+          <w:b/>
+          <w:bCs/>
+          <w:color w:val="5C6670"/>
+          <w:spacing w:val="20"/>
+          <w:sz w:val="17"/>
+          <w:szCs w:val="17"/>
+        </w:rPr>
+        <w:t xml:space="preserve">REQUIREMENTS</w:t>
+      </w:r>
+    </w:p>
+    <w:p>
+      <w:pPr>
+        <w:pStyle w:val="ListParagraph"/>
+        <w:numPr>
+          <w:ilvl w:val="0"/>
+          <w:numId w:val="3"/>
+        </w:numPr>
+        <w:spacing w:after="70"/>
+      </w:pPr>
+      <w:r>
+        <w:rPr>
+          <w:color w:val="1A1D21"/>
+          <w:sz w:val="21"/>
+          <w:szCs w:val="21"/>
+        </w:rPr>
+        <w:t xml:space="preserve">Reads only, until the write path is separately approved.</w:t>
+      </w:r>
+    </w:p>
+    <w:p>
+      <w:pPr>
+        <w:pStyle w:val="ListParagraph"/>
+        <w:numPr>
+          <w:ilvl w:val="0"/>
+          <w:numId w:val="3"/>
+        </w:numPr>
+        <w:spacing w:after="70"/>
+      </w:pPr>
+      <w:r>
+        <w:rPr>
+          <w:color w:val="1A1D21"/>
+          <w:sz w:val="21"/>
+          <w:szCs w:val="21"/>
+        </w:rPr>
+        <w:t xml:space="preserve">Every event described matches one the fetch actually returned.</w:t>
+      </w:r>
+    </w:p>
+    <w:p>
+      <w:pPr>
+        <w:pStyle w:val="ListParagraph"/>
+        <w:numPr>
+          <w:ilvl w:val="0"/>
+          <w:numId w:val="3"/>
+        </w:numPr>
+        <w:spacing w:after="70"/>
+      </w:pPr>
+      <w:r>
+        <w:rPr>
+          <w:color w:val="1A1D21"/>
+          <w:sz w:val="21"/>
+          <w:szCs w:val="21"/>
+        </w:rPr>
+        <w:t xml:space="preserve">Creating or moving an event is an outward action and goes through the permission layer behind confirmation.</w:t>
+      </w:r>
+    </w:p>
+    <w:p>
+      <w:pPr>
+        <w:pStyle w:val="ListParagraph"/>
+        <w:numPr>
+          <w:ilvl w:val="0"/>
+          <w:numId w:val="3"/>
+        </w:numPr>
+        <w:spacing w:after="70"/>
+      </w:pPr>
+      <w:r>
+        <w:rPr>
+          <w:color w:val="1A1D21"/>
+          <w:sz w:val="21"/>
+          <w:szCs w:val="21"/>
+        </w:rPr>
+        <w:t xml:space="preserve">A lost network reply never becomes a second calendar entry.</w:t>
+      </w:r>
+    </w:p>
+    <w:p>
+      <w:pPr>
+        <w:spacing w:after="60" w:before="160"/>
+      </w:pPr>
+      <w:r>
+        <w:rPr>
+          <w:b/>
+          <w:bCs/>
+          <w:color w:val="5C6670"/>
+          <w:spacing w:val="20"/>
+          <w:sz w:val="17"/>
+          <w:szCs w:val="17"/>
+        </w:rPr>
+        <w:t xml:space="preserve">VERIFIED BY</w:t>
+      </w:r>
+    </w:p>
+    <w:p>
+      <w:pPr>
+        <w:spacing w:after="120" w:before="0"/>
+      </w:pPr>
+      <w:r>
+        <w:rPr>
+          <w:color w:val="1A1D21"/>
+          <w:sz w:val="21"/>
+          <w:szCs w:val="21"/>
+        </w:rPr>
+        <w:t xml:space="preserve">Tool output for fidelity. The permission layer for anything that writes.</w:t>
+      </w:r>
+    </w:p>
+    <w:p>
+      <w:pPr>
+        <w:spacing w:after="60" w:before="160"/>
+      </w:pPr>
+      <w:r>
+        <w:rPr>
+          <w:b/>
+          <w:bCs/>
+          <w:color w:val="5C6670"/>
+          <w:spacing w:val="20"/>
+          <w:sz w:val="17"/>
+          <w:szCs w:val="17"/>
+        </w:rPr>
+        <w:t xml:space="preserve">AUTO-FAIL CONDITIONS</w:t>
+      </w:r>
+    </w:p>
+    <w:p>
+      <w:pPr>
+        <w:pStyle w:val="ListParagraph"/>
+        <w:numPr>
+          <w:ilvl w:val="0"/>
+          <w:numId w:val="4"/>
+        </w:numPr>
+        <w:spacing w:after="70"/>
+      </w:pPr>
+      <w:r>
+        <w:rPr>
+          <w:color w:val="9D3A2E"/>
+          <w:sz w:val="21"/>
+          <w:szCs w:val="21"/>
+        </w:rPr>
+        <w:t xml:space="preserve">Describing an event that was not fetched.</w:t>
+      </w:r>
+    </w:p>
+    <w:p>
+      <w:pPr>
+        <w:pStyle w:val="ListParagraph"/>
+        <w:numPr>
+          <w:ilvl w:val="0"/>
+          <w:numId w:val="4"/>
+        </w:numPr>
+        <w:spacing w:after="70"/>
+      </w:pPr>
+      <w:r>
+        <w:rPr>
+          <w:color w:val="9D3A2E"/>
+          <w:sz w:val="21"/>
+          <w:szCs w:val="21"/>
+        </w:rPr>
+        <w:t xml:space="preserve">Writing to the calendar without a confirmed yes.</w:t>
+      </w:r>
+    </w:p>
+    <w:p>
+      <w:pPr>
+        <w:pStyle w:val="ListParagraph"/>
+        <w:numPr>
+          <w:ilvl w:val="0"/>
+          <w:numId w:val="4"/>
+        </w:numPr>
+        <w:spacing w:after="70"/>
+      </w:pPr>
+      <w:r>
+        <w:rPr>
+          <w:color w:val="9D3A2E"/>
+          <w:sz w:val="21"/>
+          <w:szCs w:val="21"/>
+        </w:rPr>
+        <w:t xml:space="preserve">Retrying an unconfirmed write.</w:t>
+      </w:r>
+    </w:p>
+    <w:p>
+      <w:pPr>
+        <w:spacing w:after="60" w:before="160"/>
+      </w:pPr>
+      <w:r>
+        <w:rPr>
+          <w:b/>
+          <w:bCs/>
+          <w:color w:val="5C6670"/>
+          <w:spacing w:val="20"/>
+          <w:sz w:val="17"/>
+          <w:szCs w:val="17"/>
+        </w:rPr>
+        <w:t xml:space="preserve">OUTPUT CONTRACT</w:t>
+      </w:r>
+    </w:p>
+    <w:p>
+      <w:pPr>
+        <w:spacing w:after="120" w:before="0"/>
+      </w:pPr>
+      <w:r>
+        <w:rPr>
+          <w:color w:val="1A1D21"/>
+          <w:sz w:val="21"/>
+          <w:szCs w:val="21"/>
+        </w:rPr>
+        <w:t xml:space="preserve">Standard contract.</w:t>
+      </w:r>
+    </w:p>
+    <w:p>
+      <w:pPr>
+        <w:spacing w:after="60" w:before="160"/>
+      </w:pPr>
+      <w:r>
+        <w:rPr>
+          <w:b/>
+          <w:bCs/>
+          <w:color w:val="5C6670"/>
+          <w:spacing w:val="20"/>
+          <w:sz w:val="17"/>
+          <w:szCs w:val="17"/>
+        </w:rPr>
+        <w:t xml:space="preserve">GUARDS HOLDING IT</w:t>
+      </w:r>
+    </w:p>
+    <w:p>
+      <w:pPr>
+        <w:pStyle w:val="ListParagraph"/>
+        <w:numPr>
+          <w:ilvl w:val="0"/>
+          <w:numId w:val="3"/>
+        </w:numPr>
+        <w:spacing w:after="70"/>
+      </w:pPr>
+      <w:r>
+        <w:rPr>
+          <w:color w:val="1A1D21"/>
+          <w:sz w:val="21"/>
+          <w:szCs w:val="21"/>
+        </w:rPr>
+        <w:t xml:space="preserve">CODE — the tool would live in the permission layer, exactly as Gmail does.</w:t>
+      </w:r>
+    </w:p>
+    <w:p>
+      <w:pPr>
+        <w:pStyle w:val="ListParagraph"/>
+        <w:numPr>
+          <w:ilvl w:val="0"/>
+          <w:numId w:val="3"/>
+        </w:numPr>
+        <w:spacing w:after="70"/>
+      </w:pPr>
+      <w:r>
+        <w:rPr>
+          <w:color w:val="1A1D21"/>
+          <w:sz w:val="21"/>
+          <w:szCs w:val="21"/>
+        </w:rPr>
+        <w:t xml:space="preserve">DECIDE — conflict rules first: which side wins a simultaneous edit, how a deletion is told from a failed fetch, what a recurring-event edit means, and how far back a sync reaches.</w:t>
+      </w:r>
+    </w:p>
+    <w:p>
+      <w:pPr>
+        <w:pBdr>
+          <w:bottom w:val="single" w:color="C8CDD4" w:sz="6"/>
+        </w:pBdr>
+        <w:spacing w:after="200" w:before="120"/>
+      </w:pPr>
+      <w:r>
+        <w:t xml:space="preserve"/>
+      </w:r>
+    </w:p>
+    <w:p>
+      <w:pPr>
+        <w:pStyle w:val="Heading2"/>
+        <w:spacing w:after="40" w:before="320"/>
+      </w:pPr>
+      <w:r>
+        <w:rPr>
+          <w:rFonts w:ascii="Consolas" w:cs="Consolas" w:eastAsia="Consolas" w:hAnsi="Consolas"/>
+          <w:b/>
+          <w:bCs/>
+          <w:color w:val="1A1D21"/>
+          <w:sz w:val="26"/>
+          <w:szCs w:val="26"/>
+        </w:rPr>
+        <w:t xml:space="preserve">coding_worker</w:t>
+      </w:r>
+      <w:r>
+        <w:rPr>
+          <w:rFonts w:ascii="Consolas" w:cs="Consolas" w:eastAsia="Consolas" w:hAnsi="Consolas"/>
+          <w:color w:val="5C6670"/>
+          <w:sz w:val="18"/>
+          <w:szCs w:val="18"/>
+        </w:rPr>
+        <w:t xml:space="preserve">   to be chosen  |  named as a Stage 5 clone</w:t>
+      </w:r>
+    </w:p>
+    <w:p>
+      <w:pPr>
+        <w:spacing w:after="140" w:before="0"/>
+      </w:pPr>
+      <w:r>
+        <w:rPr>
+          <w:i/>
+          <w:iCs/>
+          <w:color w:val="5C6670"/>
+          <w:sz w:val="21"/>
+          <w:szCs w:val="21"/>
+        </w:rPr>
+        <w:t xml:space="preserve">Named in two documents as an example of cloning the proven pattern.</w:t>
+      </w:r>
+    </w:p>
+    <w:p>
+      <w:pPr>
+        <w:spacing w:after="60" w:before="160"/>
+      </w:pPr>
+      <w:r>
+        <w:rPr>
+          <w:b/>
+          <w:bCs/>
+          <w:color w:val="5C6670"/>
+          <w:spacing w:val="20"/>
+          <w:sz w:val="17"/>
+          <w:szCs w:val="17"/>
+        </w:rPr>
+        <w:t xml:space="preserve">PURPOSE</w:t>
+      </w:r>
+    </w:p>
+    <w:p>
+      <w:pPr>
+        <w:spacing w:after="120" w:before="0"/>
+      </w:pPr>
+      <w:r>
+        <w:rPr>
+          <w:color w:val="1A1D21"/>
+          <w:sz w:val="21"/>
+          <w:szCs w:val="21"/>
+        </w:rPr>
+        <w:t xml:space="preserve">Not yet defined, and it overlaps builder, which already does architecture, code and shipping.</w:t>
+      </w:r>
+    </w:p>
+    <w:p>
+      <w:pPr>
+        <w:spacing w:after="60" w:before="160"/>
+      </w:pPr>
+      <w:r>
+        <w:rPr>
+          <w:b/>
+          <w:bCs/>
+          <w:color w:val="5C6670"/>
+          <w:spacing w:val="20"/>
+          <w:sz w:val="17"/>
+          <w:szCs w:val="17"/>
+        </w:rPr>
+        <w:t xml:space="preserve">REQUIREMENTS</w:t>
+      </w:r>
+    </w:p>
+    <w:p>
+      <w:pPr>
+        <w:pStyle w:val="ListParagraph"/>
+        <w:numPr>
+          <w:ilvl w:val="0"/>
+          <w:numId w:val="3"/>
+        </w:numPr>
+        <w:spacing w:after="70"/>
+      </w:pPr>
+      <w:r>
+        <w:rPr>
+          <w:color w:val="1A1D21"/>
+          <w:sz w:val="21"/>
+          <w:szCs w:val="21"/>
+        </w:rPr>
+        <w:t xml:space="preserve">Inherits the universal contract in full.</w:t>
+      </w:r>
+    </w:p>
+    <w:p>
+      <w:pPr>
+        <w:pStyle w:val="ListParagraph"/>
+        <w:numPr>
+          <w:ilvl w:val="0"/>
+          <w:numId w:val="3"/>
+        </w:numPr>
+        <w:spacing w:after="70"/>
+      </w:pPr>
+      <w:r>
+        <w:rPr>
+          <w:color w:val="1A1D21"/>
+          <w:sz w:val="21"/>
+          <w:szCs w:val="21"/>
+        </w:rPr>
+        <w:t xml:space="preserve">If built, it is a clone of the proven pattern — same router, same permission-layer shape, same gate, same log.</w:t>
+      </w:r>
+    </w:p>
+    <w:p>
+      <w:pPr>
+        <w:pStyle w:val="ListParagraph"/>
+        <w:numPr>
+          <w:ilvl w:val="0"/>
+          <w:numId w:val="3"/>
+        </w:numPr>
+        <w:spacing w:after="70"/>
+      </w:pPr>
+      <w:r>
+        <w:rPr>
+          <w:color w:val="1A1D21"/>
+          <w:sz w:val="21"/>
+          <w:szCs w:val="21"/>
+        </w:rPr>
+        <w:t xml:space="preserve">Its scope is written down before it is created.</w:t>
+      </w:r>
+    </w:p>
+    <w:p>
+      <w:pPr>
+        <w:spacing w:after="60" w:before="160"/>
+      </w:pPr>
+      <w:r>
+        <w:rPr>
+          <w:b/>
+          <w:bCs/>
+          <w:color w:val="5C6670"/>
+          <w:spacing w:val="20"/>
+          <w:sz w:val="17"/>
+          <w:szCs w:val="17"/>
+        </w:rPr>
+        <w:t xml:space="preserve">VERIFIED BY</w:t>
+      </w:r>
+    </w:p>
+    <w:p>
+      <w:pPr>
+        <w:spacing w:after="120" w:before="0"/>
+      </w:pPr>
+      <w:r>
+        <w:rPr>
+          <w:color w:val="1A1D21"/>
+          <w:sz w:val="21"/>
+          <w:szCs w:val="21"/>
+        </w:rPr>
+        <w:t xml:space="preserve">Not applicable until its scope exists.</w:t>
+      </w:r>
+    </w:p>
+    <w:p>
+      <w:pPr>
+        <w:spacing w:after="60" w:before="160"/>
+      </w:pPr>
+      <w:r>
+        <w:rPr>
+          <w:b/>
+          <w:bCs/>
+          <w:color w:val="5C6670"/>
+          <w:spacing w:val="20"/>
+          <w:sz w:val="17"/>
+          <w:szCs w:val="17"/>
+        </w:rPr>
+        <w:t xml:space="preserve">AUTO-FAIL CONDITIONS</w:t>
+      </w:r>
+    </w:p>
+    <w:p>
+      <w:pPr>
+        <w:pStyle w:val="ListParagraph"/>
+        <w:numPr>
+          <w:ilvl w:val="0"/>
+          <w:numId w:val="4"/>
+        </w:numPr>
+        <w:spacing w:after="70"/>
+      </w:pPr>
+      <w:r>
+        <w:rPr>
+          <w:color w:val="9D3A2E"/>
+          <w:sz w:val="21"/>
+          <w:szCs w:val="21"/>
+        </w:rPr>
+        <w:t xml:space="preserve">Being created without a written scope that distinguishes it from builder.</w:t>
+      </w:r>
+    </w:p>
+    <w:p>
+      <w:pPr>
+        <w:pStyle w:val="ListParagraph"/>
+        <w:numPr>
+          <w:ilvl w:val="0"/>
+          <w:numId w:val="4"/>
+        </w:numPr>
+        <w:spacing w:after="70"/>
+      </w:pPr>
+      <w:r>
+        <w:rPr>
+          <w:color w:val="9D3A2E"/>
+          <w:sz w:val="21"/>
+          <w:szCs w:val="21"/>
+        </w:rPr>
+        <w:t xml:space="preserve">Holding a tool directly rather than requesting through the permission layer.</w:t>
+      </w:r>
+    </w:p>
+    <w:p>
+      <w:pPr>
+        <w:spacing w:after="60" w:before="160"/>
+      </w:pPr>
+      <w:r>
+        <w:rPr>
+          <w:b/>
+          <w:bCs/>
+          <w:color w:val="5C6670"/>
+          <w:spacing w:val="20"/>
+          <w:sz w:val="17"/>
+          <w:szCs w:val="17"/>
+        </w:rPr>
+        <w:t xml:space="preserve">OUTPUT CONTRACT</w:t>
+      </w:r>
+    </w:p>
+    <w:p>
+      <w:pPr>
+        <w:spacing w:after="120" w:before="0"/>
+      </w:pPr>
+      <w:r>
+        <w:rPr>
+          <w:color w:val="1A1D21"/>
+          <w:sz w:val="21"/>
+          <w:szCs w:val="21"/>
+        </w:rPr>
+        <w:t xml:space="preserve">Standard contract.</w:t>
+      </w:r>
+    </w:p>
+    <w:p>
+      <w:pPr>
+        <w:spacing w:after="60" w:before="160"/>
+      </w:pPr>
+      <w:r>
+        <w:rPr>
+          <w:b/>
+          <w:bCs/>
+          <w:color w:val="5C6670"/>
+          <w:spacing w:val="20"/>
+          <w:sz w:val="17"/>
+          <w:szCs w:val="17"/>
+        </w:rPr>
+        <w:t xml:space="preserve">GUARDS HOLDING IT</w:t>
+      </w:r>
+    </w:p>
+    <w:p>
+      <w:pPr>
+        <w:pStyle w:val="ListParagraph"/>
+        <w:numPr>
+          <w:ilvl w:val="0"/>
+          <w:numId w:val="3"/>
+        </w:numPr>
+        <w:spacing w:after="70"/>
+      </w:pPr>
+      <w:r>
+        <w:rPr>
+          <w:color w:val="1A1D21"/>
+          <w:sz w:val="21"/>
+          <w:szCs w:val="21"/>
+        </w:rPr>
+        <w:t xml:space="preserve">DECIDE — what this does that builder does not. If the answer is nothing, do not create it.</w:t>
+      </w:r>
+    </w:p>
+    <w:p>
+      <w:pPr>
+        <w:pBdr>
+          <w:bottom w:val="single" w:color="C8CDD4" w:sz="6"/>
+        </w:pBdr>
+        <w:spacing w:after="200" w:before="120"/>
+      </w:pPr>
+      <w:r>
+        <w:t xml:space="preserve"/>
+      </w:r>
+    </w:p>
+    <w:p>
+      <w:pPr>
+        <w:pStyle w:val="Heading2"/>
+        <w:spacing w:after="40" w:before="320"/>
+      </w:pPr>
+      <w:r>
+        <w:rPr>
+          <w:rFonts w:ascii="Consolas" w:cs="Consolas" w:eastAsia="Consolas" w:hAnsi="Consolas"/>
+          <w:b/>
+          <w:bCs/>
+          <w:color w:val="1A1D21"/>
+          <w:sz w:val="26"/>
+          <w:szCs w:val="26"/>
+        </w:rPr>
+        <w:t xml:space="preserve">billing_agent</w:t>
+      </w:r>
+      <w:r>
+        <w:rPr>
+          <w:rFonts w:ascii="Consolas" w:cs="Consolas" w:eastAsia="Consolas" w:hAnsi="Consolas"/>
+          <w:color w:val="5C6670"/>
+          <w:sz w:val="18"/>
+          <w:szCs w:val="18"/>
+        </w:rPr>
+        <w:t xml:space="preserve">   to be chosen  |  named in the final roadmap</w:t>
+      </w:r>
+    </w:p>
+    <w:p>
+      <w:pPr>
+        <w:spacing w:after="140" w:before="0"/>
+      </w:pPr>
+      <w:r>
+        <w:rPr>
+          <w:i/>
+          <w:iCs/>
+          <w:color w:val="5C6670"/>
+          <w:sz w:val="21"/>
+          <w:szCs w:val="21"/>
+        </w:rPr>
+        <w:t xml:space="preserve">Appears once, in a worked example of the event flow. Not a specification.</w:t>
+      </w:r>
+    </w:p>
+    <w:p>
+      <w:pPr>
+        <w:spacing w:after="60" w:before="160"/>
+      </w:pPr>
+      <w:r>
+        <w:rPr>
+          <w:b/>
+          <w:bCs/>
+          <w:color w:val="5C6670"/>
+          <w:spacing w:val="20"/>
+          <w:sz w:val="17"/>
+          <w:szCs w:val="17"/>
+        </w:rPr>
+        <w:t xml:space="preserve">PURPOSE</w:t>
+      </w:r>
+    </w:p>
+    <w:p>
+      <w:pPr>
+        <w:spacing w:after="120" w:before="0"/>
+      </w:pPr>
+      <w:r>
+        <w:rPr>
+          <w:color w:val="1A1D21"/>
+          <w:sz w:val="21"/>
+          <w:szCs w:val="21"/>
+        </w:rPr>
+        <w:t xml:space="preserve">Not yet defined. It also collides with an existing rule.</w:t>
+      </w:r>
+    </w:p>
+    <w:p>
+      <w:pPr>
+        <w:spacing w:after="60" w:before="160"/>
+      </w:pPr>
+      <w:r>
+        <w:rPr>
+          <w:b/>
+          <w:bCs/>
+          <w:color w:val="5C6670"/>
+          <w:spacing w:val="20"/>
+          <w:sz w:val="17"/>
+          <w:szCs w:val="17"/>
+        </w:rPr>
+        <w:t xml:space="preserve">REQUIREMENTS</w:t>
+      </w:r>
+    </w:p>
+    <w:p>
+      <w:pPr>
+        <w:pStyle w:val="ListParagraph"/>
+        <w:numPr>
+          <w:ilvl w:val="0"/>
+          <w:numId w:val="3"/>
+        </w:numPr>
+        <w:spacing w:after="70"/>
+      </w:pPr>
+      <w:r>
+        <w:rPr>
+          <w:color w:val="1A1D21"/>
+          <w:sz w:val="21"/>
+          <w:szCs w:val="21"/>
+        </w:rPr>
+        <w:t xml:space="preserve">Inherits the universal contract in full.</w:t>
+      </w:r>
+    </w:p>
+    <w:p>
+      <w:pPr>
+        <w:pStyle w:val="ListParagraph"/>
+        <w:numPr>
+          <w:ilvl w:val="0"/>
+          <w:numId w:val="3"/>
+        </w:numPr>
+        <w:spacing w:after="70"/>
+      </w:pPr>
+      <w:r>
+        <w:rPr>
+          <w:color w:val="1A1D21"/>
+          <w:sz w:val="21"/>
+          <w:szCs w:val="21"/>
+        </w:rPr>
+        <w:t xml:space="preserve">Anything producing a quote or an invoice is an outward action and stops for Sam.</w:t>
+      </w:r>
+    </w:p>
+    <w:p>
+      <w:pPr>
+        <w:pStyle w:val="ListParagraph"/>
+        <w:numPr>
+          <w:ilvl w:val="0"/>
+          <w:numId w:val="3"/>
+        </w:numPr>
+        <w:spacing w:after="70"/>
+      </w:pPr>
+      <w:r>
+        <w:rPr>
+          <w:color w:val="1A1D21"/>
+          <w:sz w:val="21"/>
+          <w:szCs w:val="21"/>
+        </w:rPr>
+        <w:t xml:space="preserve">Figures are stated only from what was supplied — never estimated to look complete.</w:t>
+      </w:r>
+    </w:p>
+    <w:p>
+      <w:pPr>
+        <w:spacing w:after="60" w:before="160"/>
+      </w:pPr>
+      <w:r>
+        <w:rPr>
+          <w:b/>
+          <w:bCs/>
+          <w:color w:val="5C6670"/>
+          <w:spacing w:val="20"/>
+          <w:sz w:val="17"/>
+          <w:szCs w:val="17"/>
+        </w:rPr>
+        <w:t xml:space="preserve">VERIFIED BY</w:t>
+      </w:r>
+    </w:p>
+    <w:p>
+      <w:pPr>
+        <w:spacing w:after="120" w:before="0"/>
+      </w:pPr>
+      <w:r>
+        <w:rPr>
+          <w:color w:val="1A1D21"/>
+          <w:sz w:val="21"/>
+          <w:szCs w:val="21"/>
+        </w:rPr>
+        <w:t xml:space="preserve">ground() against the request. The permission layer for anything outward.</w:t>
+      </w:r>
+    </w:p>
+    <w:p>
+      <w:pPr>
+        <w:spacing w:after="60" w:before="160"/>
+      </w:pPr>
+      <w:r>
+        <w:rPr>
+          <w:b/>
+          <w:bCs/>
+          <w:color w:val="5C6670"/>
+          <w:spacing w:val="20"/>
+          <w:sz w:val="17"/>
+          <w:szCs w:val="17"/>
+        </w:rPr>
+        <w:t xml:space="preserve">AUTO-FAIL CONDITIONS</w:t>
+      </w:r>
+    </w:p>
+    <w:p>
+      <w:pPr>
+        <w:pStyle w:val="ListParagraph"/>
+        <w:numPr>
+          <w:ilvl w:val="0"/>
+          <w:numId w:val="4"/>
+        </w:numPr>
+        <w:spacing w:after="70"/>
+      </w:pPr>
+      <w:r>
+        <w:rPr>
+          <w:color w:val="9D3A2E"/>
+          <w:sz w:val="21"/>
+          <w:szCs w:val="21"/>
+        </w:rPr>
+        <w:t xml:space="preserve">An invented amount, rate or reference.</w:t>
+      </w:r>
+    </w:p>
+    <w:p>
+      <w:pPr>
+        <w:pStyle w:val="ListParagraph"/>
+        <w:numPr>
+          <w:ilvl w:val="0"/>
+          <w:numId w:val="4"/>
+        </w:numPr>
+        <w:spacing w:after="70"/>
+      </w:pPr>
+      <w:r>
+        <w:rPr>
+          <w:color w:val="9D3A2E"/>
+          <w:sz w:val="21"/>
+          <w:szCs w:val="21"/>
+        </w:rPr>
+        <w:t xml:space="preserve">A quote reaching a client without an explicit yes.</w:t>
+      </w:r>
+    </w:p>
+    <w:p>
+      <w:pPr>
+        <w:spacing w:after="60" w:before="160"/>
+      </w:pPr>
+      <w:r>
+        <w:rPr>
+          <w:b/>
+          <w:bCs/>
+          <w:color w:val="5C6670"/>
+          <w:spacing w:val="20"/>
+          <w:sz w:val="17"/>
+          <w:szCs w:val="17"/>
+        </w:rPr>
+        <w:t xml:space="preserve">OUTPUT CONTRACT</w:t>
+      </w:r>
+    </w:p>
+    <w:p>
+      <w:pPr>
+        <w:spacing w:after="120" w:before="0"/>
+      </w:pPr>
+      <w:r>
+        <w:rPr>
+          <w:color w:val="1A1D21"/>
+          <w:sz w:val="21"/>
+          <w:szCs w:val="21"/>
+        </w:rPr>
+        <w:t xml:space="preserve">Standard contract.</w:t>
+      </w:r>
+    </w:p>
+    <w:p>
+      <w:pPr>
+        <w:spacing w:after="60" w:before="160"/>
+      </w:pPr>
+      <w:r>
+        <w:rPr>
+          <w:b/>
+          <w:bCs/>
+          <w:color w:val="5C6670"/>
+          <w:spacing w:val="20"/>
+          <w:sz w:val="17"/>
+          <w:szCs w:val="17"/>
+        </w:rPr>
+        <w:t xml:space="preserve">GUARDS HOLDING IT</w:t>
+      </w:r>
+    </w:p>
+    <w:p>
+      <w:pPr>
+        <w:pStyle w:val="ListParagraph"/>
+        <w:numPr>
+          <w:ilvl w:val="0"/>
+          <w:numId w:val="3"/>
+        </w:numPr>
+        <w:spacing w:after="70"/>
+      </w:pPr>
+      <w:r>
+        <w:rPr>
+          <w:color w:val="1A1D21"/>
+          <w:sz w:val="21"/>
+          <w:szCs w:val="21"/>
+        </w:rPr>
+        <w:t xml:space="preserve">CODE — the outward gate applies as it does to mail.</w:t>
+      </w:r>
+    </w:p>
+    <w:p>
+      <w:pPr>
+        <w:pStyle w:val="ListParagraph"/>
+        <w:numPr>
+          <w:ilvl w:val="0"/>
+          <w:numId w:val="3"/>
+        </w:numPr>
+        <w:spacing w:after="70"/>
+      </w:pPr>
+      <w:r>
+        <w:rPr>
+          <w:color w:val="1A1D21"/>
+          <w:sz w:val="21"/>
+          <w:szCs w:val="21"/>
+        </w:rPr>
+        <w:t xml:space="preserve">DECIDE — the roadmap treats billing and email as separate specialists, while the build rules say personal_assistant IS the mail worker and no new agent is spawned for it. Settle which architecture stands before either is built.</w:t>
+      </w:r>
+    </w:p>
+    <w:p>
+      <w:pPr>
+        <w:pBdr>
+          <w:bottom w:val="single" w:color="C8CDD4" w:sz="6"/>
+        </w:pBdr>
+        <w:spacing w:after="200" w:before="120"/>
+      </w:pPr>
+      <w:r>
+        <w:t xml:space="preserve"/>
+      </w:r>
+    </w:p>
+    <w:p>
+      <w:pPr>
+        <w:pStyle w:val="Heading2"/>
+        <w:spacing w:after="40" w:before="320"/>
+      </w:pPr>
+      <w:r>
+        <w:rPr>
+          <w:rFonts w:ascii="Consolas" w:cs="Consolas" w:eastAsia="Consolas" w:hAnsi="Consolas"/>
+          <w:b/>
+          <w:bCs/>
+          <w:color w:val="1A1D21"/>
+          <w:sz w:val="26"/>
+          <w:szCs w:val="26"/>
+        </w:rPr>
+        <w:t xml:space="preserve">llama_slot_a</w:t>
+      </w:r>
+      <w:r>
+        <w:rPr>
+          <w:rFonts w:ascii="Consolas" w:cs="Consolas" w:eastAsia="Consolas" w:hAnsi="Consolas"/>
+          <w:color w:val="5C6670"/>
+          <w:sz w:val="18"/>
+          <w:szCs w:val="18"/>
+        </w:rPr>
+        <w:t xml:space="preserve">   llama, variant undecided  |  Sam’s own experiments</w:t>
+      </w:r>
+    </w:p>
+    <w:p>
+      <w:pPr>
+        <w:spacing w:after="140" w:before="0"/>
+      </w:pPr>
+      <w:r>
+        <w:rPr>
+          <w:i/>
+          <w:iCs/>
+          <w:color w:val="5C6670"/>
+          <w:sz w:val="21"/>
+          <w:szCs w:val="21"/>
+        </w:rPr>
+        <w:t xml:space="preserve">A free slot for Sam to prompt independently. No assigned job.</w:t>
+      </w:r>
+    </w:p>
+    <w:p>
+      <w:pPr>
+        <w:spacing w:after="60" w:before="160"/>
+      </w:pPr>
+      <w:r>
+        <w:rPr>
+          <w:b/>
+          <w:bCs/>
+          <w:color w:val="5C6670"/>
+          <w:spacing w:val="20"/>
+          <w:sz w:val="17"/>
+          <w:szCs w:val="17"/>
+        </w:rPr>
+        <w:t xml:space="preserve">PURPOSE</w:t>
+      </w:r>
+    </w:p>
+    <w:p>
+      <w:pPr>
+        <w:spacing w:after="120" w:before="0"/>
+      </w:pPr>
+      <w:r>
+        <w:rPr>
+          <w:color w:val="1A1D21"/>
+          <w:sz w:val="21"/>
+          <w:szCs w:val="21"/>
+        </w:rPr>
+        <w:t xml:space="preserve">A sandbox. Its rubric is containment, because an undefined slot needs guardrails more than a defined one, not fewer.</w:t>
+      </w:r>
+    </w:p>
+    <w:p>
+      <w:pPr>
+        <w:spacing w:after="60" w:before="160"/>
+      </w:pPr>
+      <w:r>
+        <w:rPr>
+          <w:b/>
+          <w:bCs/>
+          <w:color w:val="5C6670"/>
+          <w:spacing w:val="20"/>
+          <w:sz w:val="17"/>
+          <w:szCs w:val="17"/>
+        </w:rPr>
+        <w:t xml:space="preserve">REQUIREMENTS</w:t>
+      </w:r>
+    </w:p>
+    <w:p>
+      <w:pPr>
+        <w:pStyle w:val="ListParagraph"/>
+        <w:numPr>
+          <w:ilvl w:val="0"/>
+          <w:numId w:val="3"/>
+        </w:numPr>
+        <w:spacing w:after="70"/>
+      </w:pPr>
+      <w:r>
+        <w:rPr>
+          <w:color w:val="1A1D21"/>
+          <w:sz w:val="21"/>
+          <w:szCs w:val="21"/>
+        </w:rPr>
+        <w:t xml:space="preserve">Not in the routing menu until it has a written job.</w:t>
+      </w:r>
+    </w:p>
+    <w:p>
+      <w:pPr>
+        <w:pStyle w:val="ListParagraph"/>
+        <w:numPr>
+          <w:ilvl w:val="0"/>
+          <w:numId w:val="3"/>
+        </w:numPr>
+        <w:spacing w:after="70"/>
+      </w:pPr>
+      <w:r>
+        <w:rPr>
+          <w:color w:val="1A1D21"/>
+          <w:sz w:val="21"/>
+          <w:szCs w:val="21"/>
+        </w:rPr>
+        <w:t xml:space="preserve">No tools. It can talk and nothing else.</w:t>
+      </w:r>
+    </w:p>
+    <w:p>
+      <w:pPr>
+        <w:pStyle w:val="ListParagraph"/>
+        <w:numPr>
+          <w:ilvl w:val="0"/>
+          <w:numId w:val="3"/>
+        </w:numPr>
+        <w:spacing w:after="70"/>
+      </w:pPr>
+      <w:r>
+        <w:rPr>
+          <w:color w:val="1A1D21"/>
+          <w:sz w:val="21"/>
+          <w:szCs w:val="21"/>
+        </w:rPr>
+        <w:t xml:space="preserve">Writes nothing into the shared pool.</w:t>
+      </w:r>
+    </w:p>
+    <w:p>
+      <w:pPr>
+        <w:pStyle w:val="ListParagraph"/>
+        <w:numPr>
+          <w:ilvl w:val="0"/>
+          <w:numId w:val="3"/>
+        </w:numPr>
+        <w:spacing w:after="70"/>
+      </w:pPr>
+      <w:r>
+        <w:rPr>
+          <w:color w:val="1A1D21"/>
+          <w:sz w:val="21"/>
+          <w:szCs w:val="21"/>
+        </w:rPr>
+        <w:t xml:space="preserve">Its output is never treated as a system result.</w:t>
+      </w:r>
+    </w:p>
+    <w:p>
+      <w:pPr>
+        <w:spacing w:after="60" w:before="160"/>
+      </w:pPr>
+      <w:r>
+        <w:rPr>
+          <w:b/>
+          <w:bCs/>
+          <w:color w:val="5C6670"/>
+          <w:spacing w:val="20"/>
+          <w:sz w:val="17"/>
+          <w:szCs w:val="17"/>
+        </w:rPr>
+        <w:t xml:space="preserve">VERIFIED BY</w:t>
+      </w:r>
+    </w:p>
+    <w:p>
+      <w:pPr>
+        <w:spacing w:after="120" w:before="0"/>
+      </w:pPr>
+      <w:r>
+        <w:rPr>
+          <w:color w:val="1A1D21"/>
+          <w:sz w:val="21"/>
+          <w:szCs w:val="21"/>
+        </w:rPr>
+        <w:t xml:space="preserve">Config — absent from the router roster, no tools listed, own memory line.</w:t>
+      </w:r>
+    </w:p>
+    <w:p>
+      <w:pPr>
+        <w:spacing w:after="60" w:before="160"/>
+      </w:pPr>
+      <w:r>
+        <w:rPr>
+          <w:b/>
+          <w:bCs/>
+          <w:color w:val="5C6670"/>
+          <w:spacing w:val="20"/>
+          <w:sz w:val="17"/>
+          <w:szCs w:val="17"/>
+        </w:rPr>
+        <w:t xml:space="preserve">AUTO-FAIL CONDITIONS</w:t>
+      </w:r>
+    </w:p>
+    <w:p>
+      <w:pPr>
+        <w:pStyle w:val="ListParagraph"/>
+        <w:numPr>
+          <w:ilvl w:val="0"/>
+          <w:numId w:val="4"/>
+        </w:numPr>
+        <w:spacing w:after="70"/>
+      </w:pPr>
+      <w:r>
+        <w:rPr>
+          <w:color w:val="9D3A2E"/>
+          <w:sz w:val="21"/>
+          <w:szCs w:val="21"/>
+        </w:rPr>
+        <w:t xml:space="preserve">Appearing in the routing menu without a written job.</w:t>
+      </w:r>
+    </w:p>
+    <w:p>
+      <w:pPr>
+        <w:pStyle w:val="ListParagraph"/>
+        <w:numPr>
+          <w:ilvl w:val="0"/>
+          <w:numId w:val="4"/>
+        </w:numPr>
+        <w:spacing w:after="70"/>
+      </w:pPr>
+      <w:r>
+        <w:rPr>
+          <w:color w:val="9D3A2E"/>
+          <w:sz w:val="21"/>
+          <w:szCs w:val="21"/>
+        </w:rPr>
+        <w:t xml:space="preserve">Being given a tool.</w:t>
+      </w:r>
+    </w:p>
+    <w:p>
+      <w:pPr>
+        <w:pStyle w:val="ListParagraph"/>
+        <w:numPr>
+          <w:ilvl w:val="0"/>
+          <w:numId w:val="4"/>
+        </w:numPr>
+        <w:spacing w:after="70"/>
+      </w:pPr>
+      <w:r>
+        <w:rPr>
+          <w:color w:val="9D3A2E"/>
+          <w:sz w:val="21"/>
+          <w:szCs w:val="21"/>
+        </w:rPr>
+        <w:t xml:space="preserve">Anything it produces being passed on as a finding.</w:t>
+      </w:r>
+    </w:p>
+    <w:p>
+      <w:pPr>
+        <w:spacing w:after="60" w:before="160"/>
+      </w:pPr>
+      <w:r>
+        <w:rPr>
+          <w:b/>
+          <w:bCs/>
+          <w:color w:val="5C6670"/>
+          <w:spacing w:val="20"/>
+          <w:sz w:val="17"/>
+          <w:szCs w:val="17"/>
+        </w:rPr>
+        <w:t xml:space="preserve">OUTPUT CONTRACT</w:t>
+      </w:r>
+    </w:p>
+    <w:p>
+      <w:pPr>
+        <w:spacing w:after="120" w:before="0"/>
+      </w:pPr>
+      <w:r>
+        <w:rPr>
+          <w:color w:val="1A1D21"/>
+          <w:sz w:val="21"/>
+          <w:szCs w:val="21"/>
+        </w:rPr>
+        <w:t xml:space="preserve">Conversation only.</w:t>
+      </w:r>
+    </w:p>
+    <w:p>
+      <w:pPr>
+        <w:spacing w:after="60" w:before="160"/>
+      </w:pPr>
+      <w:r>
+        <w:rPr>
+          <w:b/>
+          <w:bCs/>
+          <w:color w:val="5C6670"/>
+          <w:spacing w:val="20"/>
+          <w:sz w:val="17"/>
+          <w:szCs w:val="17"/>
+        </w:rPr>
+        <w:t xml:space="preserve">GUARDS HOLDING IT</w:t>
+      </w:r>
+    </w:p>
+    <w:p>
+      <w:pPr>
+        <w:pStyle w:val="ListParagraph"/>
+        <w:numPr>
+          <w:ilvl w:val="0"/>
+          <w:numId w:val="3"/>
+        </w:numPr>
+        <w:spacing w:after="70"/>
+      </w:pPr>
+      <w:r>
+        <w:rPr>
+          <w:color w:val="1A1D21"/>
+          <w:sz w:val="21"/>
+          <w:szCs w:val="21"/>
+        </w:rPr>
+        <w:t xml:space="preserve">CODE — excluded from the router roster.</w:t>
+      </w:r>
+    </w:p>
+    <w:p>
+      <w:pPr>
+        <w:pStyle w:val="ListParagraph"/>
+        <w:numPr>
+          <w:ilvl w:val="0"/>
+          <w:numId w:val="3"/>
+        </w:numPr>
+        <w:spacing w:after="70"/>
+      </w:pPr>
+      <w:r>
+        <w:rPr>
+          <w:color w:val="1A1D21"/>
+          <w:sz w:val="21"/>
+          <w:szCs w:val="21"/>
+        </w:rPr>
+        <w:t xml:space="preserve">CODE — empty tool list.</w:t>
+      </w:r>
+    </w:p>
+    <w:p>
+      <w:pPr>
+        <w:pStyle w:val="ListParagraph"/>
+        <w:numPr>
+          <w:ilvl w:val="0"/>
+          <w:numId w:val="3"/>
+        </w:numPr>
+        <w:spacing w:after="70"/>
+      </w:pPr>
+      <w:r>
+        <w:rPr>
+          <w:color w:val="1A1D21"/>
+          <w:sz w:val="21"/>
+          <w:szCs w:val="21"/>
+        </w:rPr>
+        <w:t xml:space="preserve">CODE — its own memory line, so nothing it says reaches the working pool.</w:t>
+      </w:r>
+    </w:p>
+    <w:p>
+      <w:pPr>
+        <w:pStyle w:val="ListParagraph"/>
+        <w:numPr>
+          <w:ilvl w:val="0"/>
+          <w:numId w:val="3"/>
+        </w:numPr>
+        <w:spacing w:after="70"/>
+      </w:pPr>
+      <w:r>
+        <w:rPr>
+          <w:color w:val="1A1D21"/>
+          <w:sz w:val="21"/>
+          <w:szCs w:val="21"/>
+        </w:rPr>
+        <w:t xml:space="preserve">DECIDE — which Llama variant, and self-hosted or hosted.</w:t>
+      </w:r>
+    </w:p>
+    <w:p>
+      <w:pPr>
+        <w:pBdr>
+          <w:bottom w:val="single" w:color="C8CDD4" w:sz="6"/>
+        </w:pBdr>
+        <w:spacing w:after="200" w:before="120"/>
+      </w:pPr>
+      <w:r>
+        <w:t xml:space="preserve"/>
+      </w:r>
+    </w:p>
+    <w:p>
+      <w:pPr>
+        <w:pStyle w:val="Heading2"/>
+        <w:spacing w:after="40" w:before="320"/>
+      </w:pPr>
+      <w:r>
+        <w:rPr>
+          <w:rFonts w:ascii="Consolas" w:cs="Consolas" w:eastAsia="Consolas" w:hAnsi="Consolas"/>
+          <w:b/>
+          <w:bCs/>
+          <w:color w:val="1A1D21"/>
+          <w:sz w:val="26"/>
+          <w:szCs w:val="26"/>
+        </w:rPr>
+        <w:t xml:space="preserve">llama_slot_b</w:t>
+      </w:r>
+      <w:r>
+        <w:rPr>
+          <w:rFonts w:ascii="Consolas" w:cs="Consolas" w:eastAsia="Consolas" w:hAnsi="Consolas"/>
+          <w:color w:val="5C6670"/>
+          <w:sz w:val="18"/>
+          <w:szCs w:val="18"/>
+        </w:rPr>
+        <w:t xml:space="preserve">   llama, variant undecided  |  Sam’s own experiments</w:t>
+      </w:r>
+    </w:p>
+    <w:p>
+      <w:pPr>
+        <w:spacing w:after="140" w:before="0"/>
+      </w:pPr>
+      <w:r>
+        <w:rPr>
+          <w:i/>
+          <w:iCs/>
+          <w:color w:val="5C6670"/>
+          <w:sz w:val="21"/>
+          <w:szCs w:val="21"/>
+        </w:rPr>
+        <w:t xml:space="preserve">The second free slot. The documents never distinguish it from the first.</w:t>
+      </w:r>
+    </w:p>
+    <w:p>
+      <w:pPr>
+        <w:spacing w:after="60" w:before="160"/>
+      </w:pPr>
+      <w:r>
+        <w:rPr>
+          <w:b/>
+          <w:bCs/>
+          <w:color w:val="5C6670"/>
+          <w:spacing w:val="20"/>
+          <w:sz w:val="17"/>
+          <w:szCs w:val="17"/>
+        </w:rPr>
+        <w:t xml:space="preserve">PURPOSE</w:t>
+      </w:r>
+    </w:p>
+    <w:p>
+      <w:pPr>
+        <w:spacing w:after="120" w:before="0"/>
+      </w:pPr>
+      <w:r>
+        <w:rPr>
+          <w:color w:val="1A1D21"/>
+          <w:sz w:val="21"/>
+          <w:szCs w:val="21"/>
+        </w:rPr>
+        <w:t xml:space="preserve">As slot A. Containment until a job exists.</w:t>
+      </w:r>
+    </w:p>
+    <w:p>
+      <w:pPr>
+        <w:spacing w:after="60" w:before="160"/>
+      </w:pPr>
+      <w:r>
+        <w:rPr>
+          <w:b/>
+          <w:bCs/>
+          <w:color w:val="5C6670"/>
+          <w:spacing w:val="20"/>
+          <w:sz w:val="17"/>
+          <w:szCs w:val="17"/>
+        </w:rPr>
+        <w:t xml:space="preserve">REQUIREMENTS</w:t>
+      </w:r>
+    </w:p>
+    <w:p>
+      <w:pPr>
+        <w:pStyle w:val="ListParagraph"/>
+        <w:numPr>
+          <w:ilvl w:val="0"/>
+          <w:numId w:val="3"/>
+        </w:numPr>
+        <w:spacing w:after="70"/>
+      </w:pPr>
+      <w:r>
+        <w:rPr>
+          <w:color w:val="1A1D21"/>
+          <w:sz w:val="21"/>
+          <w:szCs w:val="21"/>
+        </w:rPr>
+        <w:t xml:space="preserve">Identical to slot A in every respect until the two are given different jobs.</w:t>
+      </w:r>
+    </w:p>
+    <w:p>
+      <w:pPr>
+        <w:spacing w:after="60" w:before="160"/>
+      </w:pPr>
+      <w:r>
+        <w:rPr>
+          <w:b/>
+          <w:bCs/>
+          <w:color w:val="5C6670"/>
+          <w:spacing w:val="20"/>
+          <w:sz w:val="17"/>
+          <w:szCs w:val="17"/>
+        </w:rPr>
+        <w:t xml:space="preserve">VERIFIED BY</w:t>
+      </w:r>
+    </w:p>
+    <w:p>
+      <w:pPr>
+        <w:spacing w:after="120" w:before="0"/>
+      </w:pPr>
+      <w:r>
+        <w:rPr>
+          <w:color w:val="1A1D21"/>
+          <w:sz w:val="21"/>
+          <w:szCs w:val="21"/>
+        </w:rPr>
+        <w:t xml:space="preserve">As slot A.</w:t>
+      </w:r>
+    </w:p>
+    <w:p>
+      <w:pPr>
+        <w:spacing w:after="60" w:before="160"/>
+      </w:pPr>
+      <w:r>
+        <w:rPr>
+          <w:b/>
+          <w:bCs/>
+          <w:color w:val="5C6670"/>
+          <w:spacing w:val="20"/>
+          <w:sz w:val="17"/>
+          <w:szCs w:val="17"/>
+        </w:rPr>
+        <w:t xml:space="preserve">AUTO-FAIL CONDITIONS</w:t>
+      </w:r>
+    </w:p>
+    <w:p>
+      <w:pPr>
+        <w:pStyle w:val="ListParagraph"/>
+        <w:numPr>
+          <w:ilvl w:val="0"/>
+          <w:numId w:val="4"/>
+        </w:numPr>
+        <w:spacing w:after="70"/>
+      </w:pPr>
+      <w:r>
+        <w:rPr>
+          <w:color w:val="9D3A2E"/>
+          <w:sz w:val="21"/>
+          <w:szCs w:val="21"/>
+        </w:rPr>
+        <w:t xml:space="preserve">As slot A.</w:t>
+      </w:r>
+    </w:p>
+    <w:p>
+      <w:pPr>
+        <w:spacing w:after="60" w:before="160"/>
+      </w:pPr>
+      <w:r>
+        <w:rPr>
+          <w:b/>
+          <w:bCs/>
+          <w:color w:val="5C6670"/>
+          <w:spacing w:val="20"/>
+          <w:sz w:val="17"/>
+          <w:szCs w:val="17"/>
+        </w:rPr>
+        <w:t xml:space="preserve">OUTPUT CONTRACT</w:t>
+      </w:r>
+    </w:p>
+    <w:p>
+      <w:pPr>
+        <w:spacing w:after="120" w:before="0"/>
+      </w:pPr>
+      <w:r>
+        <w:rPr>
+          <w:color w:val="1A1D21"/>
+          <w:sz w:val="21"/>
+          <w:szCs w:val="21"/>
+        </w:rPr>
+        <w:t xml:space="preserve">Conversation only.</w:t>
+      </w:r>
+    </w:p>
+    <w:p>
+      <w:pPr>
+        <w:spacing w:after="60" w:before="160"/>
+      </w:pPr>
+      <w:r>
+        <w:rPr>
+          <w:b/>
+          <w:bCs/>
+          <w:color w:val="5C6670"/>
+          <w:spacing w:val="20"/>
+          <w:sz w:val="17"/>
+          <w:szCs w:val="17"/>
+        </w:rPr>
+        <w:t xml:space="preserve">GUARDS HOLDING IT</w:t>
+      </w:r>
+    </w:p>
+    <w:p>
+      <w:pPr>
+        <w:pStyle w:val="ListParagraph"/>
+        <w:numPr>
+          <w:ilvl w:val="0"/>
+          <w:numId w:val="3"/>
+        </w:numPr>
+        <w:spacing w:after="70"/>
+      </w:pPr>
+      <w:r>
+        <w:rPr>
+          <w:color w:val="1A1D21"/>
+          <w:sz w:val="21"/>
+          <w:szCs w:val="21"/>
+        </w:rPr>
+        <w:t xml:space="preserve">As slot A.</w:t>
+      </w:r>
+    </w:p>
+    <w:p>
+      <w:pPr>
+        <w:pStyle w:val="ListParagraph"/>
+        <w:numPr>
+          <w:ilvl w:val="0"/>
+          <w:numId w:val="3"/>
+        </w:numPr>
+        <w:spacing w:after="70"/>
+      </w:pPr>
+      <w:r>
+        <w:rPr>
+          <w:color w:val="1A1D21"/>
+          <w:sz w:val="21"/>
+          <w:szCs w:val="21"/>
+        </w:rPr>
+        <w:t xml:space="preserve">DECIDE — what makes this different from slot A. If nothing does, run one slot.</w:t>
       </w:r>
     </w:p>
     <w:p>

--- a/Command_Desk_Rubrics_and_Guardrails.docx
+++ b/Command_Desk_Rubrics_and_Guardrails.docx
@@ -306,7 +306,7 @@
                 <w:sz w:val="20"/>
                 <w:szCs w:val="20"/>
               </w:rPr>
-              <w:t xml:space="preserve">Twenty-two agents in four groups. Each with purpose, measurable requirements, verification method, auto-fail conditions, output contract, and the guards holding it.</w:t>
+              <w:t xml:space="preserve">Twenty-two agents in five groups. Each with purpose, measurable requirements, verification method, auto-fail conditions, output contract, and the guards holding it.</w:t>
             </w:r>
           </w:p>
         </w:tc>
@@ -322,7 +322,7 @@
           <w:sz w:val="19"/>
           <w:szCs w:val="19"/>
         </w:rPr>
-        <w:t xml:space="preserve">Eleven are live. Two sit on the box with prompts written and are not in the config. Four are designed and specified. Five are named in the documents with no scope yet — their rubrics are containment rules, because an undefined slot needs guardrails more than a defined one, not fewer.</w:t>
+        <w:t xml:space="preserve">Eleven are live. Two sit on the box with prompts written and are not in the config. Four are designed and specified. Four are named in the documents with no scope yet — their rubrics are containment rules, because an undefined slot needs guardrails more than a defined one, not fewer. One has been decided against and is recorded as closed so it is not reopened.</w:t>
       </w:r>
     </w:p>
     <w:p>
@@ -9488,7 +9488,7 @@
           <w:sz w:val="26"/>
           <w:szCs w:val="26"/>
         </w:rPr>
-        <w:t xml:space="preserve">coding_worker</w:t>
+        <w:t xml:space="preserve">billing_agent</w:t>
       </w:r>
       <w:r>
         <w:rPr>
@@ -9497,7 +9497,7 @@
           <w:sz w:val="18"/>
           <w:szCs w:val="18"/>
         </w:rPr>
-        <w:t xml:space="preserve">   to be chosen  |  named as a Stage 5 clone</w:t>
+        <w:t xml:space="preserve">   to be chosen  |  named in the final roadmap</w:t>
       </w:r>
     </w:p>
     <w:p>
@@ -9512,7 +9512,7 @@
           <w:sz w:val="21"/>
           <w:szCs w:val="21"/>
         </w:rPr>
-        <w:t xml:space="preserve">Named in two documents as an example of cloning the proven pattern.</w:t>
+        <w:t xml:space="preserve">Appears once, in a worked example of the event flow. Not a specification.</w:t>
       </w:r>
     </w:p>
     <w:p>
@@ -9541,7 +9541,7 @@
           <w:sz w:val="21"/>
           <w:szCs w:val="21"/>
         </w:rPr>
-        <w:t xml:space="preserve">Not yet defined, and it overlaps builder, which already does architecture, code and shipping.</w:t>
+        <w:t xml:space="preserve">Not yet defined. It also collides with an existing rule.</w:t>
       </w:r>
     </w:p>
     <w:p>
@@ -9593,25 +9593,25 @@
           <w:sz w:val="21"/>
           <w:szCs w:val="21"/>
         </w:rPr>
-        <w:t xml:space="preserve">If built, it is a clone of the proven pattern — same router, same permission-layer shape, same gate, same log.</w:t>
-      </w:r>
-    </w:p>
-    <w:p>
-      <w:pPr>
-        <w:pStyle w:val="ListParagraph"/>
-        <w:numPr>
-          <w:ilvl w:val="0"/>
-          <w:numId w:val="3"/>
-        </w:numPr>
-        <w:spacing w:after="70"/>
-      </w:pPr>
-      <w:r>
-        <w:rPr>
-          <w:color w:val="1A1D21"/>
-          <w:sz w:val="21"/>
-          <w:szCs w:val="21"/>
-        </w:rPr>
-        <w:t xml:space="preserve">Its scope is written down before it is created.</w:t>
+        <w:t xml:space="preserve">Anything producing a quote or an invoice is an outward action and stops for Sam.</w:t>
+      </w:r>
+    </w:p>
+    <w:p>
+      <w:pPr>
+        <w:pStyle w:val="ListParagraph"/>
+        <w:numPr>
+          <w:ilvl w:val="0"/>
+          <w:numId w:val="3"/>
+        </w:numPr>
+        <w:spacing w:after="70"/>
+      </w:pPr>
+      <w:r>
+        <w:rPr>
+          <w:color w:val="1A1D21"/>
+          <w:sz w:val="21"/>
+          <w:szCs w:val="21"/>
+        </w:rPr>
+        <w:t xml:space="preserve">Figures are stated only from what was supplied — never estimated to look complete.</w:t>
       </w:r>
     </w:p>
     <w:p>
@@ -9640,7 +9640,7 @@
           <w:sz w:val="21"/>
           <w:szCs w:val="21"/>
         </w:rPr>
-        <w:t xml:space="preserve">Not applicable until its scope exists.</w:t>
+        <w:t xml:space="preserve">ground() against the request. The permission layer for anything outward.</w:t>
       </w:r>
     </w:p>
     <w:p>
@@ -9674,7 +9674,7 @@
           <w:sz w:val="21"/>
           <w:szCs w:val="21"/>
         </w:rPr>
-        <w:t xml:space="preserve">Being created without a written scope that distinguishes it from builder.</w:t>
+        <w:t xml:space="preserve">An invented amount, rate or reference.</w:t>
       </w:r>
     </w:p>
     <w:p>
@@ -9692,7 +9692,7 @@
           <w:sz w:val="21"/>
           <w:szCs w:val="21"/>
         </w:rPr>
-        <w:t xml:space="preserve">Holding a tool directly rather than requesting through the permission layer.</w:t>
+        <w:t xml:space="preserve">A quote reaching a client without an explicit yes.</w:t>
       </w:r>
     </w:p>
     <w:p>
@@ -9755,7 +9755,25 @@
           <w:sz w:val="21"/>
           <w:szCs w:val="21"/>
         </w:rPr>
-        <w:t xml:space="preserve">DECIDE — what this does that builder does not. If the answer is nothing, do not create it.</w:t>
+        <w:t xml:space="preserve">CODE — the outward gate applies as it does to mail.</w:t>
+      </w:r>
+    </w:p>
+    <w:p>
+      <w:pPr>
+        <w:pStyle w:val="ListParagraph"/>
+        <w:numPr>
+          <w:ilvl w:val="0"/>
+          <w:numId w:val="3"/>
+        </w:numPr>
+        <w:spacing w:after="70"/>
+      </w:pPr>
+      <w:r>
+        <w:rPr>
+          <w:color w:val="1A1D21"/>
+          <w:sz w:val="21"/>
+          <w:szCs w:val="21"/>
+        </w:rPr>
+        <w:t xml:space="preserve">DECIDE — the roadmap treats billing and email as separate specialists, while the build rules say personal_assistant IS the mail worker and no new agent is spawned for it. Settle which architecture stands before either is built.</w:t>
       </w:r>
     </w:p>
     <w:p>
@@ -9783,7 +9801,7 @@
           <w:sz w:val="26"/>
           <w:szCs w:val="26"/>
         </w:rPr>
-        <w:t xml:space="preserve">billing_agent</w:t>
+        <w:t xml:space="preserve">llama_slot_a</w:t>
       </w:r>
       <w:r>
         <w:rPr>
@@ -9792,7 +9810,7 @@
           <w:sz w:val="18"/>
           <w:szCs w:val="18"/>
         </w:rPr>
-        <w:t xml:space="preserve">   to be chosen  |  named in the final roadmap</w:t>
+        <w:t xml:space="preserve">   llama, variant undecided  |  Sam’s own experiments</w:t>
       </w:r>
     </w:p>
     <w:p>
@@ -9807,7 +9825,7 @@
           <w:sz w:val="21"/>
           <w:szCs w:val="21"/>
         </w:rPr>
-        <w:t xml:space="preserve">Appears once, in a worked example of the event flow. Not a specification.</w:t>
+        <w:t xml:space="preserve">A free slot for Sam to prompt independently. No assigned job.</w:t>
       </w:r>
     </w:p>
     <w:p>
@@ -9836,7 +9854,7 @@
           <w:sz w:val="21"/>
           <w:szCs w:val="21"/>
         </w:rPr>
-        <w:t xml:space="preserve">Not yet defined. It also collides with an existing rule.</w:t>
+        <w:t xml:space="preserve">A sandbox. Its rubric is containment, because an undefined slot needs guardrails more than a defined one, not fewer.</w:t>
       </w:r>
     </w:p>
     <w:p>
@@ -9870,43 +9888,61 @@
           <w:sz w:val="21"/>
           <w:szCs w:val="21"/>
         </w:rPr>
-        <w:t xml:space="preserve">Inherits the universal contract in full.</w:t>
-      </w:r>
-    </w:p>
-    <w:p>
-      <w:pPr>
-        <w:pStyle w:val="ListParagraph"/>
-        <w:numPr>
-          <w:ilvl w:val="0"/>
-          <w:numId w:val="3"/>
-        </w:numPr>
-        <w:spacing w:after="70"/>
-      </w:pPr>
-      <w:r>
-        <w:rPr>
-          <w:color w:val="1A1D21"/>
-          <w:sz w:val="21"/>
-          <w:szCs w:val="21"/>
-        </w:rPr>
-        <w:t xml:space="preserve">Anything producing a quote or an invoice is an outward action and stops for Sam.</w:t>
-      </w:r>
-    </w:p>
-    <w:p>
-      <w:pPr>
-        <w:pStyle w:val="ListParagraph"/>
-        <w:numPr>
-          <w:ilvl w:val="0"/>
-          <w:numId w:val="3"/>
-        </w:numPr>
-        <w:spacing w:after="70"/>
-      </w:pPr>
-      <w:r>
-        <w:rPr>
-          <w:color w:val="1A1D21"/>
-          <w:sz w:val="21"/>
-          <w:szCs w:val="21"/>
-        </w:rPr>
-        <w:t xml:space="preserve">Figures are stated only from what was supplied — never estimated to look complete.</w:t>
+        <w:t xml:space="preserve">Not in the routing menu until it has a written job.</w:t>
+      </w:r>
+    </w:p>
+    <w:p>
+      <w:pPr>
+        <w:pStyle w:val="ListParagraph"/>
+        <w:numPr>
+          <w:ilvl w:val="0"/>
+          <w:numId w:val="3"/>
+        </w:numPr>
+        <w:spacing w:after="70"/>
+      </w:pPr>
+      <w:r>
+        <w:rPr>
+          <w:color w:val="1A1D21"/>
+          <w:sz w:val="21"/>
+          <w:szCs w:val="21"/>
+        </w:rPr>
+        <w:t xml:space="preserve">No tools. It can talk and nothing else.</w:t>
+      </w:r>
+    </w:p>
+    <w:p>
+      <w:pPr>
+        <w:pStyle w:val="ListParagraph"/>
+        <w:numPr>
+          <w:ilvl w:val="0"/>
+          <w:numId w:val="3"/>
+        </w:numPr>
+        <w:spacing w:after="70"/>
+      </w:pPr>
+      <w:r>
+        <w:rPr>
+          <w:color w:val="1A1D21"/>
+          <w:sz w:val="21"/>
+          <w:szCs w:val="21"/>
+        </w:rPr>
+        <w:t xml:space="preserve">Writes nothing into the shared pool.</w:t>
+      </w:r>
+    </w:p>
+    <w:p>
+      <w:pPr>
+        <w:pStyle w:val="ListParagraph"/>
+        <w:numPr>
+          <w:ilvl w:val="0"/>
+          <w:numId w:val="3"/>
+        </w:numPr>
+        <w:spacing w:after="70"/>
+      </w:pPr>
+      <w:r>
+        <w:rPr>
+          <w:color w:val="1A1D21"/>
+          <w:sz w:val="21"/>
+          <w:szCs w:val="21"/>
+        </w:rPr>
+        <w:t xml:space="preserve">Its output is never treated as a system result.</w:t>
       </w:r>
     </w:p>
     <w:p>
@@ -9935,7 +9971,7 @@
           <w:sz w:val="21"/>
           <w:szCs w:val="21"/>
         </w:rPr>
-        <w:t xml:space="preserve">ground() against the request. The permission layer for anything outward.</w:t>
+        <w:t xml:space="preserve">Config — absent from the router roster, no tools listed, own memory line.</w:t>
       </w:r>
     </w:p>
     <w:p>
@@ -9969,7 +10005,7 @@
           <w:sz w:val="21"/>
           <w:szCs w:val="21"/>
         </w:rPr>
-        <w:t xml:space="preserve">An invented amount, rate or reference.</w:t>
+        <w:t xml:space="preserve">Appearing in the routing menu without a written job.</w:t>
       </w:r>
     </w:p>
     <w:p>
@@ -9987,7 +10023,25 @@
           <w:sz w:val="21"/>
           <w:szCs w:val="21"/>
         </w:rPr>
-        <w:t xml:space="preserve">A quote reaching a client without an explicit yes.</w:t>
+        <w:t xml:space="preserve">Being given a tool.</w:t>
+      </w:r>
+    </w:p>
+    <w:p>
+      <w:pPr>
+        <w:pStyle w:val="ListParagraph"/>
+        <w:numPr>
+          <w:ilvl w:val="0"/>
+          <w:numId w:val="4"/>
+        </w:numPr>
+        <w:spacing w:after="70"/>
+      </w:pPr>
+      <w:r>
+        <w:rPr>
+          <w:color w:val="9D3A2E"/>
+          <w:sz w:val="21"/>
+          <w:szCs w:val="21"/>
+        </w:rPr>
+        <w:t xml:space="preserve">Anything it produces being passed on as a finding.</w:t>
       </w:r>
     </w:p>
     <w:p>
@@ -10016,7 +10070,7 @@
           <w:sz w:val="21"/>
           <w:szCs w:val="21"/>
         </w:rPr>
-        <w:t xml:space="preserve">Standard contract.</w:t>
+        <w:t xml:space="preserve">Conversation only.</w:t>
       </w:r>
     </w:p>
     <w:p>
@@ -10050,25 +10104,61 @@
           <w:sz w:val="21"/>
           <w:szCs w:val="21"/>
         </w:rPr>
-        <w:t xml:space="preserve">CODE — the outward gate applies as it does to mail.</w:t>
-      </w:r>
-    </w:p>
-    <w:p>
-      <w:pPr>
-        <w:pStyle w:val="ListParagraph"/>
-        <w:numPr>
-          <w:ilvl w:val="0"/>
-          <w:numId w:val="3"/>
-        </w:numPr>
-        <w:spacing w:after="70"/>
-      </w:pPr>
-      <w:r>
-        <w:rPr>
-          <w:color w:val="1A1D21"/>
-          <w:sz w:val="21"/>
-          <w:szCs w:val="21"/>
-        </w:rPr>
-        <w:t xml:space="preserve">DECIDE — the roadmap treats billing and email as separate specialists, while the build rules say personal_assistant IS the mail worker and no new agent is spawned for it. Settle which architecture stands before either is built.</w:t>
+        <w:t xml:space="preserve">CODE — excluded from the router roster.</w:t>
+      </w:r>
+    </w:p>
+    <w:p>
+      <w:pPr>
+        <w:pStyle w:val="ListParagraph"/>
+        <w:numPr>
+          <w:ilvl w:val="0"/>
+          <w:numId w:val="3"/>
+        </w:numPr>
+        <w:spacing w:after="70"/>
+      </w:pPr>
+      <w:r>
+        <w:rPr>
+          <w:color w:val="1A1D21"/>
+          <w:sz w:val="21"/>
+          <w:szCs w:val="21"/>
+        </w:rPr>
+        <w:t xml:space="preserve">CODE — empty tool list.</w:t>
+      </w:r>
+    </w:p>
+    <w:p>
+      <w:pPr>
+        <w:pStyle w:val="ListParagraph"/>
+        <w:numPr>
+          <w:ilvl w:val="0"/>
+          <w:numId w:val="3"/>
+        </w:numPr>
+        <w:spacing w:after="70"/>
+      </w:pPr>
+      <w:r>
+        <w:rPr>
+          <w:color w:val="1A1D21"/>
+          <w:sz w:val="21"/>
+          <w:szCs w:val="21"/>
+        </w:rPr>
+        <w:t xml:space="preserve">CODE — its own memory line, so nothing it says reaches the working pool.</w:t>
+      </w:r>
+    </w:p>
+    <w:p>
+      <w:pPr>
+        <w:pStyle w:val="ListParagraph"/>
+        <w:numPr>
+          <w:ilvl w:val="0"/>
+          <w:numId w:val="3"/>
+        </w:numPr>
+        <w:spacing w:after="70"/>
+      </w:pPr>
+      <w:r>
+        <w:rPr>
+          <w:color w:val="1A1D21"/>
+          <w:sz w:val="21"/>
+          <w:szCs w:val="21"/>
+        </w:rPr>
+        <w:t xml:space="preserve">DECIDE — which Llama variant, and self-hosted or hosted.</w:t>
       </w:r>
     </w:p>
     <w:p>
@@ -10096,7 +10186,7 @@
           <w:sz w:val="26"/>
           <w:szCs w:val="26"/>
         </w:rPr>
-        <w:t xml:space="preserve">llama_slot_a</w:t>
+        <w:t xml:space="preserve">llama_slot_b</w:t>
       </w:r>
       <w:r>
         <w:rPr>
@@ -10120,7 +10210,7 @@
           <w:sz w:val="21"/>
           <w:szCs w:val="21"/>
         </w:rPr>
-        <w:t xml:space="preserve">A free slot for Sam to prompt independently. No assigned job.</w:t>
+        <w:t xml:space="preserve">The second free slot. The documents never distinguish it from the first.</w:t>
       </w:r>
     </w:p>
     <w:p>
@@ -10149,7 +10239,7 @@
           <w:sz w:val="21"/>
           <w:szCs w:val="21"/>
         </w:rPr>
-        <w:t xml:space="preserve">A sandbox. Its rubric is containment, because an undefined slot needs guardrails more than a defined one, not fewer.</w:t>
+        <w:t xml:space="preserve">As slot A. Containment until a job exists.</w:t>
       </w:r>
     </w:p>
     <w:p>
@@ -10183,61 +10273,7 @@
           <w:sz w:val="21"/>
           <w:szCs w:val="21"/>
         </w:rPr>
-        <w:t xml:space="preserve">Not in the routing menu until it has a written job.</w:t>
-      </w:r>
-    </w:p>
-    <w:p>
-      <w:pPr>
-        <w:pStyle w:val="ListParagraph"/>
-        <w:numPr>
-          <w:ilvl w:val="0"/>
-          <w:numId w:val="3"/>
-        </w:numPr>
-        <w:spacing w:after="70"/>
-      </w:pPr>
-      <w:r>
-        <w:rPr>
-          <w:color w:val="1A1D21"/>
-          <w:sz w:val="21"/>
-          <w:szCs w:val="21"/>
-        </w:rPr>
-        <w:t xml:space="preserve">No tools. It can talk and nothing else.</w:t>
-      </w:r>
-    </w:p>
-    <w:p>
-      <w:pPr>
-        <w:pStyle w:val="ListParagraph"/>
-        <w:numPr>
-          <w:ilvl w:val="0"/>
-          <w:numId w:val="3"/>
-        </w:numPr>
-        <w:spacing w:after="70"/>
-      </w:pPr>
-      <w:r>
-        <w:rPr>
-          <w:color w:val="1A1D21"/>
-          <w:sz w:val="21"/>
-          <w:szCs w:val="21"/>
-        </w:rPr>
-        <w:t xml:space="preserve">Writes nothing into the shared pool.</w:t>
-      </w:r>
-    </w:p>
-    <w:p>
-      <w:pPr>
-        <w:pStyle w:val="ListParagraph"/>
-        <w:numPr>
-          <w:ilvl w:val="0"/>
-          <w:numId w:val="3"/>
-        </w:numPr>
-        <w:spacing w:after="70"/>
-      </w:pPr>
-      <w:r>
-        <w:rPr>
-          <w:color w:val="1A1D21"/>
-          <w:sz w:val="21"/>
-          <w:szCs w:val="21"/>
-        </w:rPr>
-        <w:t xml:space="preserve">Its output is never treated as a system result.</w:t>
+        <w:t xml:space="preserve">Identical to slot A in every respect until the two are given different jobs.</w:t>
       </w:r>
     </w:p>
     <w:p>
@@ -10266,7 +10302,7 @@
           <w:sz w:val="21"/>
           <w:szCs w:val="21"/>
         </w:rPr>
-        <w:t xml:space="preserve">Config — absent from the router roster, no tools listed, own memory line.</w:t>
+        <w:t xml:space="preserve">As slot A.</w:t>
       </w:r>
     </w:p>
     <w:p>
@@ -10300,43 +10336,7 @@
           <w:sz w:val="21"/>
           <w:szCs w:val="21"/>
         </w:rPr>
-        <w:t xml:space="preserve">Appearing in the routing menu without a written job.</w:t>
-      </w:r>
-    </w:p>
-    <w:p>
-      <w:pPr>
-        <w:pStyle w:val="ListParagraph"/>
-        <w:numPr>
-          <w:ilvl w:val="0"/>
-          <w:numId w:val="4"/>
-        </w:numPr>
-        <w:spacing w:after="70"/>
-      </w:pPr>
-      <w:r>
-        <w:rPr>
-          <w:color w:val="9D3A2E"/>
-          <w:sz w:val="21"/>
-          <w:szCs w:val="21"/>
-        </w:rPr>
-        <w:t xml:space="preserve">Being given a tool.</w:t>
-      </w:r>
-    </w:p>
-    <w:p>
-      <w:pPr>
-        <w:pStyle w:val="ListParagraph"/>
-        <w:numPr>
-          <w:ilvl w:val="0"/>
-          <w:numId w:val="4"/>
-        </w:numPr>
-        <w:spacing w:after="70"/>
-      </w:pPr>
-      <w:r>
-        <w:rPr>
-          <w:color w:val="9D3A2E"/>
-          <w:sz w:val="21"/>
-          <w:szCs w:val="21"/>
-        </w:rPr>
-        <w:t xml:space="preserve">Anything it produces being passed on as a finding.</w:t>
+        <w:t xml:space="preserve">As slot A.</w:t>
       </w:r>
     </w:p>
     <w:p>
@@ -10399,61 +10399,25 @@
           <w:sz w:val="21"/>
           <w:szCs w:val="21"/>
         </w:rPr>
-        <w:t xml:space="preserve">CODE — excluded from the router roster.</w:t>
-      </w:r>
-    </w:p>
-    <w:p>
-      <w:pPr>
-        <w:pStyle w:val="ListParagraph"/>
-        <w:numPr>
-          <w:ilvl w:val="0"/>
-          <w:numId w:val="3"/>
-        </w:numPr>
-        <w:spacing w:after="70"/>
-      </w:pPr>
-      <w:r>
-        <w:rPr>
-          <w:color w:val="1A1D21"/>
-          <w:sz w:val="21"/>
-          <w:szCs w:val="21"/>
-        </w:rPr>
-        <w:t xml:space="preserve">CODE — empty tool list.</w:t>
-      </w:r>
-    </w:p>
-    <w:p>
-      <w:pPr>
-        <w:pStyle w:val="ListParagraph"/>
-        <w:numPr>
-          <w:ilvl w:val="0"/>
-          <w:numId w:val="3"/>
-        </w:numPr>
-        <w:spacing w:after="70"/>
-      </w:pPr>
-      <w:r>
-        <w:rPr>
-          <w:color w:val="1A1D21"/>
-          <w:sz w:val="21"/>
-          <w:szCs w:val="21"/>
-        </w:rPr>
-        <w:t xml:space="preserve">CODE — its own memory line, so nothing it says reaches the working pool.</w:t>
-      </w:r>
-    </w:p>
-    <w:p>
-      <w:pPr>
-        <w:pStyle w:val="ListParagraph"/>
-        <w:numPr>
-          <w:ilvl w:val="0"/>
-          <w:numId w:val="3"/>
-        </w:numPr>
-        <w:spacing w:after="70"/>
-      </w:pPr>
-      <w:r>
-        <w:rPr>
-          <w:color w:val="1A1D21"/>
-          <w:sz w:val="21"/>
-          <w:szCs w:val="21"/>
-        </w:rPr>
-        <w:t xml:space="preserve">DECIDE — which Llama variant, and self-hosted or hosted.</w:t>
+        <w:t xml:space="preserve">As slot A.</w:t>
+      </w:r>
+    </w:p>
+    <w:p>
+      <w:pPr>
+        <w:pStyle w:val="ListParagraph"/>
+        <w:numPr>
+          <w:ilvl w:val="0"/>
+          <w:numId w:val="3"/>
+        </w:numPr>
+        <w:spacing w:after="70"/>
+      </w:pPr>
+      <w:r>
+        <w:rPr>
+          <w:color w:val="1A1D21"/>
+          <w:sz w:val="21"/>
+          <w:szCs w:val="21"/>
+        </w:rPr>
+        <w:t xml:space="preserve">DECIDE — what makes this different from slot A. If nothing does, run one slot.</w:t>
       </w:r>
     </w:p>
     <w:p>
@@ -10469,6 +10433,25 @@
     </w:p>
     <w:p>
       <w:pPr>
+        <w:pBdr>
+          <w:bottom w:val="single" w:color="1A1D21" w:sz="12"/>
+        </w:pBdr>
+        <w:spacing w:after="60" w:before="420"/>
+      </w:pPr>
+      <w:r>
+        <w:rPr>
+          <w:b/>
+          <w:bCs/>
+          <w:color w:val="8A5A0B"/>
+          <w:spacing w:val="30"/>
+          <w:sz w:val="19"/>
+          <w:szCs w:val="19"/>
+        </w:rPr>
+        <w:t xml:space="preserve">E — DECIDED AGAINST</w:t>
+      </w:r>
+    </w:p>
+    <w:p>
+      <w:pPr>
         <w:pStyle w:val="Heading2"/>
         <w:spacing w:after="40" w:before="320"/>
       </w:pPr>
@@ -10481,7 +10464,7 @@
           <w:sz w:val="26"/>
           <w:szCs w:val="26"/>
         </w:rPr>
-        <w:t xml:space="preserve">llama_slot_b</w:t>
+        <w:t xml:space="preserve">coding_worker</w:t>
       </w:r>
       <w:r>
         <w:rPr>
@@ -10490,7 +10473,7 @@
           <w:sz w:val="18"/>
           <w:szCs w:val="18"/>
         </w:rPr>
-        <w:t xml:space="preserve">   llama, variant undecided  |  Sam’s own experiments</w:t>
+        <w:t xml:space="preserve">   not to be built  |  decision closed</w:t>
       </w:r>
     </w:p>
     <w:p>
@@ -10505,7 +10488,7 @@
           <w:sz w:val="21"/>
           <w:szCs w:val="21"/>
         </w:rPr>
-        <w:t xml:space="preserve">The second free slot. The documents never distinguish it from the first.</w:t>
+        <w:t xml:space="preserve">Named in two documents as a Stage 5 clone candidate. Will not be created.</w:t>
       </w:r>
     </w:p>
     <w:p>
@@ -10534,7 +10517,7 @@
           <w:sz w:val="21"/>
           <w:szCs w:val="21"/>
         </w:rPr>
-        <w:t xml:space="preserve">As slot A. Containment until a job exists.</w:t>
+        <w:t xml:space="preserve">Closed. builder already covers architecture, code, debugging and deployment, and nothing was identified that this would do differently.</w:t>
       </w:r>
     </w:p>
     <w:p>
@@ -10568,7 +10551,25 @@
           <w:sz w:val="21"/>
           <w:szCs w:val="21"/>
         </w:rPr>
-        <w:t xml:space="preserve">Identical to slot A in every respect until the two are given different jobs.</w:t>
+        <w:t xml:space="preserve">Coding work routes to builder.</w:t>
+      </w:r>
+    </w:p>
+    <w:p>
+      <w:pPr>
+        <w:pStyle w:val="ListParagraph"/>
+        <w:numPr>
+          <w:ilvl w:val="0"/>
+          <w:numId w:val="3"/>
+        </w:numPr>
+        <w:spacing w:after="70"/>
+      </w:pPr>
+      <w:r>
+        <w:rPr>
+          <w:color w:val="1A1D21"/>
+          <w:sz w:val="21"/>
+          <w:szCs w:val="21"/>
+        </w:rPr>
+        <w:t xml:space="preserve">This decision is recorded so the proposal is not reopened without new grounds.</w:t>
       </w:r>
     </w:p>
     <w:p>
@@ -10597,7 +10598,7 @@
           <w:sz w:val="21"/>
           <w:szCs w:val="21"/>
         </w:rPr>
-        <w:t xml:space="preserve">As slot A.</w:t>
+        <w:t xml:space="preserve">The router menu. coding_worker is not on the roster and is not to be added.</w:t>
       </w:r>
     </w:p>
     <w:p>
@@ -10631,7 +10632,25 @@
           <w:sz w:val="21"/>
           <w:szCs w:val="21"/>
         </w:rPr>
-        <w:t xml:space="preserve">As slot A.</w:t>
+        <w:t xml:space="preserve">Creating this slot without a written scope that distinguishes it from builder.</w:t>
+      </w:r>
+    </w:p>
+    <w:p>
+      <w:pPr>
+        <w:pStyle w:val="ListParagraph"/>
+        <w:numPr>
+          <w:ilvl w:val="0"/>
+          <w:numId w:val="4"/>
+        </w:numPr>
+        <w:spacing w:after="70"/>
+      </w:pPr>
+      <w:r>
+        <w:rPr>
+          <w:color w:val="9D3A2E"/>
+          <w:sz w:val="21"/>
+          <w:szCs w:val="21"/>
+        </w:rPr>
+        <w:t xml:space="preserve">Reopening the proposal without new evidence.</w:t>
       </w:r>
     </w:p>
     <w:p>
@@ -10660,7 +10679,7 @@
           <w:sz w:val="21"/>
           <w:szCs w:val="21"/>
         </w:rPr>
-        <w:t xml:space="preserve">Conversation only.</w:t>
+        <w:t xml:space="preserve">Not applicable.</w:t>
       </w:r>
     </w:p>
     <w:p>
@@ -10694,25 +10713,25 @@
           <w:sz w:val="21"/>
           <w:szCs w:val="21"/>
         </w:rPr>
-        <w:t xml:space="preserve">As slot A.</w:t>
-      </w:r>
-    </w:p>
-    <w:p>
-      <w:pPr>
-        <w:pStyle w:val="ListParagraph"/>
-        <w:numPr>
-          <w:ilvl w:val="0"/>
-          <w:numId w:val="3"/>
-        </w:numPr>
-        <w:spacing w:after="70"/>
-      </w:pPr>
-      <w:r>
-        <w:rPr>
-          <w:color w:val="1A1D21"/>
-          <w:sz w:val="21"/>
-          <w:szCs w:val="21"/>
-        </w:rPr>
-        <w:t xml:space="preserve">DECIDE — what makes this different from slot A. If nothing does, run one slot.</w:t>
+        <w:t xml:space="preserve">DECIDED — Sam, this session. Not to be built.</w:t>
+      </w:r>
+    </w:p>
+    <w:p>
+      <w:pPr>
+        <w:pStyle w:val="ListParagraph"/>
+        <w:numPr>
+          <w:ilvl w:val="0"/>
+          <w:numId w:val="3"/>
+        </w:numPr>
+        <w:spacing w:after="70"/>
+      </w:pPr>
+      <w:r>
+        <w:rPr>
+          <w:color w:val="1A1D21"/>
+          <w:sz w:val="21"/>
+          <w:szCs w:val="21"/>
+        </w:rPr>
+        <w:t xml:space="preserve">CODE — absent from slots_config.json and from the router roster.</w:t>
       </w:r>
     </w:p>
     <w:p>

--- a/Command_Desk_Rubrics_and_Guardrails.docx
+++ b/Command_Desk_Rubrics_and_Guardrails.docx
@@ -306,7 +306,7 @@
                 <w:sz w:val="20"/>
                 <w:szCs w:val="20"/>
               </w:rPr>
-              <w:t xml:space="preserve">Twenty-two agents in five groups. Each with purpose, measurable requirements, verification method, auto-fail conditions, output contract, and the guards holding it.</w:t>
+              <w:t xml:space="preserve">Twenty-one agents in four groups. Each with purpose, measurable requirements, verification method, auto-fail conditions, output contract, and the guards holding it.</w:t>
             </w:r>
           </w:p>
         </w:tc>
@@ -322,7 +322,7 @@
           <w:sz w:val="19"/>
           <w:szCs w:val="19"/>
         </w:rPr>
-        <w:t xml:space="preserve">Eleven are live. Two sit on the box with prompts written and are not in the config. Four are designed and specified. Four are named in the documents with no scope yet — their rubrics are containment rules, because an undefined slot needs guardrails more than a defined one, not fewer. One has been decided against and is recorded as closed so it is not reopened.</w:t>
+        <w:t xml:space="preserve">Eleven are live. Two sit on the box with prompts written and are not in the config. Four are designed and specified. Four are named in the documents with no scope yet — their rubrics are containment rules, because an undefined slot needs guardrails more than a defined one, not fewer.</w:t>
       </w:r>
     </w:p>
     <w:p>
@@ -10433,320 +10433,6 @@
     </w:p>
     <w:p>
       <w:pPr>
-        <w:pBdr>
-          <w:bottom w:val="single" w:color="1A1D21" w:sz="12"/>
-        </w:pBdr>
-        <w:spacing w:after="60" w:before="420"/>
-      </w:pPr>
-      <w:r>
-        <w:rPr>
-          <w:b/>
-          <w:bCs/>
-          <w:color w:val="8A5A0B"/>
-          <w:spacing w:val="30"/>
-          <w:sz w:val="19"/>
-          <w:szCs w:val="19"/>
-        </w:rPr>
-        <w:t xml:space="preserve">E — DECIDED AGAINST</w:t>
-      </w:r>
-    </w:p>
-    <w:p>
-      <w:pPr>
-        <w:pStyle w:val="Heading2"/>
-        <w:spacing w:after="40" w:before="320"/>
-      </w:pPr>
-      <w:r>
-        <w:rPr>
-          <w:rFonts w:ascii="Consolas" w:cs="Consolas" w:eastAsia="Consolas" w:hAnsi="Consolas"/>
-          <w:b/>
-          <w:bCs/>
-          <w:color w:val="1A1D21"/>
-          <w:sz w:val="26"/>
-          <w:szCs w:val="26"/>
-        </w:rPr>
-        <w:t xml:space="preserve">coding_worker</w:t>
-      </w:r>
-      <w:r>
-        <w:rPr>
-          <w:rFonts w:ascii="Consolas" w:cs="Consolas" w:eastAsia="Consolas" w:hAnsi="Consolas"/>
-          <w:color w:val="5C6670"/>
-          <w:sz w:val="18"/>
-          <w:szCs w:val="18"/>
-        </w:rPr>
-        <w:t xml:space="preserve">   not to be built  |  decision closed</w:t>
-      </w:r>
-    </w:p>
-    <w:p>
-      <w:pPr>
-        <w:spacing w:after="140" w:before="0"/>
-      </w:pPr>
-      <w:r>
-        <w:rPr>
-          <w:i/>
-          <w:iCs/>
-          <w:color w:val="5C6670"/>
-          <w:sz w:val="21"/>
-          <w:szCs w:val="21"/>
-        </w:rPr>
-        <w:t xml:space="preserve">Named in two documents as a Stage 5 clone candidate. Will not be created.</w:t>
-      </w:r>
-    </w:p>
-    <w:p>
-      <w:pPr>
-        <w:spacing w:after="60" w:before="160"/>
-      </w:pPr>
-      <w:r>
-        <w:rPr>
-          <w:b/>
-          <w:bCs/>
-          <w:color w:val="5C6670"/>
-          <w:spacing w:val="20"/>
-          <w:sz w:val="17"/>
-          <w:szCs w:val="17"/>
-        </w:rPr>
-        <w:t xml:space="preserve">PURPOSE</w:t>
-      </w:r>
-    </w:p>
-    <w:p>
-      <w:pPr>
-        <w:spacing w:after="120" w:before="0"/>
-      </w:pPr>
-      <w:r>
-        <w:rPr>
-          <w:color w:val="1A1D21"/>
-          <w:sz w:val="21"/>
-          <w:szCs w:val="21"/>
-        </w:rPr>
-        <w:t xml:space="preserve">Closed. builder already covers architecture, code, debugging and deployment, and nothing was identified that this would do differently.</w:t>
-      </w:r>
-    </w:p>
-    <w:p>
-      <w:pPr>
-        <w:spacing w:after="60" w:before="160"/>
-      </w:pPr>
-      <w:r>
-        <w:rPr>
-          <w:b/>
-          <w:bCs/>
-          <w:color w:val="5C6670"/>
-          <w:spacing w:val="20"/>
-          <w:sz w:val="17"/>
-          <w:szCs w:val="17"/>
-        </w:rPr>
-        <w:t xml:space="preserve">REQUIREMENTS</w:t>
-      </w:r>
-    </w:p>
-    <w:p>
-      <w:pPr>
-        <w:pStyle w:val="ListParagraph"/>
-        <w:numPr>
-          <w:ilvl w:val="0"/>
-          <w:numId w:val="3"/>
-        </w:numPr>
-        <w:spacing w:after="70"/>
-      </w:pPr>
-      <w:r>
-        <w:rPr>
-          <w:color w:val="1A1D21"/>
-          <w:sz w:val="21"/>
-          <w:szCs w:val="21"/>
-        </w:rPr>
-        <w:t xml:space="preserve">Coding work routes to builder.</w:t>
-      </w:r>
-    </w:p>
-    <w:p>
-      <w:pPr>
-        <w:pStyle w:val="ListParagraph"/>
-        <w:numPr>
-          <w:ilvl w:val="0"/>
-          <w:numId w:val="3"/>
-        </w:numPr>
-        <w:spacing w:after="70"/>
-      </w:pPr>
-      <w:r>
-        <w:rPr>
-          <w:color w:val="1A1D21"/>
-          <w:sz w:val="21"/>
-          <w:szCs w:val="21"/>
-        </w:rPr>
-        <w:t xml:space="preserve">This decision is recorded so the proposal is not reopened without new grounds.</w:t>
-      </w:r>
-    </w:p>
-    <w:p>
-      <w:pPr>
-        <w:spacing w:after="60" w:before="160"/>
-      </w:pPr>
-      <w:r>
-        <w:rPr>
-          <w:b/>
-          <w:bCs/>
-          <w:color w:val="5C6670"/>
-          <w:spacing w:val="20"/>
-          <w:sz w:val="17"/>
-          <w:szCs w:val="17"/>
-        </w:rPr>
-        <w:t xml:space="preserve">VERIFIED BY</w:t>
-      </w:r>
-    </w:p>
-    <w:p>
-      <w:pPr>
-        <w:spacing w:after="120" w:before="0"/>
-      </w:pPr>
-      <w:r>
-        <w:rPr>
-          <w:color w:val="1A1D21"/>
-          <w:sz w:val="21"/>
-          <w:szCs w:val="21"/>
-        </w:rPr>
-        <w:t xml:space="preserve">The router menu. coding_worker is not on the roster and is not to be added.</w:t>
-      </w:r>
-    </w:p>
-    <w:p>
-      <w:pPr>
-        <w:spacing w:after="60" w:before="160"/>
-      </w:pPr>
-      <w:r>
-        <w:rPr>
-          <w:b/>
-          <w:bCs/>
-          <w:color w:val="5C6670"/>
-          <w:spacing w:val="20"/>
-          <w:sz w:val="17"/>
-          <w:szCs w:val="17"/>
-        </w:rPr>
-        <w:t xml:space="preserve">AUTO-FAIL CONDITIONS</w:t>
-      </w:r>
-    </w:p>
-    <w:p>
-      <w:pPr>
-        <w:pStyle w:val="ListParagraph"/>
-        <w:numPr>
-          <w:ilvl w:val="0"/>
-          <w:numId w:val="4"/>
-        </w:numPr>
-        <w:spacing w:after="70"/>
-      </w:pPr>
-      <w:r>
-        <w:rPr>
-          <w:color w:val="9D3A2E"/>
-          <w:sz w:val="21"/>
-          <w:szCs w:val="21"/>
-        </w:rPr>
-        <w:t xml:space="preserve">Creating this slot without a written scope that distinguishes it from builder.</w:t>
-      </w:r>
-    </w:p>
-    <w:p>
-      <w:pPr>
-        <w:pStyle w:val="ListParagraph"/>
-        <w:numPr>
-          <w:ilvl w:val="0"/>
-          <w:numId w:val="4"/>
-        </w:numPr>
-        <w:spacing w:after="70"/>
-      </w:pPr>
-      <w:r>
-        <w:rPr>
-          <w:color w:val="9D3A2E"/>
-          <w:sz w:val="21"/>
-          <w:szCs w:val="21"/>
-        </w:rPr>
-        <w:t xml:space="preserve">Reopening the proposal without new evidence.</w:t>
-      </w:r>
-    </w:p>
-    <w:p>
-      <w:pPr>
-        <w:spacing w:after="60" w:before="160"/>
-      </w:pPr>
-      <w:r>
-        <w:rPr>
-          <w:b/>
-          <w:bCs/>
-          <w:color w:val="5C6670"/>
-          <w:spacing w:val="20"/>
-          <w:sz w:val="17"/>
-          <w:szCs w:val="17"/>
-        </w:rPr>
-        <w:t xml:space="preserve">OUTPUT CONTRACT</w:t>
-      </w:r>
-    </w:p>
-    <w:p>
-      <w:pPr>
-        <w:spacing w:after="120" w:before="0"/>
-      </w:pPr>
-      <w:r>
-        <w:rPr>
-          <w:color w:val="1A1D21"/>
-          <w:sz w:val="21"/>
-          <w:szCs w:val="21"/>
-        </w:rPr>
-        <w:t xml:space="preserve">Not applicable.</w:t>
-      </w:r>
-    </w:p>
-    <w:p>
-      <w:pPr>
-        <w:spacing w:after="60" w:before="160"/>
-      </w:pPr>
-      <w:r>
-        <w:rPr>
-          <w:b/>
-          <w:bCs/>
-          <w:color w:val="5C6670"/>
-          <w:spacing w:val="20"/>
-          <w:sz w:val="17"/>
-          <w:szCs w:val="17"/>
-        </w:rPr>
-        <w:t xml:space="preserve">GUARDS HOLDING IT</w:t>
-      </w:r>
-    </w:p>
-    <w:p>
-      <w:pPr>
-        <w:pStyle w:val="ListParagraph"/>
-        <w:numPr>
-          <w:ilvl w:val="0"/>
-          <w:numId w:val="3"/>
-        </w:numPr>
-        <w:spacing w:after="70"/>
-      </w:pPr>
-      <w:r>
-        <w:rPr>
-          <w:color w:val="1A1D21"/>
-          <w:sz w:val="21"/>
-          <w:szCs w:val="21"/>
-        </w:rPr>
-        <w:t xml:space="preserve">DECIDED — Sam, this session. Not to be built.</w:t>
-      </w:r>
-    </w:p>
-    <w:p>
-      <w:pPr>
-        <w:pStyle w:val="ListParagraph"/>
-        <w:numPr>
-          <w:ilvl w:val="0"/>
-          <w:numId w:val="3"/>
-        </w:numPr>
-        <w:spacing w:after="70"/>
-      </w:pPr>
-      <w:r>
-        <w:rPr>
-          <w:color w:val="1A1D21"/>
-          <w:sz w:val="21"/>
-          <w:szCs w:val="21"/>
-        </w:rPr>
-        <w:t xml:space="preserve">CODE — absent from slots_config.json and from the router roster.</w:t>
-      </w:r>
-    </w:p>
-    <w:p>
-      <w:pPr>
-        <w:pBdr>
-          <w:bottom w:val="single" w:color="C8CDD4" w:sz="6"/>
-        </w:pBdr>
-        <w:spacing w:after="200" w:before="120"/>
-      </w:pPr>
-      <w:r>
-        <w:t xml:space="preserve"/>
-      </w:r>
-    </w:p>
-    <w:p>
-      <w:pPr>
         <w:pStyle w:val="Heading2"/>
         <w:spacing w:after="120" w:before="300"/>
       </w:pPr>

--- a/Command_Desk_Rubrics_and_Guardrails.docx
+++ b/Command_Desk_Rubrics_and_Guardrails.docx
@@ -306,7 +306,7 @@
                 <w:sz w:val="20"/>
                 <w:szCs w:val="20"/>
               </w:rPr>
-              <w:t xml:space="preserve">Twenty-one agents in four groups. Each with purpose, measurable requirements, verification method, auto-fail conditions, output contract, and the guards holding it.</w:t>
+              <w:t xml:space="preserve">Eighteen agents in four groups. Each with purpose, measurable requirements, verification method, auto-fail conditions, output contract, and the guards holding it.</w:t>
             </w:r>
           </w:p>
         </w:tc>
@@ -322,7 +322,7 @@
           <w:sz w:val="19"/>
           <w:szCs w:val="19"/>
         </w:rPr>
-        <w:t xml:space="preserve">Eleven are live. Two sit on the box with prompts written and are not in the config. Four are designed and specified. Four are named in the documents with no scope yet — their rubrics are containment rules, because an undefined slot needs guardrails more than a defined one, not fewer.</w:t>
+        <w:t xml:space="preserve">Eleven are live. Two sit on the box with prompts written and are not in the config. Four are designed and specified. One is named in the documents with no scope yet — its rubric is containment, because an undefined slot needs guardrails more than a defined one, not fewer.</w:t>
       </w:r>
     </w:p>
     <w:p>
@@ -9139,7 +9139,7 @@
           <w:sz w:val="26"/>
           <w:szCs w:val="26"/>
         </w:rPr>
-        <w:t xml:space="preserve">calendar_worker</w:t>
+        <w:t xml:space="preserve">billing_agent</w:t>
       </w:r>
       <w:r>
         <w:rPr>
@@ -9148,7 +9148,7 @@
           <w:sz w:val="18"/>
           <w:szCs w:val="18"/>
         </w:rPr>
-        <w:t xml:space="preserve">   to be chosen  |  named in backend spec §6</w:t>
+        <w:t xml:space="preserve">   to be chosen  |  named in the final roadmap</w:t>
       </w:r>
     </w:p>
     <w:p>
@@ -9163,7 +9163,7 @@
           <w:sz w:val="21"/>
           <w:szCs w:val="21"/>
         </w:rPr>
-        <w:t xml:space="preserve">Would run Command Desk’s own calendar view, two-way synced with the external calendar.</w:t>
+        <w:t xml:space="preserve">Appears once, in a worked example of the event flow. Not a specification.</w:t>
       </w:r>
     </w:p>
     <w:p>
@@ -9192,7 +9192,7 @@
           <w:sz w:val="21"/>
           <w:szCs w:val="21"/>
         </w:rPr>
-        <w:t xml:space="preserve">Not yet defined. The spec establishes the shape; the rules below are what must hold whatever it becomes.</w:t>
+        <w:t xml:space="preserve">Not yet defined. It also collides with an existing rule.</w:t>
       </w:r>
     </w:p>
     <w:p>
@@ -9226,61 +9226,43 @@
           <w:sz w:val="21"/>
           <w:szCs w:val="21"/>
         </w:rPr>
-        <w:t xml:space="preserve">Reads only, until the write path is separately approved.</w:t>
-      </w:r>
-    </w:p>
-    <w:p>
-      <w:pPr>
-        <w:pStyle w:val="ListParagraph"/>
-        <w:numPr>
-          <w:ilvl w:val="0"/>
-          <w:numId w:val="3"/>
-        </w:numPr>
-        <w:spacing w:after="70"/>
-      </w:pPr>
-      <w:r>
-        <w:rPr>
-          <w:color w:val="1A1D21"/>
-          <w:sz w:val="21"/>
-          <w:szCs w:val="21"/>
-        </w:rPr>
-        <w:t xml:space="preserve">Every event described matches one the fetch actually returned.</w:t>
-      </w:r>
-    </w:p>
-    <w:p>
-      <w:pPr>
-        <w:pStyle w:val="ListParagraph"/>
-        <w:numPr>
-          <w:ilvl w:val="0"/>
-          <w:numId w:val="3"/>
-        </w:numPr>
-        <w:spacing w:after="70"/>
-      </w:pPr>
-      <w:r>
-        <w:rPr>
-          <w:color w:val="1A1D21"/>
-          <w:sz w:val="21"/>
-          <w:szCs w:val="21"/>
-        </w:rPr>
-        <w:t xml:space="preserve">Creating or moving an event is an outward action and goes through the permission layer behind confirmation.</w:t>
-      </w:r>
-    </w:p>
-    <w:p>
-      <w:pPr>
-        <w:pStyle w:val="ListParagraph"/>
-        <w:numPr>
-          <w:ilvl w:val="0"/>
-          <w:numId w:val="3"/>
-        </w:numPr>
-        <w:spacing w:after="70"/>
-      </w:pPr>
-      <w:r>
-        <w:rPr>
-          <w:color w:val="1A1D21"/>
-          <w:sz w:val="21"/>
-          <w:szCs w:val="21"/>
-        </w:rPr>
-        <w:t xml:space="preserve">A lost network reply never becomes a second calendar entry.</w:t>
+        <w:t xml:space="preserve">Inherits the universal contract in full.</w:t>
+      </w:r>
+    </w:p>
+    <w:p>
+      <w:pPr>
+        <w:pStyle w:val="ListParagraph"/>
+        <w:numPr>
+          <w:ilvl w:val="0"/>
+          <w:numId w:val="3"/>
+        </w:numPr>
+        <w:spacing w:after="70"/>
+      </w:pPr>
+      <w:r>
+        <w:rPr>
+          <w:color w:val="1A1D21"/>
+          <w:sz w:val="21"/>
+          <w:szCs w:val="21"/>
+        </w:rPr>
+        <w:t xml:space="preserve">Anything producing a quote or an invoice is an outward action and stops for Sam.</w:t>
+      </w:r>
+    </w:p>
+    <w:p>
+      <w:pPr>
+        <w:pStyle w:val="ListParagraph"/>
+        <w:numPr>
+          <w:ilvl w:val="0"/>
+          <w:numId w:val="3"/>
+        </w:numPr>
+        <w:spacing w:after="70"/>
+      </w:pPr>
+      <w:r>
+        <w:rPr>
+          <w:color w:val="1A1D21"/>
+          <w:sz w:val="21"/>
+          <w:szCs w:val="21"/>
+        </w:rPr>
+        <w:t xml:space="preserve">Figures are stated only from what was supplied — never estimated to look complete.</w:t>
       </w:r>
     </w:p>
     <w:p>
@@ -9309,7 +9291,7 @@
           <w:sz w:val="21"/>
           <w:szCs w:val="21"/>
         </w:rPr>
-        <w:t xml:space="preserve">Tool output for fidelity. The permission layer for anything that writes.</w:t>
+        <w:t xml:space="preserve">ground() against the request. The permission layer for anything outward.</w:t>
       </w:r>
     </w:p>
     <w:p>
@@ -9343,7 +9325,7 @@
           <w:sz w:val="21"/>
           <w:szCs w:val="21"/>
         </w:rPr>
-        <w:t xml:space="preserve">Describing an event that was not fetched.</w:t>
+        <w:t xml:space="preserve">An invented amount, rate or reference.</w:t>
       </w:r>
     </w:p>
     <w:p>
@@ -9361,25 +9343,7 @@
           <w:sz w:val="21"/>
           <w:szCs w:val="21"/>
         </w:rPr>
-        <w:t xml:space="preserve">Writing to the calendar without a confirmed yes.</w:t>
-      </w:r>
-    </w:p>
-    <w:p>
-      <w:pPr>
-        <w:pStyle w:val="ListParagraph"/>
-        <w:numPr>
-          <w:ilvl w:val="0"/>
-          <w:numId w:val="4"/>
-        </w:numPr>
-        <w:spacing w:after="70"/>
-      </w:pPr>
-      <w:r>
-        <w:rPr>
-          <w:color w:val="9D3A2E"/>
-          <w:sz w:val="21"/>
-          <w:szCs w:val="21"/>
-        </w:rPr>
-        <w:t xml:space="preserve">Retrying an unconfirmed write.</w:t>
+        <w:t xml:space="preserve">A quote reaching a client without an explicit yes.</w:t>
       </w:r>
     </w:p>
     <w:p>
@@ -9442,319 +9406,6 @@
           <w:sz w:val="21"/>
           <w:szCs w:val="21"/>
         </w:rPr>
-        <w:t xml:space="preserve">CODE — the tool would live in the permission layer, exactly as Gmail does.</w:t>
-      </w:r>
-    </w:p>
-    <w:p>
-      <w:pPr>
-        <w:pStyle w:val="ListParagraph"/>
-        <w:numPr>
-          <w:ilvl w:val="0"/>
-          <w:numId w:val="3"/>
-        </w:numPr>
-        <w:spacing w:after="70"/>
-      </w:pPr>
-      <w:r>
-        <w:rPr>
-          <w:color w:val="1A1D21"/>
-          <w:sz w:val="21"/>
-          <w:szCs w:val="21"/>
-        </w:rPr>
-        <w:t xml:space="preserve">DECIDE — conflict rules first: which side wins a simultaneous edit, how a deletion is told from a failed fetch, what a recurring-event edit means, and how far back a sync reaches.</w:t>
-      </w:r>
-    </w:p>
-    <w:p>
-      <w:pPr>
-        <w:pBdr>
-          <w:bottom w:val="single" w:color="C8CDD4" w:sz="6"/>
-        </w:pBdr>
-        <w:spacing w:after="200" w:before="120"/>
-      </w:pPr>
-      <w:r>
-        <w:t xml:space="preserve"/>
-      </w:r>
-    </w:p>
-    <w:p>
-      <w:pPr>
-        <w:pStyle w:val="Heading2"/>
-        <w:spacing w:after="40" w:before="320"/>
-      </w:pPr>
-      <w:r>
-        <w:rPr>
-          <w:rFonts w:ascii="Consolas" w:cs="Consolas" w:eastAsia="Consolas" w:hAnsi="Consolas"/>
-          <w:b/>
-          <w:bCs/>
-          <w:color w:val="1A1D21"/>
-          <w:sz w:val="26"/>
-          <w:szCs w:val="26"/>
-        </w:rPr>
-        <w:t xml:space="preserve">billing_agent</w:t>
-      </w:r>
-      <w:r>
-        <w:rPr>
-          <w:rFonts w:ascii="Consolas" w:cs="Consolas" w:eastAsia="Consolas" w:hAnsi="Consolas"/>
-          <w:color w:val="5C6670"/>
-          <w:sz w:val="18"/>
-          <w:szCs w:val="18"/>
-        </w:rPr>
-        <w:t xml:space="preserve">   to be chosen  |  named in the final roadmap</w:t>
-      </w:r>
-    </w:p>
-    <w:p>
-      <w:pPr>
-        <w:spacing w:after="140" w:before="0"/>
-      </w:pPr>
-      <w:r>
-        <w:rPr>
-          <w:i/>
-          <w:iCs/>
-          <w:color w:val="5C6670"/>
-          <w:sz w:val="21"/>
-          <w:szCs w:val="21"/>
-        </w:rPr>
-        <w:t xml:space="preserve">Appears once, in a worked example of the event flow. Not a specification.</w:t>
-      </w:r>
-    </w:p>
-    <w:p>
-      <w:pPr>
-        <w:spacing w:after="60" w:before="160"/>
-      </w:pPr>
-      <w:r>
-        <w:rPr>
-          <w:b/>
-          <w:bCs/>
-          <w:color w:val="5C6670"/>
-          <w:spacing w:val="20"/>
-          <w:sz w:val="17"/>
-          <w:szCs w:val="17"/>
-        </w:rPr>
-        <w:t xml:space="preserve">PURPOSE</w:t>
-      </w:r>
-    </w:p>
-    <w:p>
-      <w:pPr>
-        <w:spacing w:after="120" w:before="0"/>
-      </w:pPr>
-      <w:r>
-        <w:rPr>
-          <w:color w:val="1A1D21"/>
-          <w:sz w:val="21"/>
-          <w:szCs w:val="21"/>
-        </w:rPr>
-        <w:t xml:space="preserve">Not yet defined. It also collides with an existing rule.</w:t>
-      </w:r>
-    </w:p>
-    <w:p>
-      <w:pPr>
-        <w:spacing w:after="60" w:before="160"/>
-      </w:pPr>
-      <w:r>
-        <w:rPr>
-          <w:b/>
-          <w:bCs/>
-          <w:color w:val="5C6670"/>
-          <w:spacing w:val="20"/>
-          <w:sz w:val="17"/>
-          <w:szCs w:val="17"/>
-        </w:rPr>
-        <w:t xml:space="preserve">REQUIREMENTS</w:t>
-      </w:r>
-    </w:p>
-    <w:p>
-      <w:pPr>
-        <w:pStyle w:val="ListParagraph"/>
-        <w:numPr>
-          <w:ilvl w:val="0"/>
-          <w:numId w:val="3"/>
-        </w:numPr>
-        <w:spacing w:after="70"/>
-      </w:pPr>
-      <w:r>
-        <w:rPr>
-          <w:color w:val="1A1D21"/>
-          <w:sz w:val="21"/>
-          <w:szCs w:val="21"/>
-        </w:rPr>
-        <w:t xml:space="preserve">Inherits the universal contract in full.</w:t>
-      </w:r>
-    </w:p>
-    <w:p>
-      <w:pPr>
-        <w:pStyle w:val="ListParagraph"/>
-        <w:numPr>
-          <w:ilvl w:val="0"/>
-          <w:numId w:val="3"/>
-        </w:numPr>
-        <w:spacing w:after="70"/>
-      </w:pPr>
-      <w:r>
-        <w:rPr>
-          <w:color w:val="1A1D21"/>
-          <w:sz w:val="21"/>
-          <w:szCs w:val="21"/>
-        </w:rPr>
-        <w:t xml:space="preserve">Anything producing a quote or an invoice is an outward action and stops for Sam.</w:t>
-      </w:r>
-    </w:p>
-    <w:p>
-      <w:pPr>
-        <w:pStyle w:val="ListParagraph"/>
-        <w:numPr>
-          <w:ilvl w:val="0"/>
-          <w:numId w:val="3"/>
-        </w:numPr>
-        <w:spacing w:after="70"/>
-      </w:pPr>
-      <w:r>
-        <w:rPr>
-          <w:color w:val="1A1D21"/>
-          <w:sz w:val="21"/>
-          <w:szCs w:val="21"/>
-        </w:rPr>
-        <w:t xml:space="preserve">Figures are stated only from what was supplied — never estimated to look complete.</w:t>
-      </w:r>
-    </w:p>
-    <w:p>
-      <w:pPr>
-        <w:spacing w:after="60" w:before="160"/>
-      </w:pPr>
-      <w:r>
-        <w:rPr>
-          <w:b/>
-          <w:bCs/>
-          <w:color w:val="5C6670"/>
-          <w:spacing w:val="20"/>
-          <w:sz w:val="17"/>
-          <w:szCs w:val="17"/>
-        </w:rPr>
-        <w:t xml:space="preserve">VERIFIED BY</w:t>
-      </w:r>
-    </w:p>
-    <w:p>
-      <w:pPr>
-        <w:spacing w:after="120" w:before="0"/>
-      </w:pPr>
-      <w:r>
-        <w:rPr>
-          <w:color w:val="1A1D21"/>
-          <w:sz w:val="21"/>
-          <w:szCs w:val="21"/>
-        </w:rPr>
-        <w:t xml:space="preserve">ground() against the request. The permission layer for anything outward.</w:t>
-      </w:r>
-    </w:p>
-    <w:p>
-      <w:pPr>
-        <w:spacing w:after="60" w:before="160"/>
-      </w:pPr>
-      <w:r>
-        <w:rPr>
-          <w:b/>
-          <w:bCs/>
-          <w:color w:val="5C6670"/>
-          <w:spacing w:val="20"/>
-          <w:sz w:val="17"/>
-          <w:szCs w:val="17"/>
-        </w:rPr>
-        <w:t xml:space="preserve">AUTO-FAIL CONDITIONS</w:t>
-      </w:r>
-    </w:p>
-    <w:p>
-      <w:pPr>
-        <w:pStyle w:val="ListParagraph"/>
-        <w:numPr>
-          <w:ilvl w:val="0"/>
-          <w:numId w:val="4"/>
-        </w:numPr>
-        <w:spacing w:after="70"/>
-      </w:pPr>
-      <w:r>
-        <w:rPr>
-          <w:color w:val="9D3A2E"/>
-          <w:sz w:val="21"/>
-          <w:szCs w:val="21"/>
-        </w:rPr>
-        <w:t xml:space="preserve">An invented amount, rate or reference.</w:t>
-      </w:r>
-    </w:p>
-    <w:p>
-      <w:pPr>
-        <w:pStyle w:val="ListParagraph"/>
-        <w:numPr>
-          <w:ilvl w:val="0"/>
-          <w:numId w:val="4"/>
-        </w:numPr>
-        <w:spacing w:after="70"/>
-      </w:pPr>
-      <w:r>
-        <w:rPr>
-          <w:color w:val="9D3A2E"/>
-          <w:sz w:val="21"/>
-          <w:szCs w:val="21"/>
-        </w:rPr>
-        <w:t xml:space="preserve">A quote reaching a client without an explicit yes.</w:t>
-      </w:r>
-    </w:p>
-    <w:p>
-      <w:pPr>
-        <w:spacing w:after="60" w:before="160"/>
-      </w:pPr>
-      <w:r>
-        <w:rPr>
-          <w:b/>
-          <w:bCs/>
-          <w:color w:val="5C6670"/>
-          <w:spacing w:val="20"/>
-          <w:sz w:val="17"/>
-          <w:szCs w:val="17"/>
-        </w:rPr>
-        <w:t xml:space="preserve">OUTPUT CONTRACT</w:t>
-      </w:r>
-    </w:p>
-    <w:p>
-      <w:pPr>
-        <w:spacing w:after="120" w:before="0"/>
-      </w:pPr>
-      <w:r>
-        <w:rPr>
-          <w:color w:val="1A1D21"/>
-          <w:sz w:val="21"/>
-          <w:szCs w:val="21"/>
-        </w:rPr>
-        <w:t xml:space="preserve">Standard contract.</w:t>
-      </w:r>
-    </w:p>
-    <w:p>
-      <w:pPr>
-        <w:spacing w:after="60" w:before="160"/>
-      </w:pPr>
-      <w:r>
-        <w:rPr>
-          <w:b/>
-          <w:bCs/>
-          <w:color w:val="5C6670"/>
-          <w:spacing w:val="20"/>
-          <w:sz w:val="17"/>
-          <w:szCs w:val="17"/>
-        </w:rPr>
-        <w:t xml:space="preserve">GUARDS HOLDING IT</w:t>
-      </w:r>
-    </w:p>
-    <w:p>
-      <w:pPr>
-        <w:pStyle w:val="ListParagraph"/>
-        <w:numPr>
-          <w:ilvl w:val="0"/>
-          <w:numId w:val="3"/>
-        </w:numPr>
-        <w:spacing w:after="70"/>
-      </w:pPr>
-      <w:r>
-        <w:rPr>
-          <w:color w:val="1A1D21"/>
-          <w:sz w:val="21"/>
-          <w:szCs w:val="21"/>
-        </w:rPr>
         <w:t xml:space="preserve">CODE — the outward gate applies as it does to mail.</w:t>
       </w:r>
     </w:p>
@@ -9774,650 +9425,6 @@
           <w:szCs w:val="21"/>
         </w:rPr>
         <w:t xml:space="preserve">DECIDE — the roadmap treats billing and email as separate specialists, while the build rules say personal_assistant IS the mail worker and no new agent is spawned for it. Settle which architecture stands before either is built.</w:t>
-      </w:r>
-    </w:p>
-    <w:p>
-      <w:pPr>
-        <w:pBdr>
-          <w:bottom w:val="single" w:color="C8CDD4" w:sz="6"/>
-        </w:pBdr>
-        <w:spacing w:after="200" w:before="120"/>
-      </w:pPr>
-      <w:r>
-        <w:t xml:space="preserve"/>
-      </w:r>
-    </w:p>
-    <w:p>
-      <w:pPr>
-        <w:pStyle w:val="Heading2"/>
-        <w:spacing w:after="40" w:before="320"/>
-      </w:pPr>
-      <w:r>
-        <w:rPr>
-          <w:rFonts w:ascii="Consolas" w:cs="Consolas" w:eastAsia="Consolas" w:hAnsi="Consolas"/>
-          <w:b/>
-          <w:bCs/>
-          <w:color w:val="1A1D21"/>
-          <w:sz w:val="26"/>
-          <w:szCs w:val="26"/>
-        </w:rPr>
-        <w:t xml:space="preserve">llama_slot_a</w:t>
-      </w:r>
-      <w:r>
-        <w:rPr>
-          <w:rFonts w:ascii="Consolas" w:cs="Consolas" w:eastAsia="Consolas" w:hAnsi="Consolas"/>
-          <w:color w:val="5C6670"/>
-          <w:sz w:val="18"/>
-          <w:szCs w:val="18"/>
-        </w:rPr>
-        <w:t xml:space="preserve">   llama, variant undecided  |  Sam’s own experiments</w:t>
-      </w:r>
-    </w:p>
-    <w:p>
-      <w:pPr>
-        <w:spacing w:after="140" w:before="0"/>
-      </w:pPr>
-      <w:r>
-        <w:rPr>
-          <w:i/>
-          <w:iCs/>
-          <w:color w:val="5C6670"/>
-          <w:sz w:val="21"/>
-          <w:szCs w:val="21"/>
-        </w:rPr>
-        <w:t xml:space="preserve">A free slot for Sam to prompt independently. No assigned job.</w:t>
-      </w:r>
-    </w:p>
-    <w:p>
-      <w:pPr>
-        <w:spacing w:after="60" w:before="160"/>
-      </w:pPr>
-      <w:r>
-        <w:rPr>
-          <w:b/>
-          <w:bCs/>
-          <w:color w:val="5C6670"/>
-          <w:spacing w:val="20"/>
-          <w:sz w:val="17"/>
-          <w:szCs w:val="17"/>
-        </w:rPr>
-        <w:t xml:space="preserve">PURPOSE</w:t>
-      </w:r>
-    </w:p>
-    <w:p>
-      <w:pPr>
-        <w:spacing w:after="120" w:before="0"/>
-      </w:pPr>
-      <w:r>
-        <w:rPr>
-          <w:color w:val="1A1D21"/>
-          <w:sz w:val="21"/>
-          <w:szCs w:val="21"/>
-        </w:rPr>
-        <w:t xml:space="preserve">A sandbox. Its rubric is containment, because an undefined slot needs guardrails more than a defined one, not fewer.</w:t>
-      </w:r>
-    </w:p>
-    <w:p>
-      <w:pPr>
-        <w:spacing w:after="60" w:before="160"/>
-      </w:pPr>
-      <w:r>
-        <w:rPr>
-          <w:b/>
-          <w:bCs/>
-          <w:color w:val="5C6670"/>
-          <w:spacing w:val="20"/>
-          <w:sz w:val="17"/>
-          <w:szCs w:val="17"/>
-        </w:rPr>
-        <w:t xml:space="preserve">REQUIREMENTS</w:t>
-      </w:r>
-    </w:p>
-    <w:p>
-      <w:pPr>
-        <w:pStyle w:val="ListParagraph"/>
-        <w:numPr>
-          <w:ilvl w:val="0"/>
-          <w:numId w:val="3"/>
-        </w:numPr>
-        <w:spacing w:after="70"/>
-      </w:pPr>
-      <w:r>
-        <w:rPr>
-          <w:color w:val="1A1D21"/>
-          <w:sz w:val="21"/>
-          <w:szCs w:val="21"/>
-        </w:rPr>
-        <w:t xml:space="preserve">Not in the routing menu until it has a written job.</w:t>
-      </w:r>
-    </w:p>
-    <w:p>
-      <w:pPr>
-        <w:pStyle w:val="ListParagraph"/>
-        <w:numPr>
-          <w:ilvl w:val="0"/>
-          <w:numId w:val="3"/>
-        </w:numPr>
-        <w:spacing w:after="70"/>
-      </w:pPr>
-      <w:r>
-        <w:rPr>
-          <w:color w:val="1A1D21"/>
-          <w:sz w:val="21"/>
-          <w:szCs w:val="21"/>
-        </w:rPr>
-        <w:t xml:space="preserve">No tools. It can talk and nothing else.</w:t>
-      </w:r>
-    </w:p>
-    <w:p>
-      <w:pPr>
-        <w:pStyle w:val="ListParagraph"/>
-        <w:numPr>
-          <w:ilvl w:val="0"/>
-          <w:numId w:val="3"/>
-        </w:numPr>
-        <w:spacing w:after="70"/>
-      </w:pPr>
-      <w:r>
-        <w:rPr>
-          <w:color w:val="1A1D21"/>
-          <w:sz w:val="21"/>
-          <w:szCs w:val="21"/>
-        </w:rPr>
-        <w:t xml:space="preserve">Writes nothing into the shared pool.</w:t>
-      </w:r>
-    </w:p>
-    <w:p>
-      <w:pPr>
-        <w:pStyle w:val="ListParagraph"/>
-        <w:numPr>
-          <w:ilvl w:val="0"/>
-          <w:numId w:val="3"/>
-        </w:numPr>
-        <w:spacing w:after="70"/>
-      </w:pPr>
-      <w:r>
-        <w:rPr>
-          <w:color w:val="1A1D21"/>
-          <w:sz w:val="21"/>
-          <w:szCs w:val="21"/>
-        </w:rPr>
-        <w:t xml:space="preserve">Its output is never treated as a system result.</w:t>
-      </w:r>
-    </w:p>
-    <w:p>
-      <w:pPr>
-        <w:spacing w:after="60" w:before="160"/>
-      </w:pPr>
-      <w:r>
-        <w:rPr>
-          <w:b/>
-          <w:bCs/>
-          <w:color w:val="5C6670"/>
-          <w:spacing w:val="20"/>
-          <w:sz w:val="17"/>
-          <w:szCs w:val="17"/>
-        </w:rPr>
-        <w:t xml:space="preserve">VERIFIED BY</w:t>
-      </w:r>
-    </w:p>
-    <w:p>
-      <w:pPr>
-        <w:spacing w:after="120" w:before="0"/>
-      </w:pPr>
-      <w:r>
-        <w:rPr>
-          <w:color w:val="1A1D21"/>
-          <w:sz w:val="21"/>
-          <w:szCs w:val="21"/>
-        </w:rPr>
-        <w:t xml:space="preserve">Config — absent from the router roster, no tools listed, own memory line.</w:t>
-      </w:r>
-    </w:p>
-    <w:p>
-      <w:pPr>
-        <w:spacing w:after="60" w:before="160"/>
-      </w:pPr>
-      <w:r>
-        <w:rPr>
-          <w:b/>
-          <w:bCs/>
-          <w:color w:val="5C6670"/>
-          <w:spacing w:val="20"/>
-          <w:sz w:val="17"/>
-          <w:szCs w:val="17"/>
-        </w:rPr>
-        <w:t xml:space="preserve">AUTO-FAIL CONDITIONS</w:t>
-      </w:r>
-    </w:p>
-    <w:p>
-      <w:pPr>
-        <w:pStyle w:val="ListParagraph"/>
-        <w:numPr>
-          <w:ilvl w:val="0"/>
-          <w:numId w:val="4"/>
-        </w:numPr>
-        <w:spacing w:after="70"/>
-      </w:pPr>
-      <w:r>
-        <w:rPr>
-          <w:color w:val="9D3A2E"/>
-          <w:sz w:val="21"/>
-          <w:szCs w:val="21"/>
-        </w:rPr>
-        <w:t xml:space="preserve">Appearing in the routing menu without a written job.</w:t>
-      </w:r>
-    </w:p>
-    <w:p>
-      <w:pPr>
-        <w:pStyle w:val="ListParagraph"/>
-        <w:numPr>
-          <w:ilvl w:val="0"/>
-          <w:numId w:val="4"/>
-        </w:numPr>
-        <w:spacing w:after="70"/>
-      </w:pPr>
-      <w:r>
-        <w:rPr>
-          <w:color w:val="9D3A2E"/>
-          <w:sz w:val="21"/>
-          <w:szCs w:val="21"/>
-        </w:rPr>
-        <w:t xml:space="preserve">Being given a tool.</w:t>
-      </w:r>
-    </w:p>
-    <w:p>
-      <w:pPr>
-        <w:pStyle w:val="ListParagraph"/>
-        <w:numPr>
-          <w:ilvl w:val="0"/>
-          <w:numId w:val="4"/>
-        </w:numPr>
-        <w:spacing w:after="70"/>
-      </w:pPr>
-      <w:r>
-        <w:rPr>
-          <w:color w:val="9D3A2E"/>
-          <w:sz w:val="21"/>
-          <w:szCs w:val="21"/>
-        </w:rPr>
-        <w:t xml:space="preserve">Anything it produces being passed on as a finding.</w:t>
-      </w:r>
-    </w:p>
-    <w:p>
-      <w:pPr>
-        <w:spacing w:after="60" w:before="160"/>
-      </w:pPr>
-      <w:r>
-        <w:rPr>
-          <w:b/>
-          <w:bCs/>
-          <w:color w:val="5C6670"/>
-          <w:spacing w:val="20"/>
-          <w:sz w:val="17"/>
-          <w:szCs w:val="17"/>
-        </w:rPr>
-        <w:t xml:space="preserve">OUTPUT CONTRACT</w:t>
-      </w:r>
-    </w:p>
-    <w:p>
-      <w:pPr>
-        <w:spacing w:after="120" w:before="0"/>
-      </w:pPr>
-      <w:r>
-        <w:rPr>
-          <w:color w:val="1A1D21"/>
-          <w:sz w:val="21"/>
-          <w:szCs w:val="21"/>
-        </w:rPr>
-        <w:t xml:space="preserve">Conversation only.</w:t>
-      </w:r>
-    </w:p>
-    <w:p>
-      <w:pPr>
-        <w:spacing w:after="60" w:before="160"/>
-      </w:pPr>
-      <w:r>
-        <w:rPr>
-          <w:b/>
-          <w:bCs/>
-          <w:color w:val="5C6670"/>
-          <w:spacing w:val="20"/>
-          <w:sz w:val="17"/>
-          <w:szCs w:val="17"/>
-        </w:rPr>
-        <w:t xml:space="preserve">GUARDS HOLDING IT</w:t>
-      </w:r>
-    </w:p>
-    <w:p>
-      <w:pPr>
-        <w:pStyle w:val="ListParagraph"/>
-        <w:numPr>
-          <w:ilvl w:val="0"/>
-          <w:numId w:val="3"/>
-        </w:numPr>
-        <w:spacing w:after="70"/>
-      </w:pPr>
-      <w:r>
-        <w:rPr>
-          <w:color w:val="1A1D21"/>
-          <w:sz w:val="21"/>
-          <w:szCs w:val="21"/>
-        </w:rPr>
-        <w:t xml:space="preserve">CODE — excluded from the router roster.</w:t>
-      </w:r>
-    </w:p>
-    <w:p>
-      <w:pPr>
-        <w:pStyle w:val="ListParagraph"/>
-        <w:numPr>
-          <w:ilvl w:val="0"/>
-          <w:numId w:val="3"/>
-        </w:numPr>
-        <w:spacing w:after="70"/>
-      </w:pPr>
-      <w:r>
-        <w:rPr>
-          <w:color w:val="1A1D21"/>
-          <w:sz w:val="21"/>
-          <w:szCs w:val="21"/>
-        </w:rPr>
-        <w:t xml:space="preserve">CODE — empty tool list.</w:t>
-      </w:r>
-    </w:p>
-    <w:p>
-      <w:pPr>
-        <w:pStyle w:val="ListParagraph"/>
-        <w:numPr>
-          <w:ilvl w:val="0"/>
-          <w:numId w:val="3"/>
-        </w:numPr>
-        <w:spacing w:after="70"/>
-      </w:pPr>
-      <w:r>
-        <w:rPr>
-          <w:color w:val="1A1D21"/>
-          <w:sz w:val="21"/>
-          <w:szCs w:val="21"/>
-        </w:rPr>
-        <w:t xml:space="preserve">CODE — its own memory line, so nothing it says reaches the working pool.</w:t>
-      </w:r>
-    </w:p>
-    <w:p>
-      <w:pPr>
-        <w:pStyle w:val="ListParagraph"/>
-        <w:numPr>
-          <w:ilvl w:val="0"/>
-          <w:numId w:val="3"/>
-        </w:numPr>
-        <w:spacing w:after="70"/>
-      </w:pPr>
-      <w:r>
-        <w:rPr>
-          <w:color w:val="1A1D21"/>
-          <w:sz w:val="21"/>
-          <w:szCs w:val="21"/>
-        </w:rPr>
-        <w:t xml:space="preserve">DECIDE — which Llama variant, and self-hosted or hosted.</w:t>
-      </w:r>
-    </w:p>
-    <w:p>
-      <w:pPr>
-        <w:pBdr>
-          <w:bottom w:val="single" w:color="C8CDD4" w:sz="6"/>
-        </w:pBdr>
-        <w:spacing w:after="200" w:before="120"/>
-      </w:pPr>
-      <w:r>
-        <w:t xml:space="preserve"/>
-      </w:r>
-    </w:p>
-    <w:p>
-      <w:pPr>
-        <w:pStyle w:val="Heading2"/>
-        <w:spacing w:after="40" w:before="320"/>
-      </w:pPr>
-      <w:r>
-        <w:rPr>
-          <w:rFonts w:ascii="Consolas" w:cs="Consolas" w:eastAsia="Consolas" w:hAnsi="Consolas"/>
-          <w:b/>
-          <w:bCs/>
-          <w:color w:val="1A1D21"/>
-          <w:sz w:val="26"/>
-          <w:szCs w:val="26"/>
-        </w:rPr>
-        <w:t xml:space="preserve">llama_slot_b</w:t>
-      </w:r>
-      <w:r>
-        <w:rPr>
-          <w:rFonts w:ascii="Consolas" w:cs="Consolas" w:eastAsia="Consolas" w:hAnsi="Consolas"/>
-          <w:color w:val="5C6670"/>
-          <w:sz w:val="18"/>
-          <w:szCs w:val="18"/>
-        </w:rPr>
-        <w:t xml:space="preserve">   llama, variant undecided  |  Sam’s own experiments</w:t>
-      </w:r>
-    </w:p>
-    <w:p>
-      <w:pPr>
-        <w:spacing w:after="140" w:before="0"/>
-      </w:pPr>
-      <w:r>
-        <w:rPr>
-          <w:i/>
-          <w:iCs/>
-          <w:color w:val="5C6670"/>
-          <w:sz w:val="21"/>
-          <w:szCs w:val="21"/>
-        </w:rPr>
-        <w:t xml:space="preserve">The second free slot. The documents never distinguish it from the first.</w:t>
-      </w:r>
-    </w:p>
-    <w:p>
-      <w:pPr>
-        <w:spacing w:after="60" w:before="160"/>
-      </w:pPr>
-      <w:r>
-        <w:rPr>
-          <w:b/>
-          <w:bCs/>
-          <w:color w:val="5C6670"/>
-          <w:spacing w:val="20"/>
-          <w:sz w:val="17"/>
-          <w:szCs w:val="17"/>
-        </w:rPr>
-        <w:t xml:space="preserve">PURPOSE</w:t>
-      </w:r>
-    </w:p>
-    <w:p>
-      <w:pPr>
-        <w:spacing w:after="120" w:before="0"/>
-      </w:pPr>
-      <w:r>
-        <w:rPr>
-          <w:color w:val="1A1D21"/>
-          <w:sz w:val="21"/>
-          <w:szCs w:val="21"/>
-        </w:rPr>
-        <w:t xml:space="preserve">As slot A. Containment until a job exists.</w:t>
-      </w:r>
-    </w:p>
-    <w:p>
-      <w:pPr>
-        <w:spacing w:after="60" w:before="160"/>
-      </w:pPr>
-      <w:r>
-        <w:rPr>
-          <w:b/>
-          <w:bCs/>
-          <w:color w:val="5C6670"/>
-          <w:spacing w:val="20"/>
-          <w:sz w:val="17"/>
-          <w:szCs w:val="17"/>
-        </w:rPr>
-        <w:t xml:space="preserve">REQUIREMENTS</w:t>
-      </w:r>
-    </w:p>
-    <w:p>
-      <w:pPr>
-        <w:pStyle w:val="ListParagraph"/>
-        <w:numPr>
-          <w:ilvl w:val="0"/>
-          <w:numId w:val="3"/>
-        </w:numPr>
-        <w:spacing w:after="70"/>
-      </w:pPr>
-      <w:r>
-        <w:rPr>
-          <w:color w:val="1A1D21"/>
-          <w:sz w:val="21"/>
-          <w:szCs w:val="21"/>
-        </w:rPr>
-        <w:t xml:space="preserve">Identical to slot A in every respect until the two are given different jobs.</w:t>
-      </w:r>
-    </w:p>
-    <w:p>
-      <w:pPr>
-        <w:spacing w:after="60" w:before="160"/>
-      </w:pPr>
-      <w:r>
-        <w:rPr>
-          <w:b/>
-          <w:bCs/>
-          <w:color w:val="5C6670"/>
-          <w:spacing w:val="20"/>
-          <w:sz w:val="17"/>
-          <w:szCs w:val="17"/>
-        </w:rPr>
-        <w:t xml:space="preserve">VERIFIED BY</w:t>
-      </w:r>
-    </w:p>
-    <w:p>
-      <w:pPr>
-        <w:spacing w:after="120" w:before="0"/>
-      </w:pPr>
-      <w:r>
-        <w:rPr>
-          <w:color w:val="1A1D21"/>
-          <w:sz w:val="21"/>
-          <w:szCs w:val="21"/>
-        </w:rPr>
-        <w:t xml:space="preserve">As slot A.</w:t>
-      </w:r>
-    </w:p>
-    <w:p>
-      <w:pPr>
-        <w:spacing w:after="60" w:before="160"/>
-      </w:pPr>
-      <w:r>
-        <w:rPr>
-          <w:b/>
-          <w:bCs/>
-          <w:color w:val="5C6670"/>
-          <w:spacing w:val="20"/>
-          <w:sz w:val="17"/>
-          <w:szCs w:val="17"/>
-        </w:rPr>
-        <w:t xml:space="preserve">AUTO-FAIL CONDITIONS</w:t>
-      </w:r>
-    </w:p>
-    <w:p>
-      <w:pPr>
-        <w:pStyle w:val="ListParagraph"/>
-        <w:numPr>
-          <w:ilvl w:val="0"/>
-          <w:numId w:val="4"/>
-        </w:numPr>
-        <w:spacing w:after="70"/>
-      </w:pPr>
-      <w:r>
-        <w:rPr>
-          <w:color w:val="9D3A2E"/>
-          <w:sz w:val="21"/>
-          <w:szCs w:val="21"/>
-        </w:rPr>
-        <w:t xml:space="preserve">As slot A.</w:t>
-      </w:r>
-    </w:p>
-    <w:p>
-      <w:pPr>
-        <w:spacing w:after="60" w:before="160"/>
-      </w:pPr>
-      <w:r>
-        <w:rPr>
-          <w:b/>
-          <w:bCs/>
-          <w:color w:val="5C6670"/>
-          <w:spacing w:val="20"/>
-          <w:sz w:val="17"/>
-          <w:szCs w:val="17"/>
-        </w:rPr>
-        <w:t xml:space="preserve">OUTPUT CONTRACT</w:t>
-      </w:r>
-    </w:p>
-    <w:p>
-      <w:pPr>
-        <w:spacing w:after="120" w:before="0"/>
-      </w:pPr>
-      <w:r>
-        <w:rPr>
-          <w:color w:val="1A1D21"/>
-          <w:sz w:val="21"/>
-          <w:szCs w:val="21"/>
-        </w:rPr>
-        <w:t xml:space="preserve">Conversation only.</w:t>
-      </w:r>
-    </w:p>
-    <w:p>
-      <w:pPr>
-        <w:spacing w:after="60" w:before="160"/>
-      </w:pPr>
-      <w:r>
-        <w:rPr>
-          <w:b/>
-          <w:bCs/>
-          <w:color w:val="5C6670"/>
-          <w:spacing w:val="20"/>
-          <w:sz w:val="17"/>
-          <w:szCs w:val="17"/>
-        </w:rPr>
-        <w:t xml:space="preserve">GUARDS HOLDING IT</w:t>
-      </w:r>
-    </w:p>
-    <w:p>
-      <w:pPr>
-        <w:pStyle w:val="ListParagraph"/>
-        <w:numPr>
-          <w:ilvl w:val="0"/>
-          <w:numId w:val="3"/>
-        </w:numPr>
-        <w:spacing w:after="70"/>
-      </w:pPr>
-      <w:r>
-        <w:rPr>
-          <w:color w:val="1A1D21"/>
-          <w:sz w:val="21"/>
-          <w:szCs w:val="21"/>
-        </w:rPr>
-        <w:t xml:space="preserve">As slot A.</w:t>
-      </w:r>
-    </w:p>
-    <w:p>
-      <w:pPr>
-        <w:pStyle w:val="ListParagraph"/>
-        <w:numPr>
-          <w:ilvl w:val="0"/>
-          <w:numId w:val="3"/>
-        </w:numPr>
-        <w:spacing w:after="70"/>
-      </w:pPr>
-      <w:r>
-        <w:rPr>
-          <w:color w:val="1A1D21"/>
-          <w:sz w:val="21"/>
-          <w:szCs w:val="21"/>
-        </w:rPr>
-        <w:t xml:space="preserve">DECIDE — what makes this different from slot A. If nothing does, run one slot.</w:t>
       </w:r>
     </w:p>
     <w:p>
